--- a/extras/CdmOnboarding_Synthea20k_v4.0.0.docx
+++ b/extras/CdmOnboarding_Synthea20k_v4.0.0.docx
@@ -188,7 +188,7 @@
               <w:jc w:val="left"/>
             </w:pPr>
             <w:r>
-              <w:t>2026-01-07 14:03</w:t>
+              <w:t>2026-01-09 14:37</w:t>
             </w:r>
           </w:p>
         </w:tc>
@@ -212,7 +212,7 @@
               <w:jc w:val="left"/>
             </w:pPr>
             <w:r>
-              <w:t>2m 27.2s</w:t>
+              <w:t>2m 7.8s</w:t>
             </w:r>
           </w:p>
         </w:tc>
@@ -1857,7 +1857,7 @@
         <w:pStyle w:val="FootnotetextAgency"/>
       </w:pPr>
       <w:r>
-        <w:t xml:space="preserve">Query executed in 0.67 seconds</w:t>
+        <w:t xml:space="preserve">Query executed in 0.63 seconds</w:t>
       </w:r>
     </w:p>
     <w:p>
@@ -4005,7 +4005,7 @@
         <w:pStyle w:val="FootnotetextAgency"/>
       </w:pPr>
       <w:r>
-        <w:t xml:space="preserve">Query executed in 3.56 seconds</w:t>
+        <w:t xml:space="preserve">Query executed in 2.68 seconds</w:t>
       </w:r>
     </w:p>
     <w:p>
@@ -4955,7 +4955,7 @@
         <w:pStyle w:val="FootnotetextAgency"/>
       </w:pPr>
       <w:r>
-        <w:t xml:space="preserve">Queries executed in 3.04 seconds and 2.97 seconds</w:t>
+        <w:t xml:space="preserve">Queries executed in 2.76 seconds and 2.74 seconds</w:t>
       </w:r>
     </w:p>
     <w:p>
@@ -5395,7 +5395,7 @@
         <w:pStyle w:val="FootnotetextAgency"/>
       </w:pPr>
       <w:r>
-        <w:t xml:space="preserve">Query executed in 0.04 seconds</w:t>
+        <w:t xml:space="preserve">Query executed in 0.03 seconds</w:t>
       </w:r>
     </w:p>
     <w:p>
@@ -5419,7 +5419,7 @@
         <w:pStyle w:val="FootnotetextAgency"/>
       </w:pPr>
       <w:r>
-        <w:t xml:space="preserve">Pre-processing query executed in 16.79 seconds</w:t>
+        <w:t xml:space="preserve">Pre-processing query executed in 13.37 seconds</w:t>
       </w:r>
     </w:p>
     <w:p>
@@ -6877,7 +6877,7 @@
         <w:pStyle w:val="FootnotetextAgency"/>
       </w:pPr>
       <w:r>
-        <w:t xml:space="preserve">Query executed in 0.27 seconds</w:t>
+        <w:t xml:space="preserve">Query executed in 0.25 seconds</w:t>
       </w:r>
     </w:p>
     <w:p>
@@ -7483,7 +7483,7 @@
         <w:pStyle w:val="FootnotetextAgency"/>
       </w:pPr>
       <w:r>
-        <w:t xml:space="preserve">Query executed in 0.06 seconds</w:t>
+        <w:t xml:space="preserve">Query executed in 0.03 seconds</w:t>
       </w:r>
     </w:p>
     <w:p>
@@ -9875,7 +9875,7 @@
         <w:pStyle w:val="FootnotetextAgency"/>
       </w:pPr>
       <w:r>
-        <w:t xml:space="preserve">Query executed in 0.00 seconds</w:t>
+        <w:t xml:space="preserve">Query executed in 0.01 seconds</w:t>
       </w:r>
     </w:p>
     <w:p>
@@ -10711,7 +10711,7 @@
         <w:pStyle w:val="FootnotetextAgency"/>
       </w:pPr>
       <w:r>
-        <w:t xml:space="preserve">Query executed in 0.08 seconds</w:t>
+        <w:t xml:space="preserve">Query executed in 0.07 seconds</w:t>
       </w:r>
     </w:p>
     <w:p>
@@ -10727,7 +10727,7 @@
         <w:pStyle w:val="FootnotetextAgency"/>
       </w:pPr>
       <w:r>
-        <w:t xml:space="preserve">Query executed in 0.08 seconds</w:t>
+        <w:t xml:space="preserve">Query executed in 0.07 seconds</w:t>
       </w:r>
     </w:p>
     <w:p>
@@ -12075,7 +12075,7 @@
         <w:pStyle w:val="FootnotetextAgency"/>
       </w:pPr>
       <w:r>
-        <w:t xml:space="preserve">Query executed in 0.01 seconds</w:t>
+        <w:t xml:space="preserve">Query executed in 0.00 seconds</w:t>
       </w:r>
     </w:p>
     <w:p>
@@ -13871,7 +13871,7 @@
         <w:pStyle w:val="FootnotetextAgency"/>
       </w:pPr>
       <w:r>
-        <w:t xml:space="preserve">Query executed in 0.02 seconds</w:t>
+        <w:t xml:space="preserve">Query executed in 0.01 seconds</w:t>
       </w:r>
     </w:p>
     <w:p>
@@ -14199,7 +14199,7 @@
         <w:pStyle w:val="FootnotetextAgency"/>
       </w:pPr>
       <w:r>
-        <w:t xml:space="preserve">Query executed in 0.01 seconds</w:t>
+        <w:t xml:space="preserve">Query executed in 0.00 seconds</w:t>
       </w:r>
     </w:p>
     <w:p>
@@ -15741,7 +15741,7 @@
         <w:pStyle w:val="FootnotetextAgency"/>
       </w:pPr>
       <w:r>
-        <w:t xml:space="preserve">Query executed in 0.01 seconds</w:t>
+        <w:t xml:space="preserve">Query executed in 0.00 seconds</w:t>
       </w:r>
     </w:p>
     <w:p>
@@ -17251,7 +17251,7 @@
         <w:pStyle w:val="FootnotetextAgency"/>
       </w:pPr>
       <w:r>
-        <w:t xml:space="preserve">Query executed in 0.05 seconds</w:t>
+        <w:t xml:space="preserve">Query executed in 0.03 seconds</w:t>
       </w:r>
     </w:p>
     <w:p>
@@ -21781,7 +21781,7 @@
         <w:pStyle w:val="FootnotetextAgency"/>
       </w:pPr>
       <w:r>
-        <w:t xml:space="preserve">Query executed in 0.03 seconds</w:t>
+        <w:t xml:space="preserve">Query executed in 0.02 seconds</w:t>
       </w:r>
     </w:p>
     <w:p>
@@ -24738,18 +24738,18 @@
               <w:jc w:val="left"/>
             </w:pPr>
             <w:r>
-              <w:t>68,270</w:t>
-            </w:r>
-          </w:p>
-        </w:tc>
-        <w:tc>
-          <w:p>
-            <w:pPr>
-              <w:pStyle w:stlname="Normal" w:val="Normal"/>
-              <w:jc w:val="left"/>
-            </w:pPr>
-            <w:r>
-              <w:t>21,110</w:t>
+              <w:t>68266</w:t>
+            </w:r>
+          </w:p>
+        </w:tc>
+        <w:tc>
+          <w:p>
+            <w:pPr>
+              <w:pStyle w:stlname="Normal" w:val="Normal"/>
+              <w:jc w:val="left"/>
+            </w:pPr>
+            <w:r>
+              <w:t>21108</w:t>
             </w:r>
           </w:p>
         </w:tc>
@@ -24872,18 +24872,18 @@
               <w:jc w:val="left"/>
             </w:pPr>
             <w:r>
-              <w:t>67,310</w:t>
-            </w:r>
-          </w:p>
-        </w:tc>
-        <w:tc>
-          <w:p>
-            <w:pPr>
-              <w:pStyle w:stlname="Normal" w:val="Normal"/>
-              <w:jc w:val="left"/>
-            </w:pPr>
-            <w:r>
-              <w:t> 1,980</w:t>
+              <w:t>67308</w:t>
+            </w:r>
+          </w:p>
+        </w:tc>
+        <w:tc>
+          <w:p>
+            <w:pPr>
+              <w:pStyle w:stlname="Normal" w:val="Normal"/>
+              <w:jc w:val="left"/>
+            </w:pPr>
+            <w:r>
+              <w:t>1985</w:t>
             </w:r>
           </w:p>
         </w:tc>
@@ -24993,7 +24993,7 @@
         <w:pStyle w:val="FootnotetextAgency"/>
       </w:pPr>
       <w:r>
-        <w:t xml:space="preserve">Query executed in 80.56 seconds</w:t>
+        <w:t xml:space="preserve">Query executed in 64.73 seconds</w:t>
       </w:r>
     </w:p>
     <w:p>
@@ -27116,7 +27116,7 @@
         <w:pStyle w:val="Normal"/>
       </w:pPr>
       <w:r>
-        <w:t xml:space="preserve">The number of 'Maps To' relations is equal to 1,117,767 and queried in 2.40 seconds (2.14865e-06 s/#).</w:t>
+        <w:t xml:space="preserve">The number of 'Maps To' relations is equal to 1,117,767 and queried in 2.20 seconds (1.96912e-06 s/#).</w:t>
       </w:r>
     </w:p>
     <w:p>
@@ -27157,7 +27157,7 @@
               <w:jc w:val="left"/>
             </w:pPr>
             <w:r>
-              <w:t>Time taken</w:t>
+              <w:t>Duration</w:t>
             </w:r>
           </w:p>
         </w:tc>
@@ -27181,7 +27181,7 @@
               <w:jc w:val="left"/>
             </w:pPr>
             <w:r>
-              <w:t>5.7s</w:t>
+              <w:t>5.3s</w:t>
             </w:r>
           </w:p>
         </w:tc>
@@ -27205,7 +27205,7 @@
               <w:jc w:val="left"/>
             </w:pPr>
             <w:r>
-              <w:t>1.3s</w:t>
+              <w:t>1.2s</w:t>
             </w:r>
           </w:p>
         </w:tc>
@@ -27229,7 +27229,7 @@
               <w:jc w:val="left"/>
             </w:pPr>
             <w:r>
-              <w:t>967ms</w:t>
+              <w:t>824ms</w:t>
             </w:r>
           </w:p>
         </w:tc>
@@ -27253,7 +27253,7 @@
               <w:jc w:val="left"/>
             </w:pPr>
             <w:r>
-              <w:t>2.6s</w:t>
+              <w:t>5.6s</w:t>
             </w:r>
           </w:p>
         </w:tc>
@@ -27277,7 +27277,7 @@
               <w:jc w:val="left"/>
             </w:pPr>
             <w:r>
-              <w:t>105ms</w:t>
+              <w:t>95ms</w:t>
             </w:r>
           </w:p>
         </w:tc>
@@ -27301,7 +27301,7 @@
               <w:jc w:val="left"/>
             </w:pPr>
             <w:r>
-              <w:t>86ms</w:t>
+              <w:t>84ms</w:t>
             </w:r>
           </w:p>
         </w:tc>
@@ -27312,7 +27312,7 @@
         <w:pStyle w:val="FootnotetextAgency"/>
       </w:pPr>
       <w:r>
-        <w:t xml:space="preserve">Query executed in 10.86 seconds</w:t>
+        <w:t xml:space="preserve">Query executed in 13.07 seconds</w:t>
       </w:r>
     </w:p>
     <w:p>
@@ -27364,7 +27364,7 @@
               <w:jc w:val="left"/>
             </w:pPr>
             <w:r>
-              <w:t>Duration (s)</w:t>
+              <w:t>Duration</w:t>
             </w:r>
           </w:p>
         </w:tc>
@@ -27399,7 +27399,7 @@
               <w:jc w:val="left"/>
             </w:pPr>
             <w:r>
-              <w:t>1.2s</w:t>
+              <w:t>1.6s</w:t>
             </w:r>
           </w:p>
         </w:tc>
@@ -27434,7 +27434,7 @@
               <w:jc w:val="left"/>
             </w:pPr>
             <w:r>
-              <w:t>2.2s</w:t>
+              <w:t>2.4s</w:t>
             </w:r>
           </w:p>
         </w:tc>
@@ -27504,7 +27504,7 @@
               <w:jc w:val="left"/>
             </w:pPr>
             <w:r>
-              <w:t>2.5s</w:t>
+              <w:t>2.3s</w:t>
             </w:r>
           </w:p>
         </w:tc>
@@ -27539,7 +27539,7 @@
               <w:jc w:val="left"/>
             </w:pPr>
             <w:r>
-              <w:t>705ms</w:t>
+              <w:t>647ms</w:t>
             </w:r>
           </w:p>
         </w:tc>
@@ -27574,7 +27574,7 @@
               <w:jc w:val="left"/>
             </w:pPr>
             <w:r>
-              <w:t>672ms</w:t>
+              <w:t>631ms</w:t>
             </w:r>
           </w:p>
         </w:tc>
@@ -27609,7 +27609,7 @@
               <w:jc w:val="left"/>
             </w:pPr>
             <w:r>
-              <w:t>5s</w:t>
+              <w:t>4.2s</w:t>
             </w:r>
           </w:p>
         </w:tc>
@@ -27644,7 +27644,7 @@
               <w:jc w:val="left"/>
             </w:pPr>
             <w:r>
-              <w:t>1.5s</w:t>
+              <w:t>1.7s</w:t>
             </w:r>
           </w:p>
         </w:tc>
@@ -27679,7 +27679,7 @@
               <w:jc w:val="left"/>
             </w:pPr>
             <w:r>
-              <w:t>1.2s</w:t>
+              <w:t>1s</w:t>
             </w:r>
           </w:p>
         </w:tc>
@@ -27714,7 +27714,7 @@
               <w:jc w:val="left"/>
             </w:pPr>
             <w:r>
-              <w:t>850ms</w:t>
+              <w:t>735ms</w:t>
             </w:r>
           </w:p>
         </w:tc>
@@ -27788,17 +27788,6 @@
               <w:jc w:val="left"/>
             </w:pPr>
             <w:r>
-              <w:t>xpk - Missing</w:t>
-            </w:r>
-          </w:p>
-        </w:tc>
-        <w:tc>
-          <w:p>
-            <w:pPr>
-              <w:pStyle w:stlname="Normal" w:val="Normal"/>
-              <w:jc w:val="left"/>
-            </w:pPr>
-            <w:r>
               <w:t>idx - Applied</w:t>
             </w:r>
           </w:p>
@@ -27814,17 +27803,6 @@
             </w:r>
           </w:p>
         </w:tc>
-        <w:tc>
-          <w:p>
-            <w:pPr>
-              <w:pStyle w:stlname="Normal" w:val="Normal"/>
-              <w:jc w:val="left"/>
-            </w:pPr>
-            <w:r>
-              <w:t>idx - Missing</w:t>
-            </w:r>
-          </w:p>
-        </w:tc>
       </w:tr>
       <w:tr>
         <w:tc>
@@ -27867,6 +27845,41 @@
               <w:jc w:val="left"/>
             </w:pPr>
             <w:r>
+              <w:t>1</w:t>
+            </w:r>
+          </w:p>
+        </w:tc>
+        <w:tc>
+          <w:p>
+            <w:pPr>
+              <w:pStyle w:stlname="Normal" w:val="Normal"/>
+              <w:jc w:val="left"/>
+            </w:pPr>
+            <w:r>
+              <w:t>1</w:t>
+            </w:r>
+          </w:p>
+        </w:tc>
+      </w:tr>
+      <w:tr>
+        <w:tc>
+          <w:p>
+            <w:pPr>
+              <w:pStyle w:stlname="Normal" w:val="Normal"/>
+              <w:jc w:val="left"/>
+            </w:pPr>
+            <w:r>
+              <w:t>concept</w:t>
+            </w:r>
+          </w:p>
+        </w:tc>
+        <w:tc>
+          <w:p>
+            <w:pPr>
+              <w:pStyle w:stlname="Normal" w:val="Normal"/>
+              <w:jc w:val="left"/>
+            </w:pPr>
+            <w:r>
               <w:t>0</w:t>
             </w:r>
           </w:p>
@@ -27889,6 +27902,109 @@
               <w:jc w:val="left"/>
             </w:pPr>
             <w:r>
+              <w:t>0</w:t>
+            </w:r>
+          </w:p>
+        </w:tc>
+        <w:tc>
+          <w:p>
+            <w:pPr>
+              <w:pStyle w:stlname="Normal" w:val="Normal"/>
+              <w:jc w:val="left"/>
+            </w:pPr>
+            <w:r>
+              <w:t>5</w:t>
+            </w:r>
+          </w:p>
+        </w:tc>
+      </w:tr>
+      <w:tr>
+        <w:tc>
+          <w:p>
+            <w:pPr>
+              <w:pStyle w:stlname="Normal" w:val="Normal"/>
+              <w:jc w:val="left"/>
+            </w:pPr>
+            <w:r>
+              <w:t>concept_ancestor</w:t>
+            </w:r>
+          </w:p>
+        </w:tc>
+        <w:tc>
+          <w:p>
+            <w:pPr>
+              <w:pStyle w:stlname="Normal" w:val="Normal"/>
+              <w:jc w:val="left"/>
+            </w:pPr>
+            <w:r>
+              <w:t>0</w:t>
+            </w:r>
+          </w:p>
+        </w:tc>
+        <w:tc>
+          <w:p>
+            <w:pPr>
+              <w:pStyle w:stlname="Normal" w:val="Normal"/>
+              <w:jc w:val="left"/>
+            </w:pPr>
+            <w:r>
+              <w:t>0</w:t>
+            </w:r>
+          </w:p>
+        </w:tc>
+        <w:tc>
+          <w:p>
+            <w:pPr>
+              <w:pStyle w:stlname="Normal" w:val="Normal"/>
+              <w:jc w:val="left"/>
+            </w:pPr>
+            <w:r>
+              <w:t>0</w:t>
+            </w:r>
+          </w:p>
+        </w:tc>
+        <w:tc>
+          <w:p>
+            <w:pPr>
+              <w:pStyle w:stlname="Normal" w:val="Normal"/>
+              <w:jc w:val="left"/>
+            </w:pPr>
+            <w:r>
+              <w:t>2</w:t>
+            </w:r>
+          </w:p>
+        </w:tc>
+      </w:tr>
+      <w:tr>
+        <w:tc>
+          <w:p>
+            <w:pPr>
+              <w:pStyle w:stlname="Normal" w:val="Normal"/>
+              <w:jc w:val="left"/>
+            </w:pPr>
+            <w:r>
+              <w:t>concept_class</w:t>
+            </w:r>
+          </w:p>
+        </w:tc>
+        <w:tc>
+          <w:p>
+            <w:pPr>
+              <w:pStyle w:stlname="Normal" w:val="Normal"/>
+              <w:jc w:val="left"/>
+            </w:pPr>
+            <w:r>
+              <w:t>0</w:t>
+            </w:r>
+          </w:p>
+        </w:tc>
+        <w:tc>
+          <w:p>
+            <w:pPr>
+              <w:pStyle w:stlname="Normal" w:val="Normal"/>
+              <w:jc w:val="left"/>
+            </w:pPr>
+            <w:r>
               <w:t>1</w:t>
             </w:r>
           </w:p>
@@ -27904,16 +28020,27 @@
             </w:r>
           </w:p>
         </w:tc>
-      </w:tr>
-      <w:tr>
-        <w:tc>
-          <w:p>
-            <w:pPr>
-              <w:pStyle w:stlname="Normal" w:val="Normal"/>
-              <w:jc w:val="left"/>
-            </w:pPr>
-            <w:r>
-              <w:t>concept</w:t>
+        <w:tc>
+          <w:p>
+            <w:pPr>
+              <w:pStyle w:stlname="Normal" w:val="Normal"/>
+              <w:jc w:val="left"/>
+            </w:pPr>
+            <w:r>
+              <w:t>1</w:t>
+            </w:r>
+          </w:p>
+        </w:tc>
+      </w:tr>
+      <w:tr>
+        <w:tc>
+          <w:p>
+            <w:pPr>
+              <w:pStyle w:stlname="Normal" w:val="Normal"/>
+              <w:jc w:val="left"/>
+            </w:pPr>
+            <w:r>
+              <w:t>concept_relationship</w:t>
             </w:r>
           </w:p>
         </w:tc>
@@ -27935,10 +28062,102 @@
               <w:jc w:val="left"/>
             </w:pPr>
             <w:r>
+              <w:t>0</w:t>
+            </w:r>
+          </w:p>
+        </w:tc>
+        <w:tc>
+          <w:p>
+            <w:pPr>
+              <w:pStyle w:stlname="Normal" w:val="Normal"/>
+              <w:jc w:val="left"/>
+            </w:pPr>
+            <w:r>
+              <w:t>0</w:t>
+            </w:r>
+          </w:p>
+        </w:tc>
+        <w:tc>
+          <w:p>
+            <w:pPr>
+              <w:pStyle w:stlname="Normal" w:val="Normal"/>
+              <w:jc w:val="left"/>
+            </w:pPr>
+            <w:r>
+              <w:t>3</w:t>
+            </w:r>
+          </w:p>
+        </w:tc>
+      </w:tr>
+      <w:tr>
+        <w:tc>
+          <w:p>
+            <w:pPr>
+              <w:pStyle w:stlname="Normal" w:val="Normal"/>
+              <w:jc w:val="left"/>
+            </w:pPr>
+            <w:r>
+              <w:t>concept_synonym</w:t>
+            </w:r>
+          </w:p>
+        </w:tc>
+        <w:tc>
+          <w:p>
+            <w:pPr>
+              <w:pStyle w:stlname="Normal" w:val="Normal"/>
+              <w:jc w:val="left"/>
+            </w:pPr>
+            <w:r>
+              <w:t>0</w:t>
+            </w:r>
+          </w:p>
+        </w:tc>
+        <w:tc>
+          <w:p>
+            <w:pPr>
+              <w:pStyle w:stlname="Normal" w:val="Normal"/>
+              <w:jc w:val="left"/>
+            </w:pPr>
+            <w:r>
+              <w:t>0</w:t>
+            </w:r>
+          </w:p>
+        </w:tc>
+        <w:tc>
+          <w:p>
+            <w:pPr>
+              <w:pStyle w:stlname="Normal" w:val="Normal"/>
+              <w:jc w:val="left"/>
+            </w:pPr>
+            <w:r>
+              <w:t>0</w:t>
+            </w:r>
+          </w:p>
+        </w:tc>
+        <w:tc>
+          <w:p>
+            <w:pPr>
+              <w:pStyle w:stlname="Normal" w:val="Normal"/>
+              <w:jc w:val="left"/>
+            </w:pPr>
+            <w:r>
               <w:t>1</w:t>
             </w:r>
           </w:p>
         </w:tc>
+      </w:tr>
+      <w:tr>
+        <w:tc>
+          <w:p>
+            <w:pPr>
+              <w:pStyle w:stlname="Normal" w:val="Normal"/>
+              <w:jc w:val="left"/>
+            </w:pPr>
+            <w:r>
+              <w:t>condition_era</w:t>
+            </w:r>
+          </w:p>
+        </w:tc>
         <w:tc>
           <w:p>
             <w:pPr>
@@ -27957,10 +28176,990 @@
               <w:jc w:val="left"/>
             </w:pPr>
             <w:r>
+              <w:t>1</w:t>
+            </w:r>
+          </w:p>
+        </w:tc>
+        <w:tc>
+          <w:p>
+            <w:pPr>
+              <w:pStyle w:stlname="Normal" w:val="Normal"/>
+              <w:jc w:val="left"/>
+            </w:pPr>
+            <w:r>
+              <w:t>2</w:t>
+            </w:r>
+          </w:p>
+        </w:tc>
+        <w:tc>
+          <w:p>
+            <w:pPr>
+              <w:pStyle w:stlname="Normal" w:val="Normal"/>
+              <w:jc w:val="left"/>
+            </w:pPr>
+            <w:r>
+              <w:t>2</w:t>
+            </w:r>
+          </w:p>
+        </w:tc>
+      </w:tr>
+      <w:tr>
+        <w:tc>
+          <w:p>
+            <w:pPr>
+              <w:pStyle w:stlname="Normal" w:val="Normal"/>
+              <w:jc w:val="left"/>
+            </w:pPr>
+            <w:r>
+              <w:t>condition_occurrence</w:t>
+            </w:r>
+          </w:p>
+        </w:tc>
+        <w:tc>
+          <w:p>
+            <w:pPr>
+              <w:pStyle w:stlname="Normal" w:val="Normal"/>
+              <w:jc w:val="left"/>
+            </w:pPr>
+            <w:r>
+              <w:t>1</w:t>
+            </w:r>
+          </w:p>
+        </w:tc>
+        <w:tc>
+          <w:p>
+            <w:pPr>
+              <w:pStyle w:stlname="Normal" w:val="Normal"/>
+              <w:jc w:val="left"/>
+            </w:pPr>
+            <w:r>
+              <w:t>1</w:t>
+            </w:r>
+          </w:p>
+        </w:tc>
+        <w:tc>
+          <w:p>
+            <w:pPr>
+              <w:pStyle w:stlname="Normal" w:val="Normal"/>
+              <w:jc w:val="left"/>
+            </w:pPr>
+            <w:r>
+              <w:t>3</w:t>
+            </w:r>
+          </w:p>
+        </w:tc>
+        <w:tc>
+          <w:p>
+            <w:pPr>
+              <w:pStyle w:stlname="Normal" w:val="Normal"/>
+              <w:jc w:val="left"/>
+            </w:pPr>
+            <w:r>
+              <w:t>3</w:t>
+            </w:r>
+          </w:p>
+        </w:tc>
+      </w:tr>
+      <w:tr>
+        <w:tc>
+          <w:p>
+            <w:pPr>
+              <w:pStyle w:stlname="Normal" w:val="Normal"/>
+              <w:jc w:val="left"/>
+            </w:pPr>
+            <w:r>
+              <w:t>cost</w:t>
+            </w:r>
+          </w:p>
+        </w:tc>
+        <w:tc>
+          <w:p>
+            <w:pPr>
+              <w:pStyle w:stlname="Normal" w:val="Normal"/>
+              <w:jc w:val="left"/>
+            </w:pPr>
+            <w:r>
+              <w:t>1</w:t>
+            </w:r>
+          </w:p>
+        </w:tc>
+        <w:tc>
+          <w:p>
+            <w:pPr>
+              <w:pStyle w:stlname="Normal" w:val="Normal"/>
+              <w:jc w:val="left"/>
+            </w:pPr>
+            <w:r>
+              <w:t>1</w:t>
+            </w:r>
+          </w:p>
+        </w:tc>
+        <w:tc>
+          <w:p>
+            <w:pPr>
+              <w:pStyle w:stlname="Normal" w:val="Normal"/>
+              <w:jc w:val="left"/>
+            </w:pPr>
+            <w:r>
+              <w:t>1</w:t>
+            </w:r>
+          </w:p>
+        </w:tc>
+        <w:tc>
+          <w:p>
+            <w:pPr>
+              <w:pStyle w:stlname="Normal" w:val="Normal"/>
+              <w:jc w:val="left"/>
+            </w:pPr>
+            <w:r>
               <w:t>0</w:t>
             </w:r>
           </w:p>
         </w:tc>
+      </w:tr>
+      <w:tr>
+        <w:tc>
+          <w:p>
+            <w:pPr>
+              <w:pStyle w:stlname="Normal" w:val="Normal"/>
+              <w:jc w:val="left"/>
+            </w:pPr>
+            <w:r>
+              <w:t>cost_event</w:t>
+            </w:r>
+          </w:p>
+        </w:tc>
+        <w:tc>
+          <w:p>
+            <w:pPr>
+              <w:pStyle w:stlname="Normal" w:val="Normal"/>
+              <w:jc w:val="left"/>
+            </w:pPr>
+            <w:r>
+              <w:t>0</w:t>
+            </w:r>
+          </w:p>
+        </w:tc>
+        <w:tc>
+          <w:p>
+            <w:pPr>
+              <w:pStyle w:stlname="Normal" w:val="Normal"/>
+              <w:jc w:val="left"/>
+            </w:pPr>
+            <w:r>
+              <w:t>0</w:t>
+            </w:r>
+          </w:p>
+        </w:tc>
+        <w:tc>
+          <w:p>
+            <w:pPr>
+              <w:pStyle w:stlname="Normal" w:val="Normal"/>
+              <w:jc w:val="left"/>
+            </w:pPr>
+            <w:r>
+              <w:t>0</w:t>
+            </w:r>
+          </w:p>
+        </w:tc>
+        <w:tc>
+          <w:p>
+            <w:pPr>
+              <w:pStyle w:stlname="Normal" w:val="Normal"/>
+              <w:jc w:val="left"/>
+            </w:pPr>
+            <w:r>
+              <w:t>1</w:t>
+            </w:r>
+          </w:p>
+        </w:tc>
+      </w:tr>
+      <w:tr>
+        <w:tc>
+          <w:p>
+            <w:pPr>
+              <w:pStyle w:stlname="Normal" w:val="Normal"/>
+              <w:jc w:val="left"/>
+            </w:pPr>
+            <w:r>
+              <w:t>death</w:t>
+            </w:r>
+          </w:p>
+        </w:tc>
+        <w:tc>
+          <w:p>
+            <w:pPr>
+              <w:pStyle w:stlname="Normal" w:val="Normal"/>
+              <w:jc w:val="left"/>
+            </w:pPr>
+            <w:r>
+              <w:t>0</w:t>
+            </w:r>
+          </w:p>
+        </w:tc>
+        <w:tc>
+          <w:p>
+            <w:pPr>
+              <w:pStyle w:stlname="Normal" w:val="Normal"/>
+              <w:jc w:val="left"/>
+            </w:pPr>
+            <w:r>
+              <w:t>0</w:t>
+            </w:r>
+          </w:p>
+        </w:tc>
+        <w:tc>
+          <w:p>
+            <w:pPr>
+              <w:pStyle w:stlname="Normal" w:val="Normal"/>
+              <w:jc w:val="left"/>
+            </w:pPr>
+            <w:r>
+              <w:t>1</w:t>
+            </w:r>
+          </w:p>
+        </w:tc>
+        <w:tc>
+          <w:p>
+            <w:pPr>
+              <w:pStyle w:stlname="Normal" w:val="Normal"/>
+              <w:jc w:val="left"/>
+            </w:pPr>
+            <w:r>
+              <w:t>1</w:t>
+            </w:r>
+          </w:p>
+        </w:tc>
+      </w:tr>
+      <w:tr>
+        <w:tc>
+          <w:p>
+            <w:pPr>
+              <w:pStyle w:stlname="Normal" w:val="Normal"/>
+              <w:jc w:val="left"/>
+            </w:pPr>
+            <w:r>
+              <w:t>device_exposure</w:t>
+            </w:r>
+          </w:p>
+        </w:tc>
+        <w:tc>
+          <w:p>
+            <w:pPr>
+              <w:pStyle w:stlname="Normal" w:val="Normal"/>
+              <w:jc w:val="left"/>
+            </w:pPr>
+            <w:r>
+              <w:t>1</w:t>
+            </w:r>
+          </w:p>
+        </w:tc>
+        <w:tc>
+          <w:p>
+            <w:pPr>
+              <w:pStyle w:stlname="Normal" w:val="Normal"/>
+              <w:jc w:val="left"/>
+            </w:pPr>
+            <w:r>
+              <w:t>1</w:t>
+            </w:r>
+          </w:p>
+        </w:tc>
+        <w:tc>
+          <w:p>
+            <w:pPr>
+              <w:pStyle w:stlname="Normal" w:val="Normal"/>
+              <w:jc w:val="left"/>
+            </w:pPr>
+            <w:r>
+              <w:t>3</w:t>
+            </w:r>
+          </w:p>
+        </w:tc>
+        <w:tc>
+          <w:p>
+            <w:pPr>
+              <w:pStyle w:stlname="Normal" w:val="Normal"/>
+              <w:jc w:val="left"/>
+            </w:pPr>
+            <w:r>
+              <w:t>3</w:t>
+            </w:r>
+          </w:p>
+        </w:tc>
+      </w:tr>
+      <w:tr>
+        <w:tc>
+          <w:p>
+            <w:pPr>
+              <w:pStyle w:stlname="Normal" w:val="Normal"/>
+              <w:jc w:val="left"/>
+            </w:pPr>
+            <w:r>
+              <w:t>domain</w:t>
+            </w:r>
+          </w:p>
+        </w:tc>
+        <w:tc>
+          <w:p>
+            <w:pPr>
+              <w:pStyle w:stlname="Normal" w:val="Normal"/>
+              <w:jc w:val="left"/>
+            </w:pPr>
+            <w:r>
+              <w:t>0</w:t>
+            </w:r>
+          </w:p>
+        </w:tc>
+        <w:tc>
+          <w:p>
+            <w:pPr>
+              <w:pStyle w:stlname="Normal" w:val="Normal"/>
+              <w:jc w:val="left"/>
+            </w:pPr>
+            <w:r>
+              <w:t>1</w:t>
+            </w:r>
+          </w:p>
+        </w:tc>
+        <w:tc>
+          <w:p>
+            <w:pPr>
+              <w:pStyle w:stlname="Normal" w:val="Normal"/>
+              <w:jc w:val="left"/>
+            </w:pPr>
+            <w:r>
+              <w:t>0</w:t>
+            </w:r>
+          </w:p>
+        </w:tc>
+        <w:tc>
+          <w:p>
+            <w:pPr>
+              <w:pStyle w:stlname="Normal" w:val="Normal"/>
+              <w:jc w:val="left"/>
+            </w:pPr>
+            <w:r>
+              <w:t>1</w:t>
+            </w:r>
+          </w:p>
+        </w:tc>
+      </w:tr>
+      <w:tr>
+        <w:tc>
+          <w:p>
+            <w:pPr>
+              <w:pStyle w:stlname="Normal" w:val="Normal"/>
+              <w:jc w:val="left"/>
+            </w:pPr>
+            <w:r>
+              <w:t>dose_era</w:t>
+            </w:r>
+          </w:p>
+        </w:tc>
+        <w:tc>
+          <w:p>
+            <w:pPr>
+              <w:pStyle w:stlname="Normal" w:val="Normal"/>
+              <w:jc w:val="left"/>
+            </w:pPr>
+            <w:r>
+              <w:t>1</w:t>
+            </w:r>
+          </w:p>
+        </w:tc>
+        <w:tc>
+          <w:p>
+            <w:pPr>
+              <w:pStyle w:stlname="Normal" w:val="Normal"/>
+              <w:jc w:val="left"/>
+            </w:pPr>
+            <w:r>
+              <w:t>1</w:t>
+            </w:r>
+          </w:p>
+        </w:tc>
+        <w:tc>
+          <w:p>
+            <w:pPr>
+              <w:pStyle w:stlname="Normal" w:val="Normal"/>
+              <w:jc w:val="left"/>
+            </w:pPr>
+            <w:r>
+              <w:t>2</w:t>
+            </w:r>
+          </w:p>
+        </w:tc>
+        <w:tc>
+          <w:p>
+            <w:pPr>
+              <w:pStyle w:stlname="Normal" w:val="Normal"/>
+              <w:jc w:val="left"/>
+            </w:pPr>
+            <w:r>
+              <w:t>2</w:t>
+            </w:r>
+          </w:p>
+        </w:tc>
+      </w:tr>
+      <w:tr>
+        <w:tc>
+          <w:p>
+            <w:pPr>
+              <w:pStyle w:stlname="Normal" w:val="Normal"/>
+              <w:jc w:val="left"/>
+            </w:pPr>
+            <w:r>
+              <w:t>drug_era</w:t>
+            </w:r>
+          </w:p>
+        </w:tc>
+        <w:tc>
+          <w:p>
+            <w:pPr>
+              <w:pStyle w:stlname="Normal" w:val="Normal"/>
+              <w:jc w:val="left"/>
+            </w:pPr>
+            <w:r>
+              <w:t>1</w:t>
+            </w:r>
+          </w:p>
+        </w:tc>
+        <w:tc>
+          <w:p>
+            <w:pPr>
+              <w:pStyle w:stlname="Normal" w:val="Normal"/>
+              <w:jc w:val="left"/>
+            </w:pPr>
+            <w:r>
+              <w:t>1</w:t>
+            </w:r>
+          </w:p>
+        </w:tc>
+        <w:tc>
+          <w:p>
+            <w:pPr>
+              <w:pStyle w:stlname="Normal" w:val="Normal"/>
+              <w:jc w:val="left"/>
+            </w:pPr>
+            <w:r>
+              <w:t>2</w:t>
+            </w:r>
+          </w:p>
+        </w:tc>
+        <w:tc>
+          <w:p>
+            <w:pPr>
+              <w:pStyle w:stlname="Normal" w:val="Normal"/>
+              <w:jc w:val="left"/>
+            </w:pPr>
+            <w:r>
+              <w:t>2</w:t>
+            </w:r>
+          </w:p>
+        </w:tc>
+      </w:tr>
+      <w:tr>
+        <w:tc>
+          <w:p>
+            <w:pPr>
+              <w:pStyle w:stlname="Normal" w:val="Normal"/>
+              <w:jc w:val="left"/>
+            </w:pPr>
+            <w:r>
+              <w:t>drug_exposure</w:t>
+            </w:r>
+          </w:p>
+        </w:tc>
+        <w:tc>
+          <w:p>
+            <w:pPr>
+              <w:pStyle w:stlname="Normal" w:val="Normal"/>
+              <w:jc w:val="left"/>
+            </w:pPr>
+            <w:r>
+              <w:t>1</w:t>
+            </w:r>
+          </w:p>
+        </w:tc>
+        <w:tc>
+          <w:p>
+            <w:pPr>
+              <w:pStyle w:stlname="Normal" w:val="Normal"/>
+              <w:jc w:val="left"/>
+            </w:pPr>
+            <w:r>
+              <w:t>1</w:t>
+            </w:r>
+          </w:p>
+        </w:tc>
+        <w:tc>
+          <w:p>
+            <w:pPr>
+              <w:pStyle w:stlname="Normal" w:val="Normal"/>
+              <w:jc w:val="left"/>
+            </w:pPr>
+            <w:r>
+              <w:t>3</w:t>
+            </w:r>
+          </w:p>
+        </w:tc>
+        <w:tc>
+          <w:p>
+            <w:pPr>
+              <w:pStyle w:stlname="Normal" w:val="Normal"/>
+              <w:jc w:val="left"/>
+            </w:pPr>
+            <w:r>
+              <w:t>3</w:t>
+            </w:r>
+          </w:p>
+        </w:tc>
+      </w:tr>
+      <w:tr>
+        <w:tc>
+          <w:p>
+            <w:pPr>
+              <w:pStyle w:stlname="Normal" w:val="Normal"/>
+              <w:jc w:val="left"/>
+            </w:pPr>
+            <w:r>
+              <w:t>drug_strength</w:t>
+            </w:r>
+          </w:p>
+        </w:tc>
+        <w:tc>
+          <w:p>
+            <w:pPr>
+              <w:pStyle w:stlname="Normal" w:val="Normal"/>
+              <w:jc w:val="left"/>
+            </w:pPr>
+            <w:r>
+              <w:t>0</w:t>
+            </w:r>
+          </w:p>
+        </w:tc>
+        <w:tc>
+          <w:p>
+            <w:pPr>
+              <w:pStyle w:stlname="Normal" w:val="Normal"/>
+              <w:jc w:val="left"/>
+            </w:pPr>
+            <w:r>
+              <w:t>0</w:t>
+            </w:r>
+          </w:p>
+        </w:tc>
+        <w:tc>
+          <w:p>
+            <w:pPr>
+              <w:pStyle w:stlname="Normal" w:val="Normal"/>
+              <w:jc w:val="left"/>
+            </w:pPr>
+            <w:r>
+              <w:t>0</w:t>
+            </w:r>
+          </w:p>
+        </w:tc>
+        <w:tc>
+          <w:p>
+            <w:pPr>
+              <w:pStyle w:stlname="Normal" w:val="Normal"/>
+              <w:jc w:val="left"/>
+            </w:pPr>
+            <w:r>
+              <w:t>2</w:t>
+            </w:r>
+          </w:p>
+        </w:tc>
+      </w:tr>
+      <w:tr>
+        <w:tc>
+          <w:p>
+            <w:pPr>
+              <w:pStyle w:stlname="Normal" w:val="Normal"/>
+              <w:jc w:val="left"/>
+            </w:pPr>
+            <w:r>
+              <w:t>episode</w:t>
+            </w:r>
+          </w:p>
+        </w:tc>
+        <w:tc>
+          <w:p>
+            <w:pPr>
+              <w:pStyle w:stlname="Normal" w:val="Normal"/>
+              <w:jc w:val="left"/>
+            </w:pPr>
+            <w:r>
+              <w:t>0</w:t>
+            </w:r>
+          </w:p>
+        </w:tc>
+        <w:tc>
+          <w:p>
+            <w:pPr>
+              <w:pStyle w:stlname="Normal" w:val="Normal"/>
+              <w:jc w:val="left"/>
+            </w:pPr>
+            <w:r>
+              <w:t>1</w:t>
+            </w:r>
+          </w:p>
+        </w:tc>
+        <w:tc>
+          <w:p>
+            <w:pPr>
+              <w:pStyle w:stlname="Normal" w:val="Normal"/>
+              <w:jc w:val="left"/>
+            </w:pPr>
+            <w:r>
+              <w:t>0</w:t>
+            </w:r>
+          </w:p>
+        </w:tc>
+        <w:tc>
+          <w:p>
+            <w:pPr>
+              <w:pStyle w:stlname="Normal" w:val="Normal"/>
+              <w:jc w:val="left"/>
+            </w:pPr>
+            <w:r>
+              <w:t>2</w:t>
+            </w:r>
+          </w:p>
+        </w:tc>
+      </w:tr>
+      <w:tr>
+        <w:tc>
+          <w:p>
+            <w:pPr>
+              <w:pStyle w:stlname="Normal" w:val="Normal"/>
+              <w:jc w:val="left"/>
+            </w:pPr>
+            <w:r>
+              <w:t>episode_event</w:t>
+            </w:r>
+          </w:p>
+        </w:tc>
+        <w:tc>
+          <w:p>
+            <w:pPr>
+              <w:pStyle w:stlname="Normal" w:val="Normal"/>
+              <w:jc w:val="left"/>
+            </w:pPr>
+            <w:r>
+              <w:t>0</w:t>
+            </w:r>
+          </w:p>
+        </w:tc>
+        <w:tc>
+          <w:p>
+            <w:pPr>
+              <w:pStyle w:stlname="Normal" w:val="Normal"/>
+              <w:jc w:val="left"/>
+            </w:pPr>
+            <w:r>
+              <w:t>0</w:t>
+            </w:r>
+          </w:p>
+        </w:tc>
+        <w:tc>
+          <w:p>
+            <w:pPr>
+              <w:pStyle w:stlname="Normal" w:val="Normal"/>
+              <w:jc w:val="left"/>
+            </w:pPr>
+            <w:r>
+              <w:t>0</w:t>
+            </w:r>
+          </w:p>
+        </w:tc>
+        <w:tc>
+          <w:p>
+            <w:pPr>
+              <w:pStyle w:stlname="Normal" w:val="Normal"/>
+              <w:jc w:val="left"/>
+            </w:pPr>
+            <w:r>
+              <w:t>2</w:t>
+            </w:r>
+          </w:p>
+        </w:tc>
+      </w:tr>
+      <w:tr>
+        <w:tc>
+          <w:p>
+            <w:pPr>
+              <w:pStyle w:stlname="Normal" w:val="Normal"/>
+              <w:jc w:val="left"/>
+            </w:pPr>
+            <w:r>
+              <w:t>fact_relationship</w:t>
+            </w:r>
+          </w:p>
+        </w:tc>
+        <w:tc>
+          <w:p>
+            <w:pPr>
+              <w:pStyle w:stlname="Normal" w:val="Normal"/>
+              <w:jc w:val="left"/>
+            </w:pPr>
+            <w:r>
+              <w:t>0</w:t>
+            </w:r>
+          </w:p>
+        </w:tc>
+        <w:tc>
+          <w:p>
+            <w:pPr>
+              <w:pStyle w:stlname="Normal" w:val="Normal"/>
+              <w:jc w:val="left"/>
+            </w:pPr>
+            <w:r>
+              <w:t>0</w:t>
+            </w:r>
+          </w:p>
+        </w:tc>
+        <w:tc>
+          <w:p>
+            <w:pPr>
+              <w:pStyle w:stlname="Normal" w:val="Normal"/>
+              <w:jc w:val="left"/>
+            </w:pPr>
+            <w:r>
+              <w:t>3</w:t>
+            </w:r>
+          </w:p>
+        </w:tc>
+        <w:tc>
+          <w:p>
+            <w:pPr>
+              <w:pStyle w:stlname="Normal" w:val="Normal"/>
+              <w:jc w:val="left"/>
+            </w:pPr>
+            <w:r>
+              <w:t>3</w:t>
+            </w:r>
+          </w:p>
+        </w:tc>
+      </w:tr>
+      <w:tr>
+        <w:tc>
+          <w:p>
+            <w:pPr>
+              <w:pStyle w:stlname="Normal" w:val="Normal"/>
+              <w:jc w:val="left"/>
+            </w:pPr>
+            <w:r>
+              <w:t>location</w:t>
+            </w:r>
+          </w:p>
+        </w:tc>
+        <w:tc>
+          <w:p>
+            <w:pPr>
+              <w:pStyle w:stlname="Normal" w:val="Normal"/>
+              <w:jc w:val="left"/>
+            </w:pPr>
+            <w:r>
+              <w:t>1</w:t>
+            </w:r>
+          </w:p>
+        </w:tc>
+        <w:tc>
+          <w:p>
+            <w:pPr>
+              <w:pStyle w:stlname="Normal" w:val="Normal"/>
+              <w:jc w:val="left"/>
+            </w:pPr>
+            <w:r>
+              <w:t>1</w:t>
+            </w:r>
+          </w:p>
+        </w:tc>
+        <w:tc>
+          <w:p>
+            <w:pPr>
+              <w:pStyle w:stlname="Normal" w:val="Normal"/>
+              <w:jc w:val="left"/>
+            </w:pPr>
+            <w:r>
+              <w:t>1</w:t>
+            </w:r>
+          </w:p>
+        </w:tc>
+        <w:tc>
+          <w:p>
+            <w:pPr>
+              <w:pStyle w:stlname="Normal" w:val="Normal"/>
+              <w:jc w:val="left"/>
+            </w:pPr>
+            <w:r>
+              <w:t>1</w:t>
+            </w:r>
+          </w:p>
+        </w:tc>
+      </w:tr>
+      <w:tr>
+        <w:tc>
+          <w:p>
+            <w:pPr>
+              <w:pStyle w:stlname="Normal" w:val="Normal"/>
+              <w:jc w:val="left"/>
+            </w:pPr>
+            <w:r>
+              <w:t>measurement</w:t>
+            </w:r>
+          </w:p>
+        </w:tc>
+        <w:tc>
+          <w:p>
+            <w:pPr>
+              <w:pStyle w:stlname="Normal" w:val="Normal"/>
+              <w:jc w:val="left"/>
+            </w:pPr>
+            <w:r>
+              <w:t>1</w:t>
+            </w:r>
+          </w:p>
+        </w:tc>
+        <w:tc>
+          <w:p>
+            <w:pPr>
+              <w:pStyle w:stlname="Normal" w:val="Normal"/>
+              <w:jc w:val="left"/>
+            </w:pPr>
+            <w:r>
+              <w:t>1</w:t>
+            </w:r>
+          </w:p>
+        </w:tc>
+        <w:tc>
+          <w:p>
+            <w:pPr>
+              <w:pStyle w:stlname="Normal" w:val="Normal"/>
+              <w:jc w:val="left"/>
+            </w:pPr>
+            <w:r>
+              <w:t>3</w:t>
+            </w:r>
+          </w:p>
+        </w:tc>
+        <w:tc>
+          <w:p>
+            <w:pPr>
+              <w:pStyle w:stlname="Normal" w:val="Normal"/>
+              <w:jc w:val="left"/>
+            </w:pPr>
+            <w:r>
+              <w:t>3</w:t>
+            </w:r>
+          </w:p>
+        </w:tc>
+      </w:tr>
+      <w:tr>
+        <w:tc>
+          <w:p>
+            <w:pPr>
+              <w:pStyle w:stlname="Normal" w:val="Normal"/>
+              <w:jc w:val="left"/>
+            </w:pPr>
+            <w:r>
+              <w:t>metadata</w:t>
+            </w:r>
+          </w:p>
+        </w:tc>
+        <w:tc>
+          <w:p>
+            <w:pPr>
+              <w:pStyle w:stlname="Normal" w:val="Normal"/>
+              <w:jc w:val="left"/>
+            </w:pPr>
+            <w:r>
+              <w:t>1</w:t>
+            </w:r>
+          </w:p>
+        </w:tc>
+        <w:tc>
+          <w:p>
+            <w:pPr>
+              <w:pStyle w:stlname="Normal" w:val="Normal"/>
+              <w:jc w:val="left"/>
+            </w:pPr>
+            <w:r>
+              <w:t>1</w:t>
+            </w:r>
+          </w:p>
+        </w:tc>
+        <w:tc>
+          <w:p>
+            <w:pPr>
+              <w:pStyle w:stlname="Normal" w:val="Normal"/>
+              <w:jc w:val="left"/>
+            </w:pPr>
+            <w:r>
+              <w:t>1</w:t>
+            </w:r>
+          </w:p>
+        </w:tc>
+        <w:tc>
+          <w:p>
+            <w:pPr>
+              <w:pStyle w:stlname="Normal" w:val="Normal"/>
+              <w:jc w:val="left"/>
+            </w:pPr>
+            <w:r>
+              <w:t>1</w:t>
+            </w:r>
+          </w:p>
+        </w:tc>
+      </w:tr>
+      <w:tr>
+        <w:tc>
+          <w:p>
+            <w:pPr>
+              <w:pStyle w:stlname="Normal" w:val="Normal"/>
+              <w:jc w:val="left"/>
+            </w:pPr>
+            <w:r>
+              <w:t>note</w:t>
+            </w:r>
+          </w:p>
+        </w:tc>
+        <w:tc>
+          <w:p>
+            <w:pPr>
+              <w:pStyle w:stlname="Normal" w:val="Normal"/>
+              <w:jc w:val="left"/>
+            </w:pPr>
+            <w:r>
+              <w:t>1</w:t>
+            </w:r>
+          </w:p>
+        </w:tc>
+        <w:tc>
+          <w:p>
+            <w:pPr>
+              <w:pStyle w:stlname="Normal" w:val="Normal"/>
+              <w:jc w:val="left"/>
+            </w:pPr>
+            <w:r>
+              <w:t>1</w:t>
+            </w:r>
+          </w:p>
+        </w:tc>
+        <w:tc>
+          <w:p>
+            <w:pPr>
+              <w:pStyle w:stlname="Normal" w:val="Normal"/>
+              <w:jc w:val="left"/>
+            </w:pPr>
+            <w:r>
+              <w:t>3</w:t>
+            </w:r>
+          </w:p>
+        </w:tc>
         <w:tc>
           <w:p>
             <w:pPr>
@@ -27972,27 +29171,49 @@
             </w:r>
           </w:p>
         </w:tc>
-        <w:tc>
-          <w:p>
-            <w:pPr>
-              <w:pStyle w:stlname="Normal" w:val="Normal"/>
-              <w:jc w:val="left"/>
-            </w:pPr>
-            <w:r>
-              <w:t>5</w:t>
-            </w:r>
-          </w:p>
-        </w:tc>
-      </w:tr>
-      <w:tr>
-        <w:tc>
-          <w:p>
-            <w:pPr>
-              <w:pStyle w:stlname="Normal" w:val="Normal"/>
-              <w:jc w:val="left"/>
-            </w:pPr>
-            <w:r>
-              <w:t>concept_ancestor</w:t>
+      </w:tr>
+      <w:tr>
+        <w:tc>
+          <w:p>
+            <w:pPr>
+              <w:pStyle w:stlname="Normal" w:val="Normal"/>
+              <w:jc w:val="left"/>
+            </w:pPr>
+            <w:r>
+              <w:t>note_nlp</w:t>
+            </w:r>
+          </w:p>
+        </w:tc>
+        <w:tc>
+          <w:p>
+            <w:pPr>
+              <w:pStyle w:stlname="Normal" w:val="Normal"/>
+              <w:jc w:val="left"/>
+            </w:pPr>
+            <w:r>
+              <w:t>1</w:t>
+            </w:r>
+          </w:p>
+        </w:tc>
+        <w:tc>
+          <w:p>
+            <w:pPr>
+              <w:pStyle w:stlname="Normal" w:val="Normal"/>
+              <w:jc w:val="left"/>
+            </w:pPr>
+            <w:r>
+              <w:t>1</w:t>
+            </w:r>
+          </w:p>
+        </w:tc>
+        <w:tc>
+          <w:p>
+            <w:pPr>
+              <w:pStyle w:stlname="Normal" w:val="Normal"/>
+              <w:jc w:val="left"/>
+            </w:pPr>
+            <w:r>
+              <w:t>2</w:t>
             </w:r>
           </w:p>
         </w:tc>
@@ -28007,6 +29228,361 @@
             </w:r>
           </w:p>
         </w:tc>
+      </w:tr>
+      <w:tr>
+        <w:tc>
+          <w:p>
+            <w:pPr>
+              <w:pStyle w:stlname="Normal" w:val="Normal"/>
+              <w:jc w:val="left"/>
+            </w:pPr>
+            <w:r>
+              <w:t>observation</w:t>
+            </w:r>
+          </w:p>
+        </w:tc>
+        <w:tc>
+          <w:p>
+            <w:pPr>
+              <w:pStyle w:stlname="Normal" w:val="Normal"/>
+              <w:jc w:val="left"/>
+            </w:pPr>
+            <w:r>
+              <w:t>1</w:t>
+            </w:r>
+          </w:p>
+        </w:tc>
+        <w:tc>
+          <w:p>
+            <w:pPr>
+              <w:pStyle w:stlname="Normal" w:val="Normal"/>
+              <w:jc w:val="left"/>
+            </w:pPr>
+            <w:r>
+              <w:t>1</w:t>
+            </w:r>
+          </w:p>
+        </w:tc>
+        <w:tc>
+          <w:p>
+            <w:pPr>
+              <w:pStyle w:stlname="Normal" w:val="Normal"/>
+              <w:jc w:val="left"/>
+            </w:pPr>
+            <w:r>
+              <w:t>3</w:t>
+            </w:r>
+          </w:p>
+        </w:tc>
+        <w:tc>
+          <w:p>
+            <w:pPr>
+              <w:pStyle w:stlname="Normal" w:val="Normal"/>
+              <w:jc w:val="left"/>
+            </w:pPr>
+            <w:r>
+              <w:t>3</w:t>
+            </w:r>
+          </w:p>
+        </w:tc>
+      </w:tr>
+      <w:tr>
+        <w:tc>
+          <w:p>
+            <w:pPr>
+              <w:pStyle w:stlname="Normal" w:val="Normal"/>
+              <w:jc w:val="left"/>
+            </w:pPr>
+            <w:r>
+              <w:t>observation_period</w:t>
+            </w:r>
+          </w:p>
+        </w:tc>
+        <w:tc>
+          <w:p>
+            <w:pPr>
+              <w:pStyle w:stlname="Normal" w:val="Normal"/>
+              <w:jc w:val="left"/>
+            </w:pPr>
+            <w:r>
+              <w:t>1</w:t>
+            </w:r>
+          </w:p>
+        </w:tc>
+        <w:tc>
+          <w:p>
+            <w:pPr>
+              <w:pStyle w:stlname="Normal" w:val="Normal"/>
+              <w:jc w:val="left"/>
+            </w:pPr>
+            <w:r>
+              <w:t>1</w:t>
+            </w:r>
+          </w:p>
+        </w:tc>
+        <w:tc>
+          <w:p>
+            <w:pPr>
+              <w:pStyle w:stlname="Normal" w:val="Normal"/>
+              <w:jc w:val="left"/>
+            </w:pPr>
+            <w:r>
+              <w:t>1</w:t>
+            </w:r>
+          </w:p>
+        </w:tc>
+        <w:tc>
+          <w:p>
+            <w:pPr>
+              <w:pStyle w:stlname="Normal" w:val="Normal"/>
+              <w:jc w:val="left"/>
+            </w:pPr>
+            <w:r>
+              <w:t>1</w:t>
+            </w:r>
+          </w:p>
+        </w:tc>
+      </w:tr>
+      <w:tr>
+        <w:tc>
+          <w:p>
+            <w:pPr>
+              <w:pStyle w:stlname="Normal" w:val="Normal"/>
+              <w:jc w:val="left"/>
+            </w:pPr>
+            <w:r>
+              <w:t>payer_plan_period</w:t>
+            </w:r>
+          </w:p>
+        </w:tc>
+        <w:tc>
+          <w:p>
+            <w:pPr>
+              <w:pStyle w:stlname="Normal" w:val="Normal"/>
+              <w:jc w:val="left"/>
+            </w:pPr>
+            <w:r>
+              <w:t>1</w:t>
+            </w:r>
+          </w:p>
+        </w:tc>
+        <w:tc>
+          <w:p>
+            <w:pPr>
+              <w:pStyle w:stlname="Normal" w:val="Normal"/>
+              <w:jc w:val="left"/>
+            </w:pPr>
+            <w:r>
+              <w:t>1</w:t>
+            </w:r>
+          </w:p>
+        </w:tc>
+        <w:tc>
+          <w:p>
+            <w:pPr>
+              <w:pStyle w:stlname="Normal" w:val="Normal"/>
+              <w:jc w:val="left"/>
+            </w:pPr>
+            <w:r>
+              <w:t>1</w:t>
+            </w:r>
+          </w:p>
+        </w:tc>
+        <w:tc>
+          <w:p>
+            <w:pPr>
+              <w:pStyle w:stlname="Normal" w:val="Normal"/>
+              <w:jc w:val="left"/>
+            </w:pPr>
+            <w:r>
+              <w:t>1</w:t>
+            </w:r>
+          </w:p>
+        </w:tc>
+      </w:tr>
+      <w:tr>
+        <w:tc>
+          <w:p>
+            <w:pPr>
+              <w:pStyle w:stlname="Normal" w:val="Normal"/>
+              <w:jc w:val="left"/>
+            </w:pPr>
+            <w:r>
+              <w:t>person</w:t>
+            </w:r>
+          </w:p>
+        </w:tc>
+        <w:tc>
+          <w:p>
+            <w:pPr>
+              <w:pStyle w:stlname="Normal" w:val="Normal"/>
+              <w:jc w:val="left"/>
+            </w:pPr>
+            <w:r>
+              <w:t>1</w:t>
+            </w:r>
+          </w:p>
+        </w:tc>
+        <w:tc>
+          <w:p>
+            <w:pPr>
+              <w:pStyle w:stlname="Normal" w:val="Normal"/>
+              <w:jc w:val="left"/>
+            </w:pPr>
+            <w:r>
+              <w:t>1</w:t>
+            </w:r>
+          </w:p>
+        </w:tc>
+        <w:tc>
+          <w:p>
+            <w:pPr>
+              <w:pStyle w:stlname="Normal" w:val="Normal"/>
+              <w:jc w:val="left"/>
+            </w:pPr>
+            <w:r>
+              <w:t>2</w:t>
+            </w:r>
+          </w:p>
+        </w:tc>
+        <w:tc>
+          <w:p>
+            <w:pPr>
+              <w:pStyle w:stlname="Normal" w:val="Normal"/>
+              <w:jc w:val="left"/>
+            </w:pPr>
+            <w:r>
+              <w:t>2</w:t>
+            </w:r>
+          </w:p>
+        </w:tc>
+      </w:tr>
+      <w:tr>
+        <w:tc>
+          <w:p>
+            <w:pPr>
+              <w:pStyle w:stlname="Normal" w:val="Normal"/>
+              <w:jc w:val="left"/>
+            </w:pPr>
+            <w:r>
+              <w:t>procedure_occurrence</w:t>
+            </w:r>
+          </w:p>
+        </w:tc>
+        <w:tc>
+          <w:p>
+            <w:pPr>
+              <w:pStyle w:stlname="Normal" w:val="Normal"/>
+              <w:jc w:val="left"/>
+            </w:pPr>
+            <w:r>
+              <w:t>1</w:t>
+            </w:r>
+          </w:p>
+        </w:tc>
+        <w:tc>
+          <w:p>
+            <w:pPr>
+              <w:pStyle w:stlname="Normal" w:val="Normal"/>
+              <w:jc w:val="left"/>
+            </w:pPr>
+            <w:r>
+              <w:t>1</w:t>
+            </w:r>
+          </w:p>
+        </w:tc>
+        <w:tc>
+          <w:p>
+            <w:pPr>
+              <w:pStyle w:stlname="Normal" w:val="Normal"/>
+              <w:jc w:val="left"/>
+            </w:pPr>
+            <w:r>
+              <w:t>3</w:t>
+            </w:r>
+          </w:p>
+        </w:tc>
+        <w:tc>
+          <w:p>
+            <w:pPr>
+              <w:pStyle w:stlname="Normal" w:val="Normal"/>
+              <w:jc w:val="left"/>
+            </w:pPr>
+            <w:r>
+              <w:t>3</w:t>
+            </w:r>
+          </w:p>
+        </w:tc>
+      </w:tr>
+      <w:tr>
+        <w:tc>
+          <w:p>
+            <w:pPr>
+              <w:pStyle w:stlname="Normal" w:val="Normal"/>
+              <w:jc w:val="left"/>
+            </w:pPr>
+            <w:r>
+              <w:t>provider</w:t>
+            </w:r>
+          </w:p>
+        </w:tc>
+        <w:tc>
+          <w:p>
+            <w:pPr>
+              <w:pStyle w:stlname="Normal" w:val="Normal"/>
+              <w:jc w:val="left"/>
+            </w:pPr>
+            <w:r>
+              <w:t>1</w:t>
+            </w:r>
+          </w:p>
+        </w:tc>
+        <w:tc>
+          <w:p>
+            <w:pPr>
+              <w:pStyle w:stlname="Normal" w:val="Normal"/>
+              <w:jc w:val="left"/>
+            </w:pPr>
+            <w:r>
+              <w:t>1</w:t>
+            </w:r>
+          </w:p>
+        </w:tc>
+        <w:tc>
+          <w:p>
+            <w:pPr>
+              <w:pStyle w:stlname="Normal" w:val="Normal"/>
+              <w:jc w:val="left"/>
+            </w:pPr>
+            <w:r>
+              <w:t>1</w:t>
+            </w:r>
+          </w:p>
+        </w:tc>
+        <w:tc>
+          <w:p>
+            <w:pPr>
+              <w:pStyle w:stlname="Normal" w:val="Normal"/>
+              <w:jc w:val="left"/>
+            </w:pPr>
+            <w:r>
+              <w:t>1</w:t>
+            </w:r>
+          </w:p>
+        </w:tc>
+      </w:tr>
+      <w:tr>
+        <w:tc>
+          <w:p>
+            <w:pPr>
+              <w:pStyle w:stlname="Normal" w:val="Normal"/>
+              <w:jc w:val="left"/>
+            </w:pPr>
+            <w:r>
+              <w:t>relationship</w:t>
+            </w:r>
+          </w:p>
+        </w:tc>
         <w:tc>
           <w:p>
             <w:pPr>
@@ -28025,6 +29601,17 @@
               <w:jc w:val="left"/>
             </w:pPr>
             <w:r>
+              <w:t>1</w:t>
+            </w:r>
+          </w:p>
+        </w:tc>
+        <w:tc>
+          <w:p>
+            <w:pPr>
+              <w:pStyle w:stlname="Normal" w:val="Normal"/>
+              <w:jc w:val="left"/>
+            </w:pPr>
+            <w:r>
               <w:t>0</w:t>
             </w:r>
           </w:p>
@@ -28036,6 +29623,30 @@
               <w:jc w:val="left"/>
             </w:pPr>
             <w:r>
+              <w:t>1</w:t>
+            </w:r>
+          </w:p>
+        </w:tc>
+      </w:tr>
+      <w:tr>
+        <w:tc>
+          <w:p>
+            <w:pPr>
+              <w:pStyle w:stlname="Normal" w:val="Normal"/>
+              <w:jc w:val="left"/>
+            </w:pPr>
+            <w:r>
+              <w:t>source_to_concept_map</w:t>
+            </w:r>
+          </w:p>
+        </w:tc>
+        <w:tc>
+          <w:p>
+            <w:pPr>
+              <w:pStyle w:stlname="Normal" w:val="Normal"/>
+              <w:jc w:val="left"/>
+            </w:pPr>
+            <w:r>
               <w:t>0</w:t>
             </w:r>
           </w:p>
@@ -28047,6 +29658,74 @@
               <w:jc w:val="left"/>
             </w:pPr>
             <w:r>
+              <w:t>0</w:t>
+            </w:r>
+          </w:p>
+        </w:tc>
+        <w:tc>
+          <w:p>
+            <w:pPr>
+              <w:pStyle w:stlname="Normal" w:val="Normal"/>
+              <w:jc w:val="left"/>
+            </w:pPr>
+            <w:r>
+              <w:t>0</w:t>
+            </w:r>
+          </w:p>
+        </w:tc>
+        <w:tc>
+          <w:p>
+            <w:pPr>
+              <w:pStyle w:stlname="Normal" w:val="Normal"/>
+              <w:jc w:val="left"/>
+            </w:pPr>
+            <w:r>
+              <w:t>4</w:t>
+            </w:r>
+          </w:p>
+        </w:tc>
+      </w:tr>
+      <w:tr>
+        <w:tc>
+          <w:p>
+            <w:pPr>
+              <w:pStyle w:stlname="Normal" w:val="Normal"/>
+              <w:jc w:val="left"/>
+            </w:pPr>
+            <w:r>
+              <w:t>specimen</w:t>
+            </w:r>
+          </w:p>
+        </w:tc>
+        <w:tc>
+          <w:p>
+            <w:pPr>
+              <w:pStyle w:stlname="Normal" w:val="Normal"/>
+              <w:jc w:val="left"/>
+            </w:pPr>
+            <w:r>
+              <w:t>1</w:t>
+            </w:r>
+          </w:p>
+        </w:tc>
+        <w:tc>
+          <w:p>
+            <w:pPr>
+              <w:pStyle w:stlname="Normal" w:val="Normal"/>
+              <w:jc w:val="left"/>
+            </w:pPr>
+            <w:r>
+              <w:t>1</w:t>
+            </w:r>
+          </w:p>
+        </w:tc>
+        <w:tc>
+          <w:p>
+            <w:pPr>
+              <w:pStyle w:stlname="Normal" w:val="Normal"/>
+              <w:jc w:val="left"/>
+            </w:pPr>
+            <w:r>
               <w:t>2</w:t>
             </w:r>
           </w:p>
@@ -28071,7 +29750,121 @@
               <w:jc w:val="left"/>
             </w:pPr>
             <w:r>
-              <w:t>concept_class</w:t>
+              <w:t>visit_detail</w:t>
+            </w:r>
+          </w:p>
+        </w:tc>
+        <w:tc>
+          <w:p>
+            <w:pPr>
+              <w:pStyle w:stlname="Normal" w:val="Normal"/>
+              <w:jc w:val="left"/>
+            </w:pPr>
+            <w:r>
+              <w:t>1</w:t>
+            </w:r>
+          </w:p>
+        </w:tc>
+        <w:tc>
+          <w:p>
+            <w:pPr>
+              <w:pStyle w:stlname="Normal" w:val="Normal"/>
+              <w:jc w:val="left"/>
+            </w:pPr>
+            <w:r>
+              <w:t>1</w:t>
+            </w:r>
+          </w:p>
+        </w:tc>
+        <w:tc>
+          <w:p>
+            <w:pPr>
+              <w:pStyle w:stlname="Normal" w:val="Normal"/>
+              <w:jc w:val="left"/>
+            </w:pPr>
+            <w:r>
+              <w:t>3</w:t>
+            </w:r>
+          </w:p>
+        </w:tc>
+        <w:tc>
+          <w:p>
+            <w:pPr>
+              <w:pStyle w:stlname="Normal" w:val="Normal"/>
+              <w:jc w:val="left"/>
+            </w:pPr>
+            <w:r>
+              <w:t>3</w:t>
+            </w:r>
+          </w:p>
+        </w:tc>
+      </w:tr>
+      <w:tr>
+        <w:tc>
+          <w:p>
+            <w:pPr>
+              <w:pStyle w:stlname="Normal" w:val="Normal"/>
+              <w:jc w:val="left"/>
+            </w:pPr>
+            <w:r>
+              <w:t>visit_occurrence</w:t>
+            </w:r>
+          </w:p>
+        </w:tc>
+        <w:tc>
+          <w:p>
+            <w:pPr>
+              <w:pStyle w:stlname="Normal" w:val="Normal"/>
+              <w:jc w:val="left"/>
+            </w:pPr>
+            <w:r>
+              <w:t>1</w:t>
+            </w:r>
+          </w:p>
+        </w:tc>
+        <w:tc>
+          <w:p>
+            <w:pPr>
+              <w:pStyle w:stlname="Normal" w:val="Normal"/>
+              <w:jc w:val="left"/>
+            </w:pPr>
+            <w:r>
+              <w:t>1</w:t>
+            </w:r>
+          </w:p>
+        </w:tc>
+        <w:tc>
+          <w:p>
+            <w:pPr>
+              <w:pStyle w:stlname="Normal" w:val="Normal"/>
+              <w:jc w:val="left"/>
+            </w:pPr>
+            <w:r>
+              <w:t>2</w:t>
+            </w:r>
+          </w:p>
+        </w:tc>
+        <w:tc>
+          <w:p>
+            <w:pPr>
+              <w:pStyle w:stlname="Normal" w:val="Normal"/>
+              <w:jc w:val="left"/>
+            </w:pPr>
+            <w:r>
+              <w:t>2</w:t>
+            </w:r>
+          </w:p>
+        </w:tc>
+      </w:tr>
+      <w:tr>
+        <w:tc>
+          <w:p>
+            <w:pPr>
+              <w:pStyle w:stlname="Normal" w:val="Normal"/>
+              <w:jc w:val="left"/>
+            </w:pPr>
+            <w:r>
+              <w:t>vocabulary</w:t>
             </w:r>
           </w:p>
         </w:tc>
@@ -28104,2650 +29897,21 @@
               <w:jc w:val="left"/>
             </w:pPr>
             <w:r>
+              <w:t>0</w:t>
+            </w:r>
+          </w:p>
+        </w:tc>
+        <w:tc>
+          <w:p>
+            <w:pPr>
+              <w:pStyle w:stlname="Normal" w:val="Normal"/>
+              <w:jc w:val="left"/>
+            </w:pPr>
+            <w:r>
               <w:t>1</w:t>
             </w:r>
           </w:p>
         </w:tc>
-        <w:tc>
-          <w:p>
-            <w:pPr>
-              <w:pStyle w:stlname="Normal" w:val="Normal"/>
-              <w:jc w:val="left"/>
-            </w:pPr>
-            <w:r>
-              <w:t>0</w:t>
-            </w:r>
-          </w:p>
-        </w:tc>
-        <w:tc>
-          <w:p>
-            <w:pPr>
-              <w:pStyle w:stlname="Normal" w:val="Normal"/>
-              <w:jc w:val="left"/>
-            </w:pPr>
-            <w:r>
-              <w:t>1</w:t>
-            </w:r>
-          </w:p>
-        </w:tc>
-        <w:tc>
-          <w:p>
-            <w:pPr>
-              <w:pStyle w:stlname="Normal" w:val="Normal"/>
-              <w:jc w:val="left"/>
-            </w:pPr>
-            <w:r>
-              <w:t>1</w:t>
-            </w:r>
-          </w:p>
-        </w:tc>
-      </w:tr>
-      <w:tr>
-        <w:tc>
-          <w:p>
-            <w:pPr>
-              <w:pStyle w:stlname="Normal" w:val="Normal"/>
-              <w:jc w:val="left"/>
-            </w:pPr>
-            <w:r>
-              <w:t>concept_relationship</w:t>
-            </w:r>
-          </w:p>
-        </w:tc>
-        <w:tc>
-          <w:p>
-            <w:pPr>
-              <w:pStyle w:stlname="Normal" w:val="Normal"/>
-              <w:jc w:val="left"/>
-            </w:pPr>
-            <w:r>
-              <w:t>0</w:t>
-            </w:r>
-          </w:p>
-        </w:tc>
-        <w:tc>
-          <w:p>
-            <w:pPr>
-              <w:pStyle w:stlname="Normal" w:val="Normal"/>
-              <w:jc w:val="left"/>
-            </w:pPr>
-            <w:r>
-              <w:t>0</w:t>
-            </w:r>
-          </w:p>
-        </w:tc>
-        <w:tc>
-          <w:p>
-            <w:pPr>
-              <w:pStyle w:stlname="Normal" w:val="Normal"/>
-              <w:jc w:val="left"/>
-            </w:pPr>
-            <w:r>
-              <w:t>0</w:t>
-            </w:r>
-          </w:p>
-        </w:tc>
-        <w:tc>
-          <w:p>
-            <w:pPr>
-              <w:pStyle w:stlname="Normal" w:val="Normal"/>
-              <w:jc w:val="left"/>
-            </w:pPr>
-            <w:r>
-              <w:t>0</w:t>
-            </w:r>
-          </w:p>
-        </w:tc>
-        <w:tc>
-          <w:p>
-            <w:pPr>
-              <w:pStyle w:stlname="Normal" w:val="Normal"/>
-              <w:jc w:val="left"/>
-            </w:pPr>
-            <w:r>
-              <w:t>3</w:t>
-            </w:r>
-          </w:p>
-        </w:tc>
-        <w:tc>
-          <w:p>
-            <w:pPr>
-              <w:pStyle w:stlname="Normal" w:val="Normal"/>
-              <w:jc w:val="left"/>
-            </w:pPr>
-            <w:r>
-              <w:t>3</w:t>
-            </w:r>
-          </w:p>
-        </w:tc>
-      </w:tr>
-      <w:tr>
-        <w:tc>
-          <w:p>
-            <w:pPr>
-              <w:pStyle w:stlname="Normal" w:val="Normal"/>
-              <w:jc w:val="left"/>
-            </w:pPr>
-            <w:r>
-              <w:t>concept_synonym</w:t>
-            </w:r>
-          </w:p>
-        </w:tc>
-        <w:tc>
-          <w:p>
-            <w:pPr>
-              <w:pStyle w:stlname="Normal" w:val="Normal"/>
-              <w:jc w:val="left"/>
-            </w:pPr>
-            <w:r>
-              <w:t>0</w:t>
-            </w:r>
-          </w:p>
-        </w:tc>
-        <w:tc>
-          <w:p>
-            <w:pPr>
-              <w:pStyle w:stlname="Normal" w:val="Normal"/>
-              <w:jc w:val="left"/>
-            </w:pPr>
-            <w:r>
-              <w:t>0</w:t>
-            </w:r>
-          </w:p>
-        </w:tc>
-        <w:tc>
-          <w:p>
-            <w:pPr>
-              <w:pStyle w:stlname="Normal" w:val="Normal"/>
-              <w:jc w:val="left"/>
-            </w:pPr>
-            <w:r>
-              <w:t>0</w:t>
-            </w:r>
-          </w:p>
-        </w:tc>
-        <w:tc>
-          <w:p>
-            <w:pPr>
-              <w:pStyle w:stlname="Normal" w:val="Normal"/>
-              <w:jc w:val="left"/>
-            </w:pPr>
-            <w:r>
-              <w:t>0</w:t>
-            </w:r>
-          </w:p>
-        </w:tc>
-        <w:tc>
-          <w:p>
-            <w:pPr>
-              <w:pStyle w:stlname="Normal" w:val="Normal"/>
-              <w:jc w:val="left"/>
-            </w:pPr>
-            <w:r>
-              <w:t>1</w:t>
-            </w:r>
-          </w:p>
-        </w:tc>
-        <w:tc>
-          <w:p>
-            <w:pPr>
-              <w:pStyle w:stlname="Normal" w:val="Normal"/>
-              <w:jc w:val="left"/>
-            </w:pPr>
-            <w:r>
-              <w:t>1</w:t>
-            </w:r>
-          </w:p>
-        </w:tc>
-      </w:tr>
-      <w:tr>
-        <w:tc>
-          <w:p>
-            <w:pPr>
-              <w:pStyle w:stlname="Normal" w:val="Normal"/>
-              <w:jc w:val="left"/>
-            </w:pPr>
-            <w:r>
-              <w:t>condition_era</w:t>
-            </w:r>
-          </w:p>
-        </w:tc>
-        <w:tc>
-          <w:p>
-            <w:pPr>
-              <w:pStyle w:stlname="Normal" w:val="Normal"/>
-              <w:jc w:val="left"/>
-            </w:pPr>
-            <w:r>
-              <w:t>1</w:t>
-            </w:r>
-          </w:p>
-        </w:tc>
-        <w:tc>
-          <w:p>
-            <w:pPr>
-              <w:pStyle w:stlname="Normal" w:val="Normal"/>
-              <w:jc w:val="left"/>
-            </w:pPr>
-            <w:r>
-              <w:t>1</w:t>
-            </w:r>
-          </w:p>
-        </w:tc>
-        <w:tc>
-          <w:p>
-            <w:pPr>
-              <w:pStyle w:stlname="Normal" w:val="Normal"/>
-              <w:jc w:val="left"/>
-            </w:pPr>
-            <w:r>
-              <w:t>0</w:t>
-            </w:r>
-          </w:p>
-        </w:tc>
-        <w:tc>
-          <w:p>
-            <w:pPr>
-              <w:pStyle w:stlname="Normal" w:val="Normal"/>
-              <w:jc w:val="left"/>
-            </w:pPr>
-            <w:r>
-              <w:t>2</w:t>
-            </w:r>
-          </w:p>
-        </w:tc>
-        <w:tc>
-          <w:p>
-            <w:pPr>
-              <w:pStyle w:stlname="Normal" w:val="Normal"/>
-              <w:jc w:val="left"/>
-            </w:pPr>
-            <w:r>
-              <w:t>2</w:t>
-            </w:r>
-          </w:p>
-        </w:tc>
-        <w:tc>
-          <w:p>
-            <w:pPr>
-              <w:pStyle w:stlname="Normal" w:val="Normal"/>
-              <w:jc w:val="left"/>
-            </w:pPr>
-            <w:r>
-              <w:t>0</w:t>
-            </w:r>
-          </w:p>
-        </w:tc>
-      </w:tr>
-      <w:tr>
-        <w:tc>
-          <w:p>
-            <w:pPr>
-              <w:pStyle w:stlname="Normal" w:val="Normal"/>
-              <w:jc w:val="left"/>
-            </w:pPr>
-            <w:r>
-              <w:t>condition_occurrence</w:t>
-            </w:r>
-          </w:p>
-        </w:tc>
-        <w:tc>
-          <w:p>
-            <w:pPr>
-              <w:pStyle w:stlname="Normal" w:val="Normal"/>
-              <w:jc w:val="left"/>
-            </w:pPr>
-            <w:r>
-              <w:t>1</w:t>
-            </w:r>
-          </w:p>
-        </w:tc>
-        <w:tc>
-          <w:p>
-            <w:pPr>
-              <w:pStyle w:stlname="Normal" w:val="Normal"/>
-              <w:jc w:val="left"/>
-            </w:pPr>
-            <w:r>
-              <w:t>1</w:t>
-            </w:r>
-          </w:p>
-        </w:tc>
-        <w:tc>
-          <w:p>
-            <w:pPr>
-              <w:pStyle w:stlname="Normal" w:val="Normal"/>
-              <w:jc w:val="left"/>
-            </w:pPr>
-            <w:r>
-              <w:t>0</w:t>
-            </w:r>
-          </w:p>
-        </w:tc>
-        <w:tc>
-          <w:p>
-            <w:pPr>
-              <w:pStyle w:stlname="Normal" w:val="Normal"/>
-              <w:jc w:val="left"/>
-            </w:pPr>
-            <w:r>
-              <w:t>3</w:t>
-            </w:r>
-          </w:p>
-        </w:tc>
-        <w:tc>
-          <w:p>
-            <w:pPr>
-              <w:pStyle w:stlname="Normal" w:val="Normal"/>
-              <w:jc w:val="left"/>
-            </w:pPr>
-            <w:r>
-              <w:t>3</w:t>
-            </w:r>
-          </w:p>
-        </w:tc>
-        <w:tc>
-          <w:p>
-            <w:pPr>
-              <w:pStyle w:stlname="Normal" w:val="Normal"/>
-              <w:jc w:val="left"/>
-            </w:pPr>
-            <w:r>
-              <w:t>0</w:t>
-            </w:r>
-          </w:p>
-        </w:tc>
-      </w:tr>
-      <w:tr>
-        <w:tc>
-          <w:p>
-            <w:pPr>
-              <w:pStyle w:stlname="Normal" w:val="Normal"/>
-              <w:jc w:val="left"/>
-            </w:pPr>
-            <w:r>
-              <w:t>cost</w:t>
-            </w:r>
-          </w:p>
-        </w:tc>
-        <w:tc>
-          <w:p>
-            <w:pPr>
-              <w:pStyle w:stlname="Normal" w:val="Normal"/>
-              <w:jc w:val="left"/>
-            </w:pPr>
-            <w:r>
-              <w:t>1</w:t>
-            </w:r>
-          </w:p>
-        </w:tc>
-        <w:tc>
-          <w:p>
-            <w:pPr>
-              <w:pStyle w:stlname="Normal" w:val="Normal"/>
-              <w:jc w:val="left"/>
-            </w:pPr>
-            <w:r>
-              <w:t>1</w:t>
-            </w:r>
-          </w:p>
-        </w:tc>
-        <w:tc>
-          <w:p>
-            <w:pPr>
-              <w:pStyle w:stlname="Normal" w:val="Normal"/>
-              <w:jc w:val="left"/>
-            </w:pPr>
-            <w:r>
-              <w:t>0</w:t>
-            </w:r>
-          </w:p>
-        </w:tc>
-        <w:tc>
-          <w:p>
-            <w:pPr>
-              <w:pStyle w:stlname="Normal" w:val="Normal"/>
-              <w:jc w:val="left"/>
-            </w:pPr>
-            <w:r>
-              <w:t>1</w:t>
-            </w:r>
-          </w:p>
-        </w:tc>
-        <w:tc>
-          <w:p>
-            <w:pPr>
-              <w:pStyle w:stlname="Normal" w:val="Normal"/>
-              <w:jc w:val="left"/>
-            </w:pPr>
-            <w:r>
-              <w:t>0</w:t>
-            </w:r>
-          </w:p>
-        </w:tc>
-        <w:tc>
-          <w:p>
-            <w:pPr>
-              <w:pStyle w:stlname="Normal" w:val="Normal"/>
-              <w:jc w:val="left"/>
-            </w:pPr>
-            <w:r>
-              <w:t>0</w:t>
-            </w:r>
-          </w:p>
-        </w:tc>
-      </w:tr>
-      <w:tr>
-        <w:tc>
-          <w:p>
-            <w:pPr>
-              <w:pStyle w:stlname="Normal" w:val="Normal"/>
-              <w:jc w:val="left"/>
-            </w:pPr>
-            <w:r>
-              <w:t>cost_event</w:t>
-            </w:r>
-          </w:p>
-        </w:tc>
-        <w:tc>
-          <w:p>
-            <w:pPr>
-              <w:pStyle w:stlname="Normal" w:val="Normal"/>
-              <w:jc w:val="left"/>
-            </w:pPr>
-            <w:r>
-              <w:t>0</w:t>
-            </w:r>
-          </w:p>
-        </w:tc>
-        <w:tc>
-          <w:p>
-            <w:pPr>
-              <w:pStyle w:stlname="Normal" w:val="Normal"/>
-              <w:jc w:val="left"/>
-            </w:pPr>
-            <w:r>
-              <w:t>0</w:t>
-            </w:r>
-          </w:p>
-        </w:tc>
-        <w:tc>
-          <w:p>
-            <w:pPr>
-              <w:pStyle w:stlname="Normal" w:val="Normal"/>
-              <w:jc w:val="left"/>
-            </w:pPr>
-            <w:r>
-              <w:t>0</w:t>
-            </w:r>
-          </w:p>
-        </w:tc>
-        <w:tc>
-          <w:p>
-            <w:pPr>
-              <w:pStyle w:stlname="Normal" w:val="Normal"/>
-              <w:jc w:val="left"/>
-            </w:pPr>
-            <w:r>
-              <w:t>0</w:t>
-            </w:r>
-          </w:p>
-        </w:tc>
-        <w:tc>
-          <w:p>
-            <w:pPr>
-              <w:pStyle w:stlname="Normal" w:val="Normal"/>
-              <w:jc w:val="left"/>
-            </w:pPr>
-            <w:r>
-              <w:t>1</w:t>
-            </w:r>
-          </w:p>
-        </w:tc>
-        <w:tc>
-          <w:p>
-            <w:pPr>
-              <w:pStyle w:stlname="Normal" w:val="Normal"/>
-              <w:jc w:val="left"/>
-            </w:pPr>
-            <w:r>
-              <w:t>1</w:t>
-            </w:r>
-          </w:p>
-        </w:tc>
-      </w:tr>
-      <w:tr>
-        <w:tc>
-          <w:p>
-            <w:pPr>
-              <w:pStyle w:stlname="Normal" w:val="Normal"/>
-              <w:jc w:val="left"/>
-            </w:pPr>
-            <w:r>
-              <w:t>death</w:t>
-            </w:r>
-          </w:p>
-        </w:tc>
-        <w:tc>
-          <w:p>
-            <w:pPr>
-              <w:pStyle w:stlname="Normal" w:val="Normal"/>
-              <w:jc w:val="left"/>
-            </w:pPr>
-            <w:r>
-              <w:t>0</w:t>
-            </w:r>
-          </w:p>
-        </w:tc>
-        <w:tc>
-          <w:p>
-            <w:pPr>
-              <w:pStyle w:stlname="Normal" w:val="Normal"/>
-              <w:jc w:val="left"/>
-            </w:pPr>
-            <w:r>
-              <w:t>0</w:t>
-            </w:r>
-          </w:p>
-        </w:tc>
-        <w:tc>
-          <w:p>
-            <w:pPr>
-              <w:pStyle w:stlname="Normal" w:val="Normal"/>
-              <w:jc w:val="left"/>
-            </w:pPr>
-            <w:r>
-              <w:t>0</w:t>
-            </w:r>
-          </w:p>
-        </w:tc>
-        <w:tc>
-          <w:p>
-            <w:pPr>
-              <w:pStyle w:stlname="Normal" w:val="Normal"/>
-              <w:jc w:val="left"/>
-            </w:pPr>
-            <w:r>
-              <w:t>1</w:t>
-            </w:r>
-          </w:p>
-        </w:tc>
-        <w:tc>
-          <w:p>
-            <w:pPr>
-              <w:pStyle w:stlname="Normal" w:val="Normal"/>
-              <w:jc w:val="left"/>
-            </w:pPr>
-            <w:r>
-              <w:t>1</w:t>
-            </w:r>
-          </w:p>
-        </w:tc>
-        <w:tc>
-          <w:p>
-            <w:pPr>
-              <w:pStyle w:stlname="Normal" w:val="Normal"/>
-              <w:jc w:val="left"/>
-            </w:pPr>
-            <w:r>
-              <w:t>0</w:t>
-            </w:r>
-          </w:p>
-        </w:tc>
-      </w:tr>
-      <w:tr>
-        <w:tc>
-          <w:p>
-            <w:pPr>
-              <w:pStyle w:stlname="Normal" w:val="Normal"/>
-              <w:jc w:val="left"/>
-            </w:pPr>
-            <w:r>
-              <w:t>device_exposure</w:t>
-            </w:r>
-          </w:p>
-        </w:tc>
-        <w:tc>
-          <w:p>
-            <w:pPr>
-              <w:pStyle w:stlname="Normal" w:val="Normal"/>
-              <w:jc w:val="left"/>
-            </w:pPr>
-            <w:r>
-              <w:t>1</w:t>
-            </w:r>
-          </w:p>
-        </w:tc>
-        <w:tc>
-          <w:p>
-            <w:pPr>
-              <w:pStyle w:stlname="Normal" w:val="Normal"/>
-              <w:jc w:val="left"/>
-            </w:pPr>
-            <w:r>
-              <w:t>1</w:t>
-            </w:r>
-          </w:p>
-        </w:tc>
-        <w:tc>
-          <w:p>
-            <w:pPr>
-              <w:pStyle w:stlname="Normal" w:val="Normal"/>
-              <w:jc w:val="left"/>
-            </w:pPr>
-            <w:r>
-              <w:t>0</w:t>
-            </w:r>
-          </w:p>
-        </w:tc>
-        <w:tc>
-          <w:p>
-            <w:pPr>
-              <w:pStyle w:stlname="Normal" w:val="Normal"/>
-              <w:jc w:val="left"/>
-            </w:pPr>
-            <w:r>
-              <w:t>3</w:t>
-            </w:r>
-          </w:p>
-        </w:tc>
-        <w:tc>
-          <w:p>
-            <w:pPr>
-              <w:pStyle w:stlname="Normal" w:val="Normal"/>
-              <w:jc w:val="left"/>
-            </w:pPr>
-            <w:r>
-              <w:t>3</w:t>
-            </w:r>
-          </w:p>
-        </w:tc>
-        <w:tc>
-          <w:p>
-            <w:pPr>
-              <w:pStyle w:stlname="Normal" w:val="Normal"/>
-              <w:jc w:val="left"/>
-            </w:pPr>
-            <w:r>
-              <w:t>0</w:t>
-            </w:r>
-          </w:p>
-        </w:tc>
-      </w:tr>
-      <w:tr>
-        <w:tc>
-          <w:p>
-            <w:pPr>
-              <w:pStyle w:stlname="Normal" w:val="Normal"/>
-              <w:jc w:val="left"/>
-            </w:pPr>
-            <w:r>
-              <w:t>domain</w:t>
-            </w:r>
-          </w:p>
-        </w:tc>
-        <w:tc>
-          <w:p>
-            <w:pPr>
-              <w:pStyle w:stlname="Normal" w:val="Normal"/>
-              <w:jc w:val="left"/>
-            </w:pPr>
-            <w:r>
-              <w:t>0</w:t>
-            </w:r>
-          </w:p>
-        </w:tc>
-        <w:tc>
-          <w:p>
-            <w:pPr>
-              <w:pStyle w:stlname="Normal" w:val="Normal"/>
-              <w:jc w:val="left"/>
-            </w:pPr>
-            <w:r>
-              <w:t>1</w:t>
-            </w:r>
-          </w:p>
-        </w:tc>
-        <w:tc>
-          <w:p>
-            <w:pPr>
-              <w:pStyle w:stlname="Normal" w:val="Normal"/>
-              <w:jc w:val="left"/>
-            </w:pPr>
-            <w:r>
-              <w:t>1</w:t>
-            </w:r>
-          </w:p>
-        </w:tc>
-        <w:tc>
-          <w:p>
-            <w:pPr>
-              <w:pStyle w:stlname="Normal" w:val="Normal"/>
-              <w:jc w:val="left"/>
-            </w:pPr>
-            <w:r>
-              <w:t>0</w:t>
-            </w:r>
-          </w:p>
-        </w:tc>
-        <w:tc>
-          <w:p>
-            <w:pPr>
-              <w:pStyle w:stlname="Normal" w:val="Normal"/>
-              <w:jc w:val="left"/>
-            </w:pPr>
-            <w:r>
-              <w:t>1</w:t>
-            </w:r>
-          </w:p>
-        </w:tc>
-        <w:tc>
-          <w:p>
-            <w:pPr>
-              <w:pStyle w:stlname="Normal" w:val="Normal"/>
-              <w:jc w:val="left"/>
-            </w:pPr>
-            <w:r>
-              <w:t>1</w:t>
-            </w:r>
-          </w:p>
-        </w:tc>
-      </w:tr>
-      <w:tr>
-        <w:tc>
-          <w:p>
-            <w:pPr>
-              <w:pStyle w:stlname="Normal" w:val="Normal"/>
-              <w:jc w:val="left"/>
-            </w:pPr>
-            <w:r>
-              <w:t>dose_era</w:t>
-            </w:r>
-          </w:p>
-        </w:tc>
-        <w:tc>
-          <w:p>
-            <w:pPr>
-              <w:pStyle w:stlname="Normal" w:val="Normal"/>
-              <w:jc w:val="left"/>
-            </w:pPr>
-            <w:r>
-              <w:t>1</w:t>
-            </w:r>
-          </w:p>
-        </w:tc>
-        <w:tc>
-          <w:p>
-            <w:pPr>
-              <w:pStyle w:stlname="Normal" w:val="Normal"/>
-              <w:jc w:val="left"/>
-            </w:pPr>
-            <w:r>
-              <w:t>1</w:t>
-            </w:r>
-          </w:p>
-        </w:tc>
-        <w:tc>
-          <w:p>
-            <w:pPr>
-              <w:pStyle w:stlname="Normal" w:val="Normal"/>
-              <w:jc w:val="left"/>
-            </w:pPr>
-            <w:r>
-              <w:t>0</w:t>
-            </w:r>
-          </w:p>
-        </w:tc>
-        <w:tc>
-          <w:p>
-            <w:pPr>
-              <w:pStyle w:stlname="Normal" w:val="Normal"/>
-              <w:jc w:val="left"/>
-            </w:pPr>
-            <w:r>
-              <w:t>2</w:t>
-            </w:r>
-          </w:p>
-        </w:tc>
-        <w:tc>
-          <w:p>
-            <w:pPr>
-              <w:pStyle w:stlname="Normal" w:val="Normal"/>
-              <w:jc w:val="left"/>
-            </w:pPr>
-            <w:r>
-              <w:t>2</w:t>
-            </w:r>
-          </w:p>
-        </w:tc>
-        <w:tc>
-          <w:p>
-            <w:pPr>
-              <w:pStyle w:stlname="Normal" w:val="Normal"/>
-              <w:jc w:val="left"/>
-            </w:pPr>
-            <w:r>
-              <w:t>0</w:t>
-            </w:r>
-          </w:p>
-        </w:tc>
-      </w:tr>
-      <w:tr>
-        <w:tc>
-          <w:p>
-            <w:pPr>
-              <w:pStyle w:stlname="Normal" w:val="Normal"/>
-              <w:jc w:val="left"/>
-            </w:pPr>
-            <w:r>
-              <w:t>drug_era</w:t>
-            </w:r>
-          </w:p>
-        </w:tc>
-        <w:tc>
-          <w:p>
-            <w:pPr>
-              <w:pStyle w:stlname="Normal" w:val="Normal"/>
-              <w:jc w:val="left"/>
-            </w:pPr>
-            <w:r>
-              <w:t>1</w:t>
-            </w:r>
-          </w:p>
-        </w:tc>
-        <w:tc>
-          <w:p>
-            <w:pPr>
-              <w:pStyle w:stlname="Normal" w:val="Normal"/>
-              <w:jc w:val="left"/>
-            </w:pPr>
-            <w:r>
-              <w:t>1</w:t>
-            </w:r>
-          </w:p>
-        </w:tc>
-        <w:tc>
-          <w:p>
-            <w:pPr>
-              <w:pStyle w:stlname="Normal" w:val="Normal"/>
-              <w:jc w:val="left"/>
-            </w:pPr>
-            <w:r>
-              <w:t>0</w:t>
-            </w:r>
-          </w:p>
-        </w:tc>
-        <w:tc>
-          <w:p>
-            <w:pPr>
-              <w:pStyle w:stlname="Normal" w:val="Normal"/>
-              <w:jc w:val="left"/>
-            </w:pPr>
-            <w:r>
-              <w:t>2</w:t>
-            </w:r>
-          </w:p>
-        </w:tc>
-        <w:tc>
-          <w:p>
-            <w:pPr>
-              <w:pStyle w:stlname="Normal" w:val="Normal"/>
-              <w:jc w:val="left"/>
-            </w:pPr>
-            <w:r>
-              <w:t>2</w:t>
-            </w:r>
-          </w:p>
-        </w:tc>
-        <w:tc>
-          <w:p>
-            <w:pPr>
-              <w:pStyle w:stlname="Normal" w:val="Normal"/>
-              <w:jc w:val="left"/>
-            </w:pPr>
-            <w:r>
-              <w:t>0</w:t>
-            </w:r>
-          </w:p>
-        </w:tc>
-      </w:tr>
-      <w:tr>
-        <w:tc>
-          <w:p>
-            <w:pPr>
-              <w:pStyle w:stlname="Normal" w:val="Normal"/>
-              <w:jc w:val="left"/>
-            </w:pPr>
-            <w:r>
-              <w:t>drug_exposure</w:t>
-            </w:r>
-          </w:p>
-        </w:tc>
-        <w:tc>
-          <w:p>
-            <w:pPr>
-              <w:pStyle w:stlname="Normal" w:val="Normal"/>
-              <w:jc w:val="left"/>
-            </w:pPr>
-            <w:r>
-              <w:t>1</w:t>
-            </w:r>
-          </w:p>
-        </w:tc>
-        <w:tc>
-          <w:p>
-            <w:pPr>
-              <w:pStyle w:stlname="Normal" w:val="Normal"/>
-              <w:jc w:val="left"/>
-            </w:pPr>
-            <w:r>
-              <w:t>1</w:t>
-            </w:r>
-          </w:p>
-        </w:tc>
-        <w:tc>
-          <w:p>
-            <w:pPr>
-              <w:pStyle w:stlname="Normal" w:val="Normal"/>
-              <w:jc w:val="left"/>
-            </w:pPr>
-            <w:r>
-              <w:t>0</w:t>
-            </w:r>
-          </w:p>
-        </w:tc>
-        <w:tc>
-          <w:p>
-            <w:pPr>
-              <w:pStyle w:stlname="Normal" w:val="Normal"/>
-              <w:jc w:val="left"/>
-            </w:pPr>
-            <w:r>
-              <w:t>3</w:t>
-            </w:r>
-          </w:p>
-        </w:tc>
-        <w:tc>
-          <w:p>
-            <w:pPr>
-              <w:pStyle w:stlname="Normal" w:val="Normal"/>
-              <w:jc w:val="left"/>
-            </w:pPr>
-            <w:r>
-              <w:t>3</w:t>
-            </w:r>
-          </w:p>
-        </w:tc>
-        <w:tc>
-          <w:p>
-            <w:pPr>
-              <w:pStyle w:stlname="Normal" w:val="Normal"/>
-              <w:jc w:val="left"/>
-            </w:pPr>
-            <w:r>
-              <w:t>0</w:t>
-            </w:r>
-          </w:p>
-        </w:tc>
-      </w:tr>
-      <w:tr>
-        <w:tc>
-          <w:p>
-            <w:pPr>
-              <w:pStyle w:stlname="Normal" w:val="Normal"/>
-              <w:jc w:val="left"/>
-            </w:pPr>
-            <w:r>
-              <w:t>drug_strength</w:t>
-            </w:r>
-          </w:p>
-        </w:tc>
-        <w:tc>
-          <w:p>
-            <w:pPr>
-              <w:pStyle w:stlname="Normal" w:val="Normal"/>
-              <w:jc w:val="left"/>
-            </w:pPr>
-            <w:r>
-              <w:t>0</w:t>
-            </w:r>
-          </w:p>
-        </w:tc>
-        <w:tc>
-          <w:p>
-            <w:pPr>
-              <w:pStyle w:stlname="Normal" w:val="Normal"/>
-              <w:jc w:val="left"/>
-            </w:pPr>
-            <w:r>
-              <w:t>0</w:t>
-            </w:r>
-          </w:p>
-        </w:tc>
-        <w:tc>
-          <w:p>
-            <w:pPr>
-              <w:pStyle w:stlname="Normal" w:val="Normal"/>
-              <w:jc w:val="left"/>
-            </w:pPr>
-            <w:r>
-              <w:t>0</w:t>
-            </w:r>
-          </w:p>
-        </w:tc>
-        <w:tc>
-          <w:p>
-            <w:pPr>
-              <w:pStyle w:stlname="Normal" w:val="Normal"/>
-              <w:jc w:val="left"/>
-            </w:pPr>
-            <w:r>
-              <w:t>0</w:t>
-            </w:r>
-          </w:p>
-        </w:tc>
-        <w:tc>
-          <w:p>
-            <w:pPr>
-              <w:pStyle w:stlname="Normal" w:val="Normal"/>
-              <w:jc w:val="left"/>
-            </w:pPr>
-            <w:r>
-              <w:t>2</w:t>
-            </w:r>
-          </w:p>
-        </w:tc>
-        <w:tc>
-          <w:p>
-            <w:pPr>
-              <w:pStyle w:stlname="Normal" w:val="Normal"/>
-              <w:jc w:val="left"/>
-            </w:pPr>
-            <w:r>
-              <w:t>2</w:t>
-            </w:r>
-          </w:p>
-        </w:tc>
-      </w:tr>
-      <w:tr>
-        <w:tc>
-          <w:p>
-            <w:pPr>
-              <w:pStyle w:stlname="Normal" w:val="Normal"/>
-              <w:jc w:val="left"/>
-            </w:pPr>
-            <w:r>
-              <w:t>episode</w:t>
-            </w:r>
-          </w:p>
-        </w:tc>
-        <w:tc>
-          <w:p>
-            <w:pPr>
-              <w:pStyle w:stlname="Normal" w:val="Normal"/>
-              <w:jc w:val="left"/>
-            </w:pPr>
-            <w:r>
-              <w:t>0</w:t>
-            </w:r>
-          </w:p>
-        </w:tc>
-        <w:tc>
-          <w:p>
-            <w:pPr>
-              <w:pStyle w:stlname="Normal" w:val="Normal"/>
-              <w:jc w:val="left"/>
-            </w:pPr>
-            <w:r>
-              <w:t>1</w:t>
-            </w:r>
-          </w:p>
-        </w:tc>
-        <w:tc>
-          <w:p>
-            <w:pPr>
-              <w:pStyle w:stlname="Normal" w:val="Normal"/>
-              <w:jc w:val="left"/>
-            </w:pPr>
-            <w:r>
-              <w:t>1</w:t>
-            </w:r>
-          </w:p>
-        </w:tc>
-        <w:tc>
-          <w:p>
-            <w:pPr>
-              <w:pStyle w:stlname="Normal" w:val="Normal"/>
-              <w:jc w:val="left"/>
-            </w:pPr>
-            <w:r>
-              <w:t>0</w:t>
-            </w:r>
-          </w:p>
-        </w:tc>
-        <w:tc>
-          <w:p>
-            <w:pPr>
-              <w:pStyle w:stlname="Normal" w:val="Normal"/>
-              <w:jc w:val="left"/>
-            </w:pPr>
-            <w:r>
-              <w:t>2</w:t>
-            </w:r>
-          </w:p>
-        </w:tc>
-        <w:tc>
-          <w:p>
-            <w:pPr>
-              <w:pStyle w:stlname="Normal" w:val="Normal"/>
-              <w:jc w:val="left"/>
-            </w:pPr>
-            <w:r>
-              <w:t>2</w:t>
-            </w:r>
-          </w:p>
-        </w:tc>
-      </w:tr>
-      <w:tr>
-        <w:tc>
-          <w:p>
-            <w:pPr>
-              <w:pStyle w:stlname="Normal" w:val="Normal"/>
-              <w:jc w:val="left"/>
-            </w:pPr>
-            <w:r>
-              <w:t>episode_event</w:t>
-            </w:r>
-          </w:p>
-        </w:tc>
-        <w:tc>
-          <w:p>
-            <w:pPr>
-              <w:pStyle w:stlname="Normal" w:val="Normal"/>
-              <w:jc w:val="left"/>
-            </w:pPr>
-            <w:r>
-              <w:t>0</w:t>
-            </w:r>
-          </w:p>
-        </w:tc>
-        <w:tc>
-          <w:p>
-            <w:pPr>
-              <w:pStyle w:stlname="Normal" w:val="Normal"/>
-              <w:jc w:val="left"/>
-            </w:pPr>
-            <w:r>
-              <w:t>0</w:t>
-            </w:r>
-          </w:p>
-        </w:tc>
-        <w:tc>
-          <w:p>
-            <w:pPr>
-              <w:pStyle w:stlname="Normal" w:val="Normal"/>
-              <w:jc w:val="left"/>
-            </w:pPr>
-            <w:r>
-              <w:t>0</w:t>
-            </w:r>
-          </w:p>
-        </w:tc>
-        <w:tc>
-          <w:p>
-            <w:pPr>
-              <w:pStyle w:stlname="Normal" w:val="Normal"/>
-              <w:jc w:val="left"/>
-            </w:pPr>
-            <w:r>
-              <w:t>0</w:t>
-            </w:r>
-          </w:p>
-        </w:tc>
-        <w:tc>
-          <w:p>
-            <w:pPr>
-              <w:pStyle w:stlname="Normal" w:val="Normal"/>
-              <w:jc w:val="left"/>
-            </w:pPr>
-            <w:r>
-              <w:t>2</w:t>
-            </w:r>
-          </w:p>
-        </w:tc>
-        <w:tc>
-          <w:p>
-            <w:pPr>
-              <w:pStyle w:stlname="Normal" w:val="Normal"/>
-              <w:jc w:val="left"/>
-            </w:pPr>
-            <w:r>
-              <w:t>2</w:t>
-            </w:r>
-          </w:p>
-        </w:tc>
-      </w:tr>
-      <w:tr>
-        <w:tc>
-          <w:p>
-            <w:pPr>
-              <w:pStyle w:stlname="Normal" w:val="Normal"/>
-              <w:jc w:val="left"/>
-            </w:pPr>
-            <w:r>
-              <w:t>fact_relationship</w:t>
-            </w:r>
-          </w:p>
-        </w:tc>
-        <w:tc>
-          <w:p>
-            <w:pPr>
-              <w:pStyle w:stlname="Normal" w:val="Normal"/>
-              <w:jc w:val="left"/>
-            </w:pPr>
-            <w:r>
-              <w:t>0</w:t>
-            </w:r>
-          </w:p>
-        </w:tc>
-        <w:tc>
-          <w:p>
-            <w:pPr>
-              <w:pStyle w:stlname="Normal" w:val="Normal"/>
-              <w:jc w:val="left"/>
-            </w:pPr>
-            <w:r>
-              <w:t>0</w:t>
-            </w:r>
-          </w:p>
-        </w:tc>
-        <w:tc>
-          <w:p>
-            <w:pPr>
-              <w:pStyle w:stlname="Normal" w:val="Normal"/>
-              <w:jc w:val="left"/>
-            </w:pPr>
-            <w:r>
-              <w:t>0</w:t>
-            </w:r>
-          </w:p>
-        </w:tc>
-        <w:tc>
-          <w:p>
-            <w:pPr>
-              <w:pStyle w:stlname="Normal" w:val="Normal"/>
-              <w:jc w:val="left"/>
-            </w:pPr>
-            <w:r>
-              <w:t>3</w:t>
-            </w:r>
-          </w:p>
-        </w:tc>
-        <w:tc>
-          <w:p>
-            <w:pPr>
-              <w:pStyle w:stlname="Normal" w:val="Normal"/>
-              <w:jc w:val="left"/>
-            </w:pPr>
-            <w:r>
-              <w:t>3</w:t>
-            </w:r>
-          </w:p>
-        </w:tc>
-        <w:tc>
-          <w:p>
-            <w:pPr>
-              <w:pStyle w:stlname="Normal" w:val="Normal"/>
-              <w:jc w:val="left"/>
-            </w:pPr>
-            <w:r>
-              <w:t>0</w:t>
-            </w:r>
-          </w:p>
-        </w:tc>
-      </w:tr>
-      <w:tr>
-        <w:tc>
-          <w:p>
-            <w:pPr>
-              <w:pStyle w:stlname="Normal" w:val="Normal"/>
-              <w:jc w:val="left"/>
-            </w:pPr>
-            <w:r>
-              <w:t>location</w:t>
-            </w:r>
-          </w:p>
-        </w:tc>
-        <w:tc>
-          <w:p>
-            <w:pPr>
-              <w:pStyle w:stlname="Normal" w:val="Normal"/>
-              <w:jc w:val="left"/>
-            </w:pPr>
-            <w:r>
-              <w:t>1</w:t>
-            </w:r>
-          </w:p>
-        </w:tc>
-        <w:tc>
-          <w:p>
-            <w:pPr>
-              <w:pStyle w:stlname="Normal" w:val="Normal"/>
-              <w:jc w:val="left"/>
-            </w:pPr>
-            <w:r>
-              <w:t>1</w:t>
-            </w:r>
-          </w:p>
-        </w:tc>
-        <w:tc>
-          <w:p>
-            <w:pPr>
-              <w:pStyle w:stlname="Normal" w:val="Normal"/>
-              <w:jc w:val="left"/>
-            </w:pPr>
-            <w:r>
-              <w:t>0</w:t>
-            </w:r>
-          </w:p>
-        </w:tc>
-        <w:tc>
-          <w:p>
-            <w:pPr>
-              <w:pStyle w:stlname="Normal" w:val="Normal"/>
-              <w:jc w:val="left"/>
-            </w:pPr>
-            <w:r>
-              <w:t>1</w:t>
-            </w:r>
-          </w:p>
-        </w:tc>
-        <w:tc>
-          <w:p>
-            <w:pPr>
-              <w:pStyle w:stlname="Normal" w:val="Normal"/>
-              <w:jc w:val="left"/>
-            </w:pPr>
-            <w:r>
-              <w:t>1</w:t>
-            </w:r>
-          </w:p>
-        </w:tc>
-        <w:tc>
-          <w:p>
-            <w:pPr>
-              <w:pStyle w:stlname="Normal" w:val="Normal"/>
-              <w:jc w:val="left"/>
-            </w:pPr>
-            <w:r>
-              <w:t>0</w:t>
-            </w:r>
-          </w:p>
-        </w:tc>
-      </w:tr>
-      <w:tr>
-        <w:tc>
-          <w:p>
-            <w:pPr>
-              <w:pStyle w:stlname="Normal" w:val="Normal"/>
-              <w:jc w:val="left"/>
-            </w:pPr>
-            <w:r>
-              <w:t>measurement</w:t>
-            </w:r>
-          </w:p>
-        </w:tc>
-        <w:tc>
-          <w:p>
-            <w:pPr>
-              <w:pStyle w:stlname="Normal" w:val="Normal"/>
-              <w:jc w:val="left"/>
-            </w:pPr>
-            <w:r>
-              <w:t>1</w:t>
-            </w:r>
-          </w:p>
-        </w:tc>
-        <w:tc>
-          <w:p>
-            <w:pPr>
-              <w:pStyle w:stlname="Normal" w:val="Normal"/>
-              <w:jc w:val="left"/>
-            </w:pPr>
-            <w:r>
-              <w:t>1</w:t>
-            </w:r>
-          </w:p>
-        </w:tc>
-        <w:tc>
-          <w:p>
-            <w:pPr>
-              <w:pStyle w:stlname="Normal" w:val="Normal"/>
-              <w:jc w:val="left"/>
-            </w:pPr>
-            <w:r>
-              <w:t>0</w:t>
-            </w:r>
-          </w:p>
-        </w:tc>
-        <w:tc>
-          <w:p>
-            <w:pPr>
-              <w:pStyle w:stlname="Normal" w:val="Normal"/>
-              <w:jc w:val="left"/>
-            </w:pPr>
-            <w:r>
-              <w:t>3</w:t>
-            </w:r>
-          </w:p>
-        </w:tc>
-        <w:tc>
-          <w:p>
-            <w:pPr>
-              <w:pStyle w:stlname="Normal" w:val="Normal"/>
-              <w:jc w:val="left"/>
-            </w:pPr>
-            <w:r>
-              <w:t>3</w:t>
-            </w:r>
-          </w:p>
-        </w:tc>
-        <w:tc>
-          <w:p>
-            <w:pPr>
-              <w:pStyle w:stlname="Normal" w:val="Normal"/>
-              <w:jc w:val="left"/>
-            </w:pPr>
-            <w:r>
-              <w:t>0</w:t>
-            </w:r>
-          </w:p>
-        </w:tc>
-      </w:tr>
-      <w:tr>
-        <w:tc>
-          <w:p>
-            <w:pPr>
-              <w:pStyle w:stlname="Normal" w:val="Normal"/>
-              <w:jc w:val="left"/>
-            </w:pPr>
-            <w:r>
-              <w:t>metadata</w:t>
-            </w:r>
-          </w:p>
-        </w:tc>
-        <w:tc>
-          <w:p>
-            <w:pPr>
-              <w:pStyle w:stlname="Normal" w:val="Normal"/>
-              <w:jc w:val="left"/>
-            </w:pPr>
-            <w:r>
-              <w:t>1</w:t>
-            </w:r>
-          </w:p>
-        </w:tc>
-        <w:tc>
-          <w:p>
-            <w:pPr>
-              <w:pStyle w:stlname="Normal" w:val="Normal"/>
-              <w:jc w:val="left"/>
-            </w:pPr>
-            <w:r>
-              <w:t>1</w:t>
-            </w:r>
-          </w:p>
-        </w:tc>
-        <w:tc>
-          <w:p>
-            <w:pPr>
-              <w:pStyle w:stlname="Normal" w:val="Normal"/>
-              <w:jc w:val="left"/>
-            </w:pPr>
-            <w:r>
-              <w:t>0</w:t>
-            </w:r>
-          </w:p>
-        </w:tc>
-        <w:tc>
-          <w:p>
-            <w:pPr>
-              <w:pStyle w:stlname="Normal" w:val="Normal"/>
-              <w:jc w:val="left"/>
-            </w:pPr>
-            <w:r>
-              <w:t>1</w:t>
-            </w:r>
-          </w:p>
-        </w:tc>
-        <w:tc>
-          <w:p>
-            <w:pPr>
-              <w:pStyle w:stlname="Normal" w:val="Normal"/>
-              <w:jc w:val="left"/>
-            </w:pPr>
-            <w:r>
-              <w:t>1</w:t>
-            </w:r>
-          </w:p>
-        </w:tc>
-        <w:tc>
-          <w:p>
-            <w:pPr>
-              <w:pStyle w:stlname="Normal" w:val="Normal"/>
-              <w:jc w:val="left"/>
-            </w:pPr>
-            <w:r>
-              <w:t>0</w:t>
-            </w:r>
-          </w:p>
-        </w:tc>
-      </w:tr>
-      <w:tr>
-        <w:tc>
-          <w:p>
-            <w:pPr>
-              <w:pStyle w:stlname="Normal" w:val="Normal"/>
-              <w:jc w:val="left"/>
-            </w:pPr>
-            <w:r>
-              <w:t>note</w:t>
-            </w:r>
-          </w:p>
-        </w:tc>
-        <w:tc>
-          <w:p>
-            <w:pPr>
-              <w:pStyle w:stlname="Normal" w:val="Normal"/>
-              <w:jc w:val="left"/>
-            </w:pPr>
-            <w:r>
-              <w:t>1</w:t>
-            </w:r>
-          </w:p>
-        </w:tc>
-        <w:tc>
-          <w:p>
-            <w:pPr>
-              <w:pStyle w:stlname="Normal" w:val="Normal"/>
-              <w:jc w:val="left"/>
-            </w:pPr>
-            <w:r>
-              <w:t>1</w:t>
-            </w:r>
-          </w:p>
-        </w:tc>
-        <w:tc>
-          <w:p>
-            <w:pPr>
-              <w:pStyle w:stlname="Normal" w:val="Normal"/>
-              <w:jc w:val="left"/>
-            </w:pPr>
-            <w:r>
-              <w:t>0</w:t>
-            </w:r>
-          </w:p>
-        </w:tc>
-        <w:tc>
-          <w:p>
-            <w:pPr>
-              <w:pStyle w:stlname="Normal" w:val="Normal"/>
-              <w:jc w:val="left"/>
-            </w:pPr>
-            <w:r>
-              <w:t>3</w:t>
-            </w:r>
-          </w:p>
-        </w:tc>
-        <w:tc>
-          <w:p>
-            <w:pPr>
-              <w:pStyle w:stlname="Normal" w:val="Normal"/>
-              <w:jc w:val="left"/>
-            </w:pPr>
-            <w:r>
-              <w:t>5</w:t>
-            </w:r>
-          </w:p>
-        </w:tc>
-        <w:tc>
-          <w:p>
-            <w:pPr>
-              <w:pStyle w:stlname="Normal" w:val="Normal"/>
-              <w:jc w:val="left"/>
-            </w:pPr>
-            <w:r>
-              <w:t>2</w:t>
-            </w:r>
-          </w:p>
-        </w:tc>
-      </w:tr>
-      <w:tr>
-        <w:tc>
-          <w:p>
-            <w:pPr>
-              <w:pStyle w:stlname="Normal" w:val="Normal"/>
-              <w:jc w:val="left"/>
-            </w:pPr>
-            <w:r>
-              <w:t>note_nlp</w:t>
-            </w:r>
-          </w:p>
-        </w:tc>
-        <w:tc>
-          <w:p>
-            <w:pPr>
-              <w:pStyle w:stlname="Normal" w:val="Normal"/>
-              <w:jc w:val="left"/>
-            </w:pPr>
-            <w:r>
-              <w:t>1</w:t>
-            </w:r>
-          </w:p>
-        </w:tc>
-        <w:tc>
-          <w:p>
-            <w:pPr>
-              <w:pStyle w:stlname="Normal" w:val="Normal"/>
-              <w:jc w:val="left"/>
-            </w:pPr>
-            <w:r>
-              <w:t>1</w:t>
-            </w:r>
-          </w:p>
-        </w:tc>
-        <w:tc>
-          <w:p>
-            <w:pPr>
-              <w:pStyle w:stlname="Normal" w:val="Normal"/>
-              <w:jc w:val="left"/>
-            </w:pPr>
-            <w:r>
-              <w:t>0</w:t>
-            </w:r>
-          </w:p>
-        </w:tc>
-        <w:tc>
-          <w:p>
-            <w:pPr>
-              <w:pStyle w:stlname="Normal" w:val="Normal"/>
-              <w:jc w:val="left"/>
-            </w:pPr>
-            <w:r>
-              <w:t>2</w:t>
-            </w:r>
-          </w:p>
-        </w:tc>
-        <w:tc>
-          <w:p>
-            <w:pPr>
-              <w:pStyle w:stlname="Normal" w:val="Normal"/>
-              <w:jc w:val="left"/>
-            </w:pPr>
-            <w:r>
-              <w:t>0</w:t>
-            </w:r>
-          </w:p>
-        </w:tc>
-        <w:tc>
-          <w:p>
-            <w:pPr>
-              <w:pStyle w:stlname="Normal" w:val="Normal"/>
-              <w:jc w:val="left"/>
-            </w:pPr>
-            <w:r>
-              <w:t>0</w:t>
-            </w:r>
-          </w:p>
-        </w:tc>
-      </w:tr>
-      <w:tr>
-        <w:tc>
-          <w:p>
-            <w:pPr>
-              <w:pStyle w:stlname="Normal" w:val="Normal"/>
-              <w:jc w:val="left"/>
-            </w:pPr>
-            <w:r>
-              <w:t>observation</w:t>
-            </w:r>
-          </w:p>
-        </w:tc>
-        <w:tc>
-          <w:p>
-            <w:pPr>
-              <w:pStyle w:stlname="Normal" w:val="Normal"/>
-              <w:jc w:val="left"/>
-            </w:pPr>
-            <w:r>
-              <w:t>1</w:t>
-            </w:r>
-          </w:p>
-        </w:tc>
-        <w:tc>
-          <w:p>
-            <w:pPr>
-              <w:pStyle w:stlname="Normal" w:val="Normal"/>
-              <w:jc w:val="left"/>
-            </w:pPr>
-            <w:r>
-              <w:t>1</w:t>
-            </w:r>
-          </w:p>
-        </w:tc>
-        <w:tc>
-          <w:p>
-            <w:pPr>
-              <w:pStyle w:stlname="Normal" w:val="Normal"/>
-              <w:jc w:val="left"/>
-            </w:pPr>
-            <w:r>
-              <w:t>0</w:t>
-            </w:r>
-          </w:p>
-        </w:tc>
-        <w:tc>
-          <w:p>
-            <w:pPr>
-              <w:pStyle w:stlname="Normal" w:val="Normal"/>
-              <w:jc w:val="left"/>
-            </w:pPr>
-            <w:r>
-              <w:t>3</w:t>
-            </w:r>
-          </w:p>
-        </w:tc>
-        <w:tc>
-          <w:p>
-            <w:pPr>
-              <w:pStyle w:stlname="Normal" w:val="Normal"/>
-              <w:jc w:val="left"/>
-            </w:pPr>
-            <w:r>
-              <w:t>3</w:t>
-            </w:r>
-          </w:p>
-        </w:tc>
-        <w:tc>
-          <w:p>
-            <w:pPr>
-              <w:pStyle w:stlname="Normal" w:val="Normal"/>
-              <w:jc w:val="left"/>
-            </w:pPr>
-            <w:r>
-              <w:t>0</w:t>
-            </w:r>
-          </w:p>
-        </w:tc>
-      </w:tr>
-      <w:tr>
-        <w:tc>
-          <w:p>
-            <w:pPr>
-              <w:pStyle w:stlname="Normal" w:val="Normal"/>
-              <w:jc w:val="left"/>
-            </w:pPr>
-            <w:r>
-              <w:t>observation_period</w:t>
-            </w:r>
-          </w:p>
-        </w:tc>
-        <w:tc>
-          <w:p>
-            <w:pPr>
-              <w:pStyle w:stlname="Normal" w:val="Normal"/>
-              <w:jc w:val="left"/>
-            </w:pPr>
-            <w:r>
-              <w:t>1</w:t>
-            </w:r>
-          </w:p>
-        </w:tc>
-        <w:tc>
-          <w:p>
-            <w:pPr>
-              <w:pStyle w:stlname="Normal" w:val="Normal"/>
-              <w:jc w:val="left"/>
-            </w:pPr>
-            <w:r>
-              <w:t>1</w:t>
-            </w:r>
-          </w:p>
-        </w:tc>
-        <w:tc>
-          <w:p>
-            <w:pPr>
-              <w:pStyle w:stlname="Normal" w:val="Normal"/>
-              <w:jc w:val="left"/>
-            </w:pPr>
-            <w:r>
-              <w:t>0</w:t>
-            </w:r>
-          </w:p>
-        </w:tc>
-        <w:tc>
-          <w:p>
-            <w:pPr>
-              <w:pStyle w:stlname="Normal" w:val="Normal"/>
-              <w:jc w:val="left"/>
-            </w:pPr>
-            <w:r>
-              <w:t>1</w:t>
-            </w:r>
-          </w:p>
-        </w:tc>
-        <w:tc>
-          <w:p>
-            <w:pPr>
-              <w:pStyle w:stlname="Normal" w:val="Normal"/>
-              <w:jc w:val="left"/>
-            </w:pPr>
-            <w:r>
-              <w:t>1</w:t>
-            </w:r>
-          </w:p>
-        </w:tc>
-        <w:tc>
-          <w:p>
-            <w:pPr>
-              <w:pStyle w:stlname="Normal" w:val="Normal"/>
-              <w:jc w:val="left"/>
-            </w:pPr>
-            <w:r>
-              <w:t>0</w:t>
-            </w:r>
-          </w:p>
-        </w:tc>
-      </w:tr>
-      <w:tr>
-        <w:tc>
-          <w:p>
-            <w:pPr>
-              <w:pStyle w:stlname="Normal" w:val="Normal"/>
-              <w:jc w:val="left"/>
-            </w:pPr>
-            <w:r>
-              <w:t>payer_plan_period</w:t>
-            </w:r>
-          </w:p>
-        </w:tc>
-        <w:tc>
-          <w:p>
-            <w:pPr>
-              <w:pStyle w:stlname="Normal" w:val="Normal"/>
-              <w:jc w:val="left"/>
-            </w:pPr>
-            <w:r>
-              <w:t>1</w:t>
-            </w:r>
-          </w:p>
-        </w:tc>
-        <w:tc>
-          <w:p>
-            <w:pPr>
-              <w:pStyle w:stlname="Normal" w:val="Normal"/>
-              <w:jc w:val="left"/>
-            </w:pPr>
-            <w:r>
-              <w:t>1</w:t>
-            </w:r>
-          </w:p>
-        </w:tc>
-        <w:tc>
-          <w:p>
-            <w:pPr>
-              <w:pStyle w:stlname="Normal" w:val="Normal"/>
-              <w:jc w:val="left"/>
-            </w:pPr>
-            <w:r>
-              <w:t>0</w:t>
-            </w:r>
-          </w:p>
-        </w:tc>
-        <w:tc>
-          <w:p>
-            <w:pPr>
-              <w:pStyle w:stlname="Normal" w:val="Normal"/>
-              <w:jc w:val="left"/>
-            </w:pPr>
-            <w:r>
-              <w:t>1</w:t>
-            </w:r>
-          </w:p>
-        </w:tc>
-        <w:tc>
-          <w:p>
-            <w:pPr>
-              <w:pStyle w:stlname="Normal" w:val="Normal"/>
-              <w:jc w:val="left"/>
-            </w:pPr>
-            <w:r>
-              <w:t>1</w:t>
-            </w:r>
-          </w:p>
-        </w:tc>
-        <w:tc>
-          <w:p>
-            <w:pPr>
-              <w:pStyle w:stlname="Normal" w:val="Normal"/>
-              <w:jc w:val="left"/>
-            </w:pPr>
-            <w:r>
-              <w:t>0</w:t>
-            </w:r>
-          </w:p>
-        </w:tc>
-      </w:tr>
-      <w:tr>
-        <w:tc>
-          <w:p>
-            <w:pPr>
-              <w:pStyle w:stlname="Normal" w:val="Normal"/>
-              <w:jc w:val="left"/>
-            </w:pPr>
-            <w:r>
-              <w:t>person</w:t>
-            </w:r>
-          </w:p>
-        </w:tc>
-        <w:tc>
-          <w:p>
-            <w:pPr>
-              <w:pStyle w:stlname="Normal" w:val="Normal"/>
-              <w:jc w:val="left"/>
-            </w:pPr>
-            <w:r>
-              <w:t>1</w:t>
-            </w:r>
-          </w:p>
-        </w:tc>
-        <w:tc>
-          <w:p>
-            <w:pPr>
-              <w:pStyle w:stlname="Normal" w:val="Normal"/>
-              <w:jc w:val="left"/>
-            </w:pPr>
-            <w:r>
-              <w:t>1</w:t>
-            </w:r>
-          </w:p>
-        </w:tc>
-        <w:tc>
-          <w:p>
-            <w:pPr>
-              <w:pStyle w:stlname="Normal" w:val="Normal"/>
-              <w:jc w:val="left"/>
-            </w:pPr>
-            <w:r>
-              <w:t>0</w:t>
-            </w:r>
-          </w:p>
-        </w:tc>
-        <w:tc>
-          <w:p>
-            <w:pPr>
-              <w:pStyle w:stlname="Normal" w:val="Normal"/>
-              <w:jc w:val="left"/>
-            </w:pPr>
-            <w:r>
-              <w:t>2</w:t>
-            </w:r>
-          </w:p>
-        </w:tc>
-        <w:tc>
-          <w:p>
-            <w:pPr>
-              <w:pStyle w:stlname="Normal" w:val="Normal"/>
-              <w:jc w:val="left"/>
-            </w:pPr>
-            <w:r>
-              <w:t>2</w:t>
-            </w:r>
-          </w:p>
-        </w:tc>
-        <w:tc>
-          <w:p>
-            <w:pPr>
-              <w:pStyle w:stlname="Normal" w:val="Normal"/>
-              <w:jc w:val="left"/>
-            </w:pPr>
-            <w:r>
-              <w:t>0</w:t>
-            </w:r>
-          </w:p>
-        </w:tc>
-      </w:tr>
-      <w:tr>
-        <w:tc>
-          <w:p>
-            <w:pPr>
-              <w:pStyle w:stlname="Normal" w:val="Normal"/>
-              <w:jc w:val="left"/>
-            </w:pPr>
-            <w:r>
-              <w:t>procedure_occurrence</w:t>
-            </w:r>
-          </w:p>
-        </w:tc>
-        <w:tc>
-          <w:p>
-            <w:pPr>
-              <w:pStyle w:stlname="Normal" w:val="Normal"/>
-              <w:jc w:val="left"/>
-            </w:pPr>
-            <w:r>
-              <w:t>1</w:t>
-            </w:r>
-          </w:p>
-        </w:tc>
-        <w:tc>
-          <w:p>
-            <w:pPr>
-              <w:pStyle w:stlname="Normal" w:val="Normal"/>
-              <w:jc w:val="left"/>
-            </w:pPr>
-            <w:r>
-              <w:t>1</w:t>
-            </w:r>
-          </w:p>
-        </w:tc>
-        <w:tc>
-          <w:p>
-            <w:pPr>
-              <w:pStyle w:stlname="Normal" w:val="Normal"/>
-              <w:jc w:val="left"/>
-            </w:pPr>
-            <w:r>
-              <w:t>0</w:t>
-            </w:r>
-          </w:p>
-        </w:tc>
-        <w:tc>
-          <w:p>
-            <w:pPr>
-              <w:pStyle w:stlname="Normal" w:val="Normal"/>
-              <w:jc w:val="left"/>
-            </w:pPr>
-            <w:r>
-              <w:t>3</w:t>
-            </w:r>
-          </w:p>
-        </w:tc>
-        <w:tc>
-          <w:p>
-            <w:pPr>
-              <w:pStyle w:stlname="Normal" w:val="Normal"/>
-              <w:jc w:val="left"/>
-            </w:pPr>
-            <w:r>
-              <w:t>3</w:t>
-            </w:r>
-          </w:p>
-        </w:tc>
-        <w:tc>
-          <w:p>
-            <w:pPr>
-              <w:pStyle w:stlname="Normal" w:val="Normal"/>
-              <w:jc w:val="left"/>
-            </w:pPr>
-            <w:r>
-              <w:t>0</w:t>
-            </w:r>
-          </w:p>
-        </w:tc>
-      </w:tr>
-      <w:tr>
-        <w:tc>
-          <w:p>
-            <w:pPr>
-              <w:pStyle w:stlname="Normal" w:val="Normal"/>
-              <w:jc w:val="left"/>
-            </w:pPr>
-            <w:r>
-              <w:t>provider</w:t>
-            </w:r>
-          </w:p>
-        </w:tc>
-        <w:tc>
-          <w:p>
-            <w:pPr>
-              <w:pStyle w:stlname="Normal" w:val="Normal"/>
-              <w:jc w:val="left"/>
-            </w:pPr>
-            <w:r>
-              <w:t>1</w:t>
-            </w:r>
-          </w:p>
-        </w:tc>
-        <w:tc>
-          <w:p>
-            <w:pPr>
-              <w:pStyle w:stlname="Normal" w:val="Normal"/>
-              <w:jc w:val="left"/>
-            </w:pPr>
-            <w:r>
-              <w:t>1</w:t>
-            </w:r>
-          </w:p>
-        </w:tc>
-        <w:tc>
-          <w:p>
-            <w:pPr>
-              <w:pStyle w:stlname="Normal" w:val="Normal"/>
-              <w:jc w:val="left"/>
-            </w:pPr>
-            <w:r>
-              <w:t>0</w:t>
-            </w:r>
-          </w:p>
-        </w:tc>
-        <w:tc>
-          <w:p>
-            <w:pPr>
-              <w:pStyle w:stlname="Normal" w:val="Normal"/>
-              <w:jc w:val="left"/>
-            </w:pPr>
-            <w:r>
-              <w:t>1</w:t>
-            </w:r>
-          </w:p>
-        </w:tc>
-        <w:tc>
-          <w:p>
-            <w:pPr>
-              <w:pStyle w:stlname="Normal" w:val="Normal"/>
-              <w:jc w:val="left"/>
-            </w:pPr>
-            <w:r>
-              <w:t>1</w:t>
-            </w:r>
-          </w:p>
-        </w:tc>
-        <w:tc>
-          <w:p>
-            <w:pPr>
-              <w:pStyle w:stlname="Normal" w:val="Normal"/>
-              <w:jc w:val="left"/>
-            </w:pPr>
-            <w:r>
-              <w:t>0</w:t>
-            </w:r>
-          </w:p>
-        </w:tc>
-      </w:tr>
-      <w:tr>
-        <w:tc>
-          <w:p>
-            <w:pPr>
-              <w:pStyle w:stlname="Normal" w:val="Normal"/>
-              <w:jc w:val="left"/>
-            </w:pPr>
-            <w:r>
-              <w:t>relationship</w:t>
-            </w:r>
-          </w:p>
-        </w:tc>
-        <w:tc>
-          <w:p>
-            <w:pPr>
-              <w:pStyle w:stlname="Normal" w:val="Normal"/>
-              <w:jc w:val="left"/>
-            </w:pPr>
-            <w:r>
-              <w:t>0</w:t>
-            </w:r>
-          </w:p>
-        </w:tc>
-        <w:tc>
-          <w:p>
-            <w:pPr>
-              <w:pStyle w:stlname="Normal" w:val="Normal"/>
-              <w:jc w:val="left"/>
-            </w:pPr>
-            <w:r>
-              <w:t>1</w:t>
-            </w:r>
-          </w:p>
-        </w:tc>
-        <w:tc>
-          <w:p>
-            <w:pPr>
-              <w:pStyle w:stlname="Normal" w:val="Normal"/>
-              <w:jc w:val="left"/>
-            </w:pPr>
-            <w:r>
-              <w:t>1</w:t>
-            </w:r>
-          </w:p>
-        </w:tc>
-        <w:tc>
-          <w:p>
-            <w:pPr>
-              <w:pStyle w:stlname="Normal" w:val="Normal"/>
-              <w:jc w:val="left"/>
-            </w:pPr>
-            <w:r>
-              <w:t>0</w:t>
-            </w:r>
-          </w:p>
-        </w:tc>
-        <w:tc>
-          <w:p>
-            <w:pPr>
-              <w:pStyle w:stlname="Normal" w:val="Normal"/>
-              <w:jc w:val="left"/>
-            </w:pPr>
-            <w:r>
-              <w:t>1</w:t>
-            </w:r>
-          </w:p>
-        </w:tc>
-        <w:tc>
-          <w:p>
-            <w:pPr>
-              <w:pStyle w:stlname="Normal" w:val="Normal"/>
-              <w:jc w:val="left"/>
-            </w:pPr>
-            <w:r>
-              <w:t>1</w:t>
-            </w:r>
-          </w:p>
-        </w:tc>
-      </w:tr>
-      <w:tr>
-        <w:tc>
-          <w:p>
-            <w:pPr>
-              <w:pStyle w:stlname="Normal" w:val="Normal"/>
-              <w:jc w:val="left"/>
-            </w:pPr>
-            <w:r>
-              <w:t>source_to_concept_map</w:t>
-            </w:r>
-          </w:p>
-        </w:tc>
-        <w:tc>
-          <w:p>
-            <w:pPr>
-              <w:pStyle w:stlname="Normal" w:val="Normal"/>
-              <w:jc w:val="left"/>
-            </w:pPr>
-            <w:r>
-              <w:t>0</w:t>
-            </w:r>
-          </w:p>
-        </w:tc>
-        <w:tc>
-          <w:p>
-            <w:pPr>
-              <w:pStyle w:stlname="Normal" w:val="Normal"/>
-              <w:jc w:val="left"/>
-            </w:pPr>
-            <w:r>
-              <w:t>0</w:t>
-            </w:r>
-          </w:p>
-        </w:tc>
-        <w:tc>
-          <w:p>
-            <w:pPr>
-              <w:pStyle w:stlname="Normal" w:val="Normal"/>
-              <w:jc w:val="left"/>
-            </w:pPr>
-            <w:r>
-              <w:t>0</w:t>
-            </w:r>
-          </w:p>
-        </w:tc>
-        <w:tc>
-          <w:p>
-            <w:pPr>
-              <w:pStyle w:stlname="Normal" w:val="Normal"/>
-              <w:jc w:val="left"/>
-            </w:pPr>
-            <w:r>
-              <w:t>0</w:t>
-            </w:r>
-          </w:p>
-        </w:tc>
-        <w:tc>
-          <w:p>
-            <w:pPr>
-              <w:pStyle w:stlname="Normal" w:val="Normal"/>
-              <w:jc w:val="left"/>
-            </w:pPr>
-            <w:r>
-              <w:t>4</w:t>
-            </w:r>
-          </w:p>
-        </w:tc>
-        <w:tc>
-          <w:p>
-            <w:pPr>
-              <w:pStyle w:stlname="Normal" w:val="Normal"/>
-              <w:jc w:val="left"/>
-            </w:pPr>
-            <w:r>
-              <w:t>4</w:t>
-            </w:r>
-          </w:p>
-        </w:tc>
-      </w:tr>
-      <w:tr>
-        <w:tc>
-          <w:p>
-            <w:pPr>
-              <w:pStyle w:stlname="Normal" w:val="Normal"/>
-              <w:jc w:val="left"/>
-            </w:pPr>
-            <w:r>
-              <w:t>specimen</w:t>
-            </w:r>
-          </w:p>
-        </w:tc>
-        <w:tc>
-          <w:p>
-            <w:pPr>
-              <w:pStyle w:stlname="Normal" w:val="Normal"/>
-              <w:jc w:val="left"/>
-            </w:pPr>
-            <w:r>
-              <w:t>1</w:t>
-            </w:r>
-          </w:p>
-        </w:tc>
-        <w:tc>
-          <w:p>
-            <w:pPr>
-              <w:pStyle w:stlname="Normal" w:val="Normal"/>
-              <w:jc w:val="left"/>
-            </w:pPr>
-            <w:r>
-              <w:t>1</w:t>
-            </w:r>
-          </w:p>
-        </w:tc>
-        <w:tc>
-          <w:p>
-            <w:pPr>
-              <w:pStyle w:stlname="Normal" w:val="Normal"/>
-              <w:jc w:val="left"/>
-            </w:pPr>
-            <w:r>
-              <w:t>0</w:t>
-            </w:r>
-          </w:p>
-        </w:tc>
-        <w:tc>
-          <w:p>
-            <w:pPr>
-              <w:pStyle w:stlname="Normal" w:val="Normal"/>
-              <w:jc w:val="left"/>
-            </w:pPr>
-            <w:r>
-              <w:t>2</w:t>
-            </w:r>
-          </w:p>
-        </w:tc>
-        <w:tc>
-          <w:p>
-            <w:pPr>
-              <w:pStyle w:stlname="Normal" w:val="Normal"/>
-              <w:jc w:val="left"/>
-            </w:pPr>
-            <w:r>
-              <w:t>2</w:t>
-            </w:r>
-          </w:p>
-        </w:tc>
-        <w:tc>
-          <w:p>
-            <w:pPr>
-              <w:pStyle w:stlname="Normal" w:val="Normal"/>
-              <w:jc w:val="left"/>
-            </w:pPr>
-            <w:r>
-              <w:t>0</w:t>
-            </w:r>
-          </w:p>
-        </w:tc>
-      </w:tr>
-      <w:tr>
-        <w:tc>
-          <w:p>
-            <w:pPr>
-              <w:pStyle w:stlname="Normal" w:val="Normal"/>
-              <w:jc w:val="left"/>
-            </w:pPr>
-            <w:r>
-              <w:t>visit_detail</w:t>
-            </w:r>
-          </w:p>
-        </w:tc>
-        <w:tc>
-          <w:p>
-            <w:pPr>
-              <w:pStyle w:stlname="Normal" w:val="Normal"/>
-              <w:jc w:val="left"/>
-            </w:pPr>
-            <w:r>
-              <w:t>1</w:t>
-            </w:r>
-          </w:p>
-        </w:tc>
-        <w:tc>
-          <w:p>
-            <w:pPr>
-              <w:pStyle w:stlname="Normal" w:val="Normal"/>
-              <w:jc w:val="left"/>
-            </w:pPr>
-            <w:r>
-              <w:t>1</w:t>
-            </w:r>
-          </w:p>
-        </w:tc>
-        <w:tc>
-          <w:p>
-            <w:pPr>
-              <w:pStyle w:stlname="Normal" w:val="Normal"/>
-              <w:jc w:val="left"/>
-            </w:pPr>
-            <w:r>
-              <w:t>0</w:t>
-            </w:r>
-          </w:p>
-        </w:tc>
-        <w:tc>
-          <w:p>
-            <w:pPr>
-              <w:pStyle w:stlname="Normal" w:val="Normal"/>
-              <w:jc w:val="left"/>
-            </w:pPr>
-            <w:r>
-              <w:t>3</w:t>
-            </w:r>
-          </w:p>
-        </w:tc>
-        <w:tc>
-          <w:p>
-            <w:pPr>
-              <w:pStyle w:stlname="Normal" w:val="Normal"/>
-              <w:jc w:val="left"/>
-            </w:pPr>
-            <w:r>
-              <w:t>3</w:t>
-            </w:r>
-          </w:p>
-        </w:tc>
-        <w:tc>
-          <w:p>
-            <w:pPr>
-              <w:pStyle w:stlname="Normal" w:val="Normal"/>
-              <w:jc w:val="left"/>
-            </w:pPr>
-            <w:r>
-              <w:t>0</w:t>
-            </w:r>
-          </w:p>
-        </w:tc>
-      </w:tr>
-      <w:tr>
-        <w:tc>
-          <w:p>
-            <w:pPr>
-              <w:pStyle w:stlname="Normal" w:val="Normal"/>
-              <w:jc w:val="left"/>
-            </w:pPr>
-            <w:r>
-              <w:t>visit_occurrence</w:t>
-            </w:r>
-          </w:p>
-        </w:tc>
-        <w:tc>
-          <w:p>
-            <w:pPr>
-              <w:pStyle w:stlname="Normal" w:val="Normal"/>
-              <w:jc w:val="left"/>
-            </w:pPr>
-            <w:r>
-              <w:t>1</w:t>
-            </w:r>
-          </w:p>
-        </w:tc>
-        <w:tc>
-          <w:p>
-            <w:pPr>
-              <w:pStyle w:stlname="Normal" w:val="Normal"/>
-              <w:jc w:val="left"/>
-            </w:pPr>
-            <w:r>
-              <w:t>1</w:t>
-            </w:r>
-          </w:p>
-        </w:tc>
-        <w:tc>
-          <w:p>
-            <w:pPr>
-              <w:pStyle w:stlname="Normal" w:val="Normal"/>
-              <w:jc w:val="left"/>
-            </w:pPr>
-            <w:r>
-              <w:t>0</w:t>
-            </w:r>
-          </w:p>
-        </w:tc>
-        <w:tc>
-          <w:p>
-            <w:pPr>
-              <w:pStyle w:stlname="Normal" w:val="Normal"/>
-              <w:jc w:val="left"/>
-            </w:pPr>
-            <w:r>
-              <w:t>2</w:t>
-            </w:r>
-          </w:p>
-        </w:tc>
-        <w:tc>
-          <w:p>
-            <w:pPr>
-              <w:pStyle w:stlname="Normal" w:val="Normal"/>
-              <w:jc w:val="left"/>
-            </w:pPr>
-            <w:r>
-              <w:t>2</w:t>
-            </w:r>
-          </w:p>
-        </w:tc>
-        <w:tc>
-          <w:p>
-            <w:pPr>
-              <w:pStyle w:stlname="Normal" w:val="Normal"/>
-              <w:jc w:val="left"/>
-            </w:pPr>
-            <w:r>
-              <w:t>0</w:t>
-            </w:r>
-          </w:p>
-        </w:tc>
-      </w:tr>
-      <w:tr>
-        <w:tc>
-          <w:p>
-            <w:pPr>
-              <w:pStyle w:stlname="Normal" w:val="Normal"/>
-              <w:jc w:val="left"/>
-            </w:pPr>
-            <w:r>
-              <w:t>vocabulary</w:t>
-            </w:r>
-          </w:p>
-        </w:tc>
-        <w:tc>
-          <w:p>
-            <w:pPr>
-              <w:pStyle w:stlname="Normal" w:val="Normal"/>
-              <w:jc w:val="left"/>
-            </w:pPr>
-            <w:r>
-              <w:t>0</w:t>
-            </w:r>
-          </w:p>
-        </w:tc>
-        <w:tc>
-          <w:p>
-            <w:pPr>
-              <w:pStyle w:stlname="Normal" w:val="Normal"/>
-              <w:jc w:val="left"/>
-            </w:pPr>
-            <w:r>
-              <w:t>1</w:t>
-            </w:r>
-          </w:p>
-        </w:tc>
-        <w:tc>
-          <w:p>
-            <w:pPr>
-              <w:pStyle w:stlname="Normal" w:val="Normal"/>
-              <w:jc w:val="left"/>
-            </w:pPr>
-            <w:r>
-              <w:t>1</w:t>
-            </w:r>
-          </w:p>
-        </w:tc>
-        <w:tc>
-          <w:p>
-            <w:pPr>
-              <w:pStyle w:stlname="Normal" w:val="Normal"/>
-              <w:jc w:val="left"/>
-            </w:pPr>
-            <w:r>
-              <w:t>0</w:t>
-            </w:r>
-          </w:p>
-        </w:tc>
-        <w:tc>
-          <w:p>
-            <w:pPr>
-              <w:pStyle w:stlname="Normal" w:val="Normal"/>
-              <w:jc w:val="left"/>
-            </w:pPr>
-            <w:r>
-              <w:t>1</w:t>
-            </w:r>
-          </w:p>
-        </w:tc>
-        <w:tc>
-          <w:p>
-            <w:pPr>
-              <w:pStyle w:stlname="Normal" w:val="Normal"/>
-              <w:jc w:val="left"/>
-            </w:pPr>
-            <w:r>
-              <w:t>1</w:t>
-            </w:r>
-          </w:p>
-        </w:tc>
       </w:tr>
       <w:tr>
         <w:tc>
@@ -30790,17 +29954,6 @@
               <w:jc w:val="left"/>
             </w:pPr>
             <w:r>
-              <w:t>6</w:t>
-            </w:r>
-          </w:p>
-        </w:tc>
-        <w:tc>
-          <w:p>
-            <w:pPr>
-              <w:pStyle w:stlname="Normal" w:val="Normal"/>
-              <w:jc w:val="left"/>
-            </w:pPr>
-            <w:r>
               <w:t>49</w:t>
             </w:r>
           </w:p>
@@ -30813,17 +29966,6 @@
             </w:pPr>
             <w:r>
               <w:t>74</w:t>
-            </w:r>
-          </w:p>
-        </w:tc>
-        <w:tc>
-          <w:p>
-            <w:pPr>
-              <w:pStyle w:stlname="Normal" w:val="Normal"/>
-              <w:jc w:val="left"/>
-            </w:pPr>
-            <w:r>
-              <w:t>28</w:t>
             </w:r>
           </w:p>
         </w:tc>
@@ -30834,7 +29976,7 @@
         <w:pStyle w:val="FootnotetextAgency"/>
       </w:pPr>
       <w:r>
-        <w:t xml:space="preserve">Query executed in 0.01 seconds</w:t>
+        <w:t xml:space="preserve">Query executed in 0.02 seconds</w:t>
       </w:r>
     </w:p>
     <w:p>
@@ -31843,7 +30985,7 @@
         <w:pStyle w:val="FootnotetextAgency"/>
       </w:pPr>
       <w:r>
-        <w:t xml:space="preserve">Query executed in 0.69 seconds</w:t>
+        <w:t xml:space="preserve">Query executed in 0.70 seconds</w:t>
       </w:r>
     </w:p>
     <w:p>
@@ -34947,7 +34089,7 @@
         <w:pStyle w:val="FootnotetextAgency"/>
       </w:pPr>
       <w:r>
-        <w:t xml:space="preserve">Query executed in 0.45 seconds</w:t>
+        <w:t xml:space="preserve">Query executed in 0.41 seconds</w:t>
       </w:r>
     </w:p>
     <w:p>
@@ -34958,6 +34100,1590 @@
         <w:t xml:space="preserve">Table hashes</w:t>
       </w:r>
     </w:p>
+    <w:p>
+      <w:pPr>
+        <w:pStyle w:val="TableheadingAgency"/>
+      </w:pPr>
+      <w:r>
+        <w:t xml:space="preserve">MD5 Hashes of the CDM tables, as computed by CdmConnector::dataHashByTable using table names, row count, unique column and unique count. Ⓞ</w:t>
+      </w:r>
+    </w:p>
+    <w:tbl>
+      <w:tblPr>
+        <w:tblStyle w:stlname="Table grid (Agency)" w:val="TablegridAgency"/>
+        <w:tblLayout w:type="autofit"/>
+        <w:jc w:val="left"/>
+        <w:tblW w:type="pct" w:w="5000"/>
+        <w:tblLook w:firstRow="1" w:lastRow="0" w:firstColumn="0" w:lastColumn="0" w:noHBand="0" w:noVBand="1"/>
+      </w:tblPr>
+      <w:tr>
+        <w:trPr>
+          <w:tblHeader/>
+        </w:trPr>
+        <w:tc>
+          <w:p>
+            <w:pPr>
+              <w:pStyle w:stlname="Normal" w:val="Normal"/>
+              <w:jc w:val="left"/>
+            </w:pPr>
+            <w:r>
+              <w:t>Table</w:t>
+            </w:r>
+          </w:p>
+        </w:tc>
+        <w:tc>
+          <w:p>
+            <w:pPr>
+              <w:pStyle w:stlname="Normal" w:val="Normal"/>
+              <w:jc w:val="left"/>
+            </w:pPr>
+            <w:r>
+              <w:t>#Records</w:t>
+            </w:r>
+          </w:p>
+        </w:tc>
+        <w:tc>
+          <w:p>
+            <w:pPr>
+              <w:pStyle w:stlname="Normal" w:val="Normal"/>
+              <w:jc w:val="left"/>
+            </w:pPr>
+            <w:r>
+              <w:t>Unique Column</w:t>
+            </w:r>
+          </w:p>
+        </w:tc>
+        <w:tc>
+          <w:p>
+            <w:pPr>
+              <w:pStyle w:stlname="Normal" w:val="Normal"/>
+              <w:jc w:val="left"/>
+            </w:pPr>
+            <w:r>
+              <w:t>#Unique</w:t>
+            </w:r>
+          </w:p>
+        </w:tc>
+        <w:tc>
+          <w:p>
+            <w:pPr>
+              <w:pStyle w:stlname="Normal" w:val="Normal"/>
+              <w:jc w:val="left"/>
+            </w:pPr>
+            <w:r>
+              <w:t>Hash</w:t>
+            </w:r>
+          </w:p>
+        </w:tc>
+        <w:tc>
+          <w:p>
+            <w:pPr>
+              <w:pStyle w:stlname="Normal" w:val="Normal"/>
+              <w:jc w:val="left"/>
+            </w:pPr>
+            <w:r>
+              <w:t>Duration</w:t>
+            </w:r>
+          </w:p>
+        </w:tc>
+      </w:tr>
+      <w:tr>
+        <w:tc>
+          <w:p>
+            <w:pPr>
+              <w:pStyle w:stlname="Normal" w:val="Normal"/>
+              <w:jc w:val="left"/>
+            </w:pPr>
+            <w:r>
+              <w:t>person</w:t>
+            </w:r>
+          </w:p>
+        </w:tc>
+        <w:tc>
+          <w:p>
+            <w:pPr>
+              <w:pStyle w:stlname="Normal" w:val="Normal"/>
+              <w:jc w:val="left"/>
+            </w:pPr>
+            <w:r>
+              <w:t>  23517</w:t>
+            </w:r>
+          </w:p>
+        </w:tc>
+        <w:tc>
+          <w:p>
+            <w:pPr>
+              <w:pStyle w:stlname="Normal" w:val="Normal"/>
+              <w:jc w:val="left"/>
+            </w:pPr>
+            <w:r>
+              <w:t>person_id</w:t>
+            </w:r>
+          </w:p>
+        </w:tc>
+        <w:tc>
+          <w:p>
+            <w:pPr>
+              <w:pStyle w:stlname="Normal" w:val="Normal"/>
+              <w:jc w:val="left"/>
+            </w:pPr>
+            <w:r>
+              <w:t> 23517</w:t>
+            </w:r>
+          </w:p>
+        </w:tc>
+        <w:tc>
+          <w:p>
+            <w:pPr>
+              <w:pStyle w:stlname="Normal" w:val="Normal"/>
+              <w:jc w:val="left"/>
+            </w:pPr>
+            <w:r>
+              <w:t>4bc6ff77576ac40e26f8bcd4f4c7e5fe</w:t>
+            </w:r>
+          </w:p>
+        </w:tc>
+        <w:tc>
+          <w:p>
+            <w:pPr>
+              <w:pStyle w:stlname="Normal" w:val="Normal"/>
+              <w:jc w:val="left"/>
+            </w:pPr>
+            <w:r>
+              <w:t>16ms</w:t>
+            </w:r>
+          </w:p>
+        </w:tc>
+      </w:tr>
+      <w:tr>
+        <w:tc>
+          <w:p>
+            <w:pPr>
+              <w:pStyle w:stlname="Normal" w:val="Normal"/>
+              <w:jc w:val="left"/>
+            </w:pPr>
+            <w:r>
+              <w:t>observation_period</w:t>
+            </w:r>
+          </w:p>
+        </w:tc>
+        <w:tc>
+          <w:p>
+            <w:pPr>
+              <w:pStyle w:stlname="Normal" w:val="Normal"/>
+              <w:jc w:val="left"/>
+            </w:pPr>
+            <w:r>
+              <w:t>  23517</w:t>
+            </w:r>
+          </w:p>
+        </w:tc>
+        <w:tc>
+          <w:p>
+            <w:pPr>
+              <w:pStyle w:stlname="Normal" w:val="Normal"/>
+              <w:jc w:val="left"/>
+            </w:pPr>
+            <w:r>
+              <w:t>person_id</w:t>
+            </w:r>
+          </w:p>
+        </w:tc>
+        <w:tc>
+          <w:p>
+            <w:pPr>
+              <w:pStyle w:stlname="Normal" w:val="Normal"/>
+              <w:jc w:val="left"/>
+            </w:pPr>
+            <w:r>
+              <w:t> 23517</w:t>
+            </w:r>
+          </w:p>
+        </w:tc>
+        <w:tc>
+          <w:p>
+            <w:pPr>
+              <w:pStyle w:stlname="Normal" w:val="Normal"/>
+              <w:jc w:val="left"/>
+            </w:pPr>
+            <w:r>
+              <w:t>297b2845318850f80037bd88e9a576fd</w:t>
+            </w:r>
+          </w:p>
+        </w:tc>
+        <w:tc>
+          <w:p>
+            <w:pPr>
+              <w:pStyle w:stlname="Normal" w:val="Normal"/>
+              <w:jc w:val="left"/>
+            </w:pPr>
+            <w:r>
+              <w:t>14ms</w:t>
+            </w:r>
+          </w:p>
+        </w:tc>
+      </w:tr>
+      <w:tr>
+        <w:tc>
+          <w:p>
+            <w:pPr>
+              <w:pStyle w:stlname="Normal" w:val="Normal"/>
+              <w:jc w:val="left"/>
+            </w:pPr>
+            <w:r>
+              <w:t>visit_occurrence</w:t>
+            </w:r>
+          </w:p>
+        </w:tc>
+        <w:tc>
+          <w:p>
+            <w:pPr>
+              <w:pStyle w:stlname="Normal" w:val="Normal"/>
+              <w:jc w:val="left"/>
+            </w:pPr>
+            <w:r>
+              <w:t>1276461</w:t>
+            </w:r>
+          </w:p>
+        </w:tc>
+        <w:tc>
+          <w:p>
+            <w:pPr>
+              <w:pStyle w:stlname="Normal" w:val="Normal"/>
+              <w:jc w:val="left"/>
+            </w:pPr>
+            <w:r>
+              <w:t>visit_concept_id</w:t>
+            </w:r>
+          </w:p>
+        </w:tc>
+        <w:tc>
+          <w:p>
+            <w:pPr>
+              <w:pStyle w:stlname="Normal" w:val="Normal"/>
+              <w:jc w:val="left"/>
+            </w:pPr>
+            <w:r>
+              <w:t>     3</w:t>
+            </w:r>
+          </w:p>
+        </w:tc>
+        <w:tc>
+          <w:p>
+            <w:pPr>
+              <w:pStyle w:stlname="Normal" w:val="Normal"/>
+              <w:jc w:val="left"/>
+            </w:pPr>
+            <w:r>
+              <w:t>e2abf46303447c87d583c698887d167d</w:t>
+            </w:r>
+          </w:p>
+        </w:tc>
+        <w:tc>
+          <w:p>
+            <w:pPr>
+              <w:pStyle w:stlname="Normal" w:val="Normal"/>
+              <w:jc w:val="left"/>
+            </w:pPr>
+            <w:r>
+              <w:t>93ms</w:t>
+            </w:r>
+          </w:p>
+        </w:tc>
+      </w:tr>
+      <w:tr>
+        <w:tc>
+          <w:p>
+            <w:pPr>
+              <w:pStyle w:stlname="Normal" w:val="Normal"/>
+              <w:jc w:val="left"/>
+            </w:pPr>
+            <w:r>
+              <w:t>condition_occurrence</w:t>
+            </w:r>
+          </w:p>
+        </w:tc>
+        <w:tc>
+          <w:p>
+            <w:pPr>
+              <w:pStyle w:stlname="Normal" w:val="Normal"/>
+              <w:jc w:val="left"/>
+            </w:pPr>
+            <w:r>
+              <w:t> 402721</w:t>
+            </w:r>
+          </w:p>
+        </w:tc>
+        <w:tc>
+          <w:p>
+            <w:pPr>
+              <w:pStyle w:stlname="Normal" w:val="Normal"/>
+              <w:jc w:val="left"/>
+            </w:pPr>
+            <w:r>
+              <w:t>condition_concept_id</w:t>
+            </w:r>
+          </w:p>
+        </w:tc>
+        <w:tc>
+          <w:p>
+            <w:pPr>
+              <w:pStyle w:stlname="Normal" w:val="Normal"/>
+              <w:jc w:val="left"/>
+            </w:pPr>
+            <w:r>
+              <w:t>   222</w:t>
+            </w:r>
+          </w:p>
+        </w:tc>
+        <w:tc>
+          <w:p>
+            <w:pPr>
+              <w:pStyle w:stlname="Normal" w:val="Normal"/>
+              <w:jc w:val="left"/>
+            </w:pPr>
+            <w:r>
+              <w:t>c9ea675a3f77b77d01a1e212b120d067</w:t>
+            </w:r>
+          </w:p>
+        </w:tc>
+        <w:tc>
+          <w:p>
+            <w:pPr>
+              <w:pStyle w:stlname="Normal" w:val="Normal"/>
+              <w:jc w:val="left"/>
+            </w:pPr>
+            <w:r>
+              <w:t>27ms</w:t>
+            </w:r>
+          </w:p>
+        </w:tc>
+      </w:tr>
+      <w:tr>
+        <w:tc>
+          <w:p>
+            <w:pPr>
+              <w:pStyle w:stlname="Normal" w:val="Normal"/>
+              <w:jc w:val="left"/>
+            </w:pPr>
+            <w:r>
+              <w:t>drug_exposure</w:t>
+            </w:r>
+          </w:p>
+        </w:tc>
+        <w:tc>
+          <w:p>
+            <w:pPr>
+              <w:pStyle w:stlname="Normal" w:val="Normal"/>
+              <w:jc w:val="left"/>
+            </w:pPr>
+            <w:r>
+              <w:t>1483659</w:t>
+            </w:r>
+          </w:p>
+        </w:tc>
+        <w:tc>
+          <w:p>
+            <w:pPr>
+              <w:pStyle w:stlname="Normal" w:val="Normal"/>
+              <w:jc w:val="left"/>
+            </w:pPr>
+            <w:r>
+              <w:t>drug_concept_id</w:t>
+            </w:r>
+          </w:p>
+        </w:tc>
+        <w:tc>
+          <w:p>
+            <w:pPr>
+              <w:pStyle w:stlname="Normal" w:val="Normal"/>
+              <w:jc w:val="left"/>
+            </w:pPr>
+            <w:r>
+              <w:t>   256</w:t>
+            </w:r>
+          </w:p>
+        </w:tc>
+        <w:tc>
+          <w:p>
+            <w:pPr>
+              <w:pStyle w:stlname="Normal" w:val="Normal"/>
+              <w:jc w:val="left"/>
+            </w:pPr>
+            <w:r>
+              <w:t>4a3c7ed2b1fc9f9d65b8770dd39ec646</w:t>
+            </w:r>
+          </w:p>
+        </w:tc>
+        <w:tc>
+          <w:p>
+            <w:pPr>
+              <w:pStyle w:stlname="Normal" w:val="Normal"/>
+              <w:jc w:val="left"/>
+            </w:pPr>
+            <w:r>
+              <w:t>76ms</w:t>
+            </w:r>
+          </w:p>
+        </w:tc>
+      </w:tr>
+      <w:tr>
+        <w:tc>
+          <w:p>
+            <w:pPr>
+              <w:pStyle w:stlname="Normal" w:val="Normal"/>
+              <w:jc w:val="left"/>
+            </w:pPr>
+            <w:r>
+              <w:t>procedure_occurrence</w:t>
+            </w:r>
+          </w:p>
+        </w:tc>
+        <w:tc>
+          <w:p>
+            <w:pPr>
+              <w:pStyle w:stlname="Normal" w:val="Normal"/>
+              <w:jc w:val="left"/>
+            </w:pPr>
+            <w:r>
+              <w:t>1296930</w:t>
+            </w:r>
+          </w:p>
+        </w:tc>
+        <w:tc>
+          <w:p>
+            <w:pPr>
+              <w:pStyle w:stlname="Normal" w:val="Normal"/>
+              <w:jc w:val="left"/>
+            </w:pPr>
+            <w:r>
+              <w:t>procedure_concept_id</w:t>
+            </w:r>
+          </w:p>
+        </w:tc>
+        <w:tc>
+          <w:p>
+            <w:pPr>
+              <w:pStyle w:stlname="Normal" w:val="Normal"/>
+              <w:jc w:val="left"/>
+            </w:pPr>
+            <w:r>
+              <w:t>   173</w:t>
+            </w:r>
+          </w:p>
+        </w:tc>
+        <w:tc>
+          <w:p>
+            <w:pPr>
+              <w:pStyle w:stlname="Normal" w:val="Normal"/>
+              <w:jc w:val="left"/>
+            </w:pPr>
+            <w:r>
+              <w:t>9b29d1ad0d4789ee3118053f4898767a</w:t>
+            </w:r>
+          </w:p>
+        </w:tc>
+        <w:tc>
+          <w:p>
+            <w:pPr>
+              <w:pStyle w:stlname="Normal" w:val="Normal"/>
+              <w:jc w:val="left"/>
+            </w:pPr>
+            <w:r>
+              <w:t>70ms</w:t>
+            </w:r>
+          </w:p>
+        </w:tc>
+      </w:tr>
+      <w:tr>
+        <w:tc>
+          <w:p>
+            <w:pPr>
+              <w:pStyle w:stlname="Normal" w:val="Normal"/>
+              <w:jc w:val="left"/>
+            </w:pPr>
+            <w:r>
+              <w:t>measurement</w:t>
+            </w:r>
+          </w:p>
+        </w:tc>
+        <w:tc>
+          <w:p>
+            <w:pPr>
+              <w:pStyle w:stlname="Normal" w:val="Normal"/>
+              <w:jc w:val="left"/>
+            </w:pPr>
+            <w:r>
+              <w:t>15072717</w:t>
+            </w:r>
+          </w:p>
+        </w:tc>
+        <w:tc>
+          <w:p>
+            <w:pPr>
+              <w:pStyle w:stlname="Normal" w:val="Normal"/>
+              <w:jc w:val="left"/>
+            </w:pPr>
+            <w:r>
+              <w:t>measurement_concept_id</w:t>
+            </w:r>
+          </w:p>
+        </w:tc>
+        <w:tc>
+          <w:p>
+            <w:pPr>
+              <w:pStyle w:stlname="Normal" w:val="Normal"/>
+              <w:jc w:val="left"/>
+            </w:pPr>
+            <w:r>
+              <w:t>    52</w:t>
+            </w:r>
+          </w:p>
+        </w:tc>
+        <w:tc>
+          <w:p>
+            <w:pPr>
+              <w:pStyle w:stlname="Normal" w:val="Normal"/>
+              <w:jc w:val="left"/>
+            </w:pPr>
+            <w:r>
+              <w:t>9ada71a4f2cae3386ade74407b81e7bf</w:t>
+            </w:r>
+          </w:p>
+        </w:tc>
+        <w:tc>
+          <w:p>
+            <w:pPr>
+              <w:pStyle w:stlname="Normal" w:val="Normal"/>
+              <w:jc w:val="left"/>
+            </w:pPr>
+            <w:r>
+              <w:t>623ms</w:t>
+            </w:r>
+          </w:p>
+        </w:tc>
+      </w:tr>
+      <w:tr>
+        <w:tc>
+          <w:p>
+            <w:pPr>
+              <w:pStyle w:stlname="Normal" w:val="Normal"/>
+              <w:jc w:val="left"/>
+            </w:pPr>
+            <w:r>
+              <w:t>observation</w:t>
+            </w:r>
+          </w:p>
+        </w:tc>
+        <w:tc>
+          <w:p>
+            <w:pPr>
+              <w:pStyle w:stlname="Normal" w:val="Normal"/>
+              <w:jc w:val="left"/>
+            </w:pPr>
+            <w:r>
+              <w:t> 465207</w:t>
+            </w:r>
+          </w:p>
+        </w:tc>
+        <w:tc>
+          <w:p>
+            <w:pPr>
+              <w:pStyle w:stlname="Normal" w:val="Normal"/>
+              <w:jc w:val="left"/>
+            </w:pPr>
+            <w:r>
+              <w:t>observation_concept_id</w:t>
+            </w:r>
+          </w:p>
+        </w:tc>
+        <w:tc>
+          <w:p>
+            <w:pPr>
+              <w:pStyle w:stlname="Normal" w:val="Normal"/>
+              <w:jc w:val="left"/>
+            </w:pPr>
+            <w:r>
+              <w:t>    40</w:t>
+            </w:r>
+          </w:p>
+        </w:tc>
+        <w:tc>
+          <w:p>
+            <w:pPr>
+              <w:pStyle w:stlname="Normal" w:val="Normal"/>
+              <w:jc w:val="left"/>
+            </w:pPr>
+            <w:r>
+              <w:t>9e31ec351a25fd41847cc072b3aa6160</w:t>
+            </w:r>
+          </w:p>
+        </w:tc>
+        <w:tc>
+          <w:p>
+            <w:pPr>
+              <w:pStyle w:stlname="Normal" w:val="Normal"/>
+              <w:jc w:val="left"/>
+            </w:pPr>
+            <w:r>
+              <w:t>29ms</w:t>
+            </w:r>
+          </w:p>
+        </w:tc>
+      </w:tr>
+      <w:tr>
+        <w:tc>
+          <w:p>
+            <w:pPr>
+              <w:pStyle w:stlname="Normal" w:val="Normal"/>
+              <w:jc w:val="left"/>
+            </w:pPr>
+            <w:r>
+              <w:t>death</w:t>
+            </w:r>
+          </w:p>
+        </w:tc>
+        <w:tc>
+          <w:p>
+            <w:pPr>
+              <w:pStyle w:stlname="Normal" w:val="Normal"/>
+              <w:jc w:val="left"/>
+            </w:pPr>
+            <w:r>
+              <w:t>      0</w:t>
+            </w:r>
+          </w:p>
+        </w:tc>
+        <w:tc>
+          <w:p>
+            <w:pPr>
+              <w:pStyle w:stlname="Normal" w:val="Normal"/>
+              <w:jc w:val="left"/>
+            </w:pPr>
+            <w:r>
+              <w:t>person_id</w:t>
+            </w:r>
+          </w:p>
+        </w:tc>
+        <w:tc>
+          <w:p>
+            <w:pPr>
+              <w:pStyle w:stlname="Normal" w:val="Normal"/>
+              <w:jc w:val="left"/>
+            </w:pPr>
+            <w:r>
+              <w:t>     0</w:t>
+            </w:r>
+          </w:p>
+        </w:tc>
+        <w:tc>
+          <w:p>
+            <w:pPr>
+              <w:pStyle w:stlname="Normal" w:val="Normal"/>
+              <w:jc w:val="left"/>
+            </w:pPr>
+            <w:r>
+              <w:t>d14098609dcab3ee6d1564717bc0506a</w:t>
+            </w:r>
+          </w:p>
+        </w:tc>
+        <w:tc>
+          <w:p>
+            <w:pPr>
+              <w:pStyle w:stlname="Normal" w:val="Normal"/>
+              <w:jc w:val="left"/>
+            </w:pPr>
+            <w:r>
+              <w:t>7ms</w:t>
+            </w:r>
+          </w:p>
+        </w:tc>
+      </w:tr>
+      <w:tr>
+        <w:tc>
+          <w:p>
+            <w:pPr>
+              <w:pStyle w:stlname="Normal" w:val="Normal"/>
+              <w:jc w:val="left"/>
+            </w:pPr>
+            <w:r>
+              <w:t>location</w:t>
+            </w:r>
+          </w:p>
+        </w:tc>
+        <w:tc>
+          <w:p>
+            <w:pPr>
+              <w:pStyle w:stlname="Normal" w:val="Normal"/>
+              <w:jc w:val="left"/>
+            </w:pPr>
+            <w:r>
+              <w:t>      0</w:t>
+            </w:r>
+          </w:p>
+        </w:tc>
+        <w:tc>
+          <w:p>
+            <w:pPr>
+              <w:pStyle w:stlname="Normal" w:val="Normal"/>
+              <w:jc w:val="left"/>
+            </w:pPr>
+            <w:r>
+              <w:t>NA</w:t>
+            </w:r>
+          </w:p>
+        </w:tc>
+        <w:tc>
+          <w:p>
+            <w:pPr>
+              <w:pStyle w:stlname="Normal" w:val="Normal"/>
+              <w:jc w:val="left"/>
+            </w:pPr>
+            <w:r>
+              <w:t>    -1</w:t>
+            </w:r>
+          </w:p>
+        </w:tc>
+        <w:tc>
+          <w:p>
+            <w:pPr>
+              <w:pStyle w:stlname="Normal" w:val="Normal"/>
+              <w:jc w:val="left"/>
+            </w:pPr>
+            <w:r>
+              <w:t>74b732f062cf03d67cdc68c0581990dd</w:t>
+            </w:r>
+          </w:p>
+        </w:tc>
+        <w:tc>
+          <w:p>
+            <w:pPr>
+              <w:pStyle w:stlname="Normal" w:val="Normal"/>
+              <w:jc w:val="left"/>
+            </w:pPr>
+            <w:r>
+              <w:t>8ms</w:t>
+            </w:r>
+          </w:p>
+        </w:tc>
+      </w:tr>
+      <w:tr>
+        <w:tc>
+          <w:p>
+            <w:pPr>
+              <w:pStyle w:stlname="Normal" w:val="Normal"/>
+              <w:jc w:val="left"/>
+            </w:pPr>
+            <w:r>
+              <w:t>care_site</w:t>
+            </w:r>
+          </w:p>
+        </w:tc>
+        <w:tc>
+          <w:p>
+            <w:pPr>
+              <w:pStyle w:stlname="Normal" w:val="Normal"/>
+              <w:jc w:val="left"/>
+            </w:pPr>
+            <w:r>
+              <w:t>      0</w:t>
+            </w:r>
+          </w:p>
+        </w:tc>
+        <w:tc>
+          <w:p>
+            <w:pPr>
+              <w:pStyle w:stlname="Normal" w:val="Normal"/>
+              <w:jc w:val="left"/>
+            </w:pPr>
+            <w:r>
+              <w:t>NA</w:t>
+            </w:r>
+          </w:p>
+        </w:tc>
+        <w:tc>
+          <w:p>
+            <w:pPr>
+              <w:pStyle w:stlname="Normal" w:val="Normal"/>
+              <w:jc w:val="left"/>
+            </w:pPr>
+            <w:r>
+              <w:t>    -1</w:t>
+            </w:r>
+          </w:p>
+        </w:tc>
+        <w:tc>
+          <w:p>
+            <w:pPr>
+              <w:pStyle w:stlname="Normal" w:val="Normal"/>
+              <w:jc w:val="left"/>
+            </w:pPr>
+            <w:r>
+              <w:t>95fe692e399cfd19c7f01cc2f8c453a3</w:t>
+            </w:r>
+          </w:p>
+        </w:tc>
+        <w:tc>
+          <w:p>
+            <w:pPr>
+              <w:pStyle w:stlname="Normal" w:val="Normal"/>
+              <w:jc w:val="left"/>
+            </w:pPr>
+            <w:r>
+              <w:t>10ms</w:t>
+            </w:r>
+          </w:p>
+        </w:tc>
+      </w:tr>
+      <w:tr>
+        <w:tc>
+          <w:p>
+            <w:pPr>
+              <w:pStyle w:stlname="Normal" w:val="Normal"/>
+              <w:jc w:val="left"/>
+            </w:pPr>
+            <w:r>
+              <w:t>provider</w:t>
+            </w:r>
+          </w:p>
+        </w:tc>
+        <w:tc>
+          <w:p>
+            <w:pPr>
+              <w:pStyle w:stlname="Normal" w:val="Normal"/>
+              <w:jc w:val="left"/>
+            </w:pPr>
+            <w:r>
+              <w:t>   1181</w:t>
+            </w:r>
+          </w:p>
+        </w:tc>
+        <w:tc>
+          <w:p>
+            <w:pPr>
+              <w:pStyle w:stlname="Normal" w:val="Normal"/>
+              <w:jc w:val="left"/>
+            </w:pPr>
+            <w:r>
+              <w:t>NA</w:t>
+            </w:r>
+          </w:p>
+        </w:tc>
+        <w:tc>
+          <w:p>
+            <w:pPr>
+              <w:pStyle w:stlname="Normal" w:val="Normal"/>
+              <w:jc w:val="left"/>
+            </w:pPr>
+            <w:r>
+              <w:t>    -1</w:t>
+            </w:r>
+          </w:p>
+        </w:tc>
+        <w:tc>
+          <w:p>
+            <w:pPr>
+              <w:pStyle w:stlname="Normal" w:val="Normal"/>
+              <w:jc w:val="left"/>
+            </w:pPr>
+            <w:r>
+              <w:t>209e7f5f65e5dcd6399df1bdb0c619f3</w:t>
+            </w:r>
+          </w:p>
+        </w:tc>
+        <w:tc>
+          <w:p>
+            <w:pPr>
+              <w:pStyle w:stlname="Normal" w:val="Normal"/>
+              <w:jc w:val="left"/>
+            </w:pPr>
+            <w:r>
+              <w:t>8ms</w:t>
+            </w:r>
+          </w:p>
+        </w:tc>
+      </w:tr>
+      <w:tr>
+        <w:tc>
+          <w:p>
+            <w:pPr>
+              <w:pStyle w:stlname="Normal" w:val="Normal"/>
+              <w:jc w:val="left"/>
+            </w:pPr>
+            <w:r>
+              <w:t>drug_era</w:t>
+            </w:r>
+          </w:p>
+        </w:tc>
+        <w:tc>
+          <w:p>
+            <w:pPr>
+              <w:pStyle w:stlname="Normal" w:val="Normal"/>
+              <w:jc w:val="left"/>
+            </w:pPr>
+            <w:r>
+              <w:t> 178000</w:t>
+            </w:r>
+          </w:p>
+        </w:tc>
+        <w:tc>
+          <w:p>
+            <w:pPr>
+              <w:pStyle w:stlname="Normal" w:val="Normal"/>
+              <w:jc w:val="left"/>
+            </w:pPr>
+            <w:r>
+              <w:t>drug_concept_id</w:t>
+            </w:r>
+          </w:p>
+        </w:tc>
+        <w:tc>
+          <w:p>
+            <w:pPr>
+              <w:pStyle w:stlname="Normal" w:val="Normal"/>
+              <w:jc w:val="left"/>
+            </w:pPr>
+            <w:r>
+              <w:t>   194</w:t>
+            </w:r>
+          </w:p>
+        </w:tc>
+        <w:tc>
+          <w:p>
+            <w:pPr>
+              <w:pStyle w:stlname="Normal" w:val="Normal"/>
+              <w:jc w:val="left"/>
+            </w:pPr>
+            <w:r>
+              <w:t>0af612d3380dca2e7b256ec6d7600a71</w:t>
+            </w:r>
+          </w:p>
+        </w:tc>
+        <w:tc>
+          <w:p>
+            <w:pPr>
+              <w:pStyle w:stlname="Normal" w:val="Normal"/>
+              <w:jc w:val="left"/>
+            </w:pPr>
+            <w:r>
+              <w:t>15ms</w:t>
+            </w:r>
+          </w:p>
+        </w:tc>
+      </w:tr>
+      <w:tr>
+        <w:tc>
+          <w:p>
+            <w:pPr>
+              <w:pStyle w:stlname="Normal" w:val="Normal"/>
+              <w:jc w:val="left"/>
+            </w:pPr>
+            <w:r>
+              <w:t>dose_era</w:t>
+            </w:r>
+          </w:p>
+        </w:tc>
+        <w:tc>
+          <w:p>
+            <w:pPr>
+              <w:pStyle w:stlname="Normal" w:val="Normal"/>
+              <w:jc w:val="left"/>
+            </w:pPr>
+            <w:r>
+              <w:t>      0</w:t>
+            </w:r>
+          </w:p>
+        </w:tc>
+        <w:tc>
+          <w:p>
+            <w:pPr>
+              <w:pStyle w:stlname="Normal" w:val="Normal"/>
+              <w:jc w:val="left"/>
+            </w:pPr>
+            <w:r>
+              <w:t>NA</w:t>
+            </w:r>
+          </w:p>
+        </w:tc>
+        <w:tc>
+          <w:p>
+            <w:pPr>
+              <w:pStyle w:stlname="Normal" w:val="Normal"/>
+              <w:jc w:val="left"/>
+            </w:pPr>
+            <w:r>
+              <w:t>    -1</w:t>
+            </w:r>
+          </w:p>
+        </w:tc>
+        <w:tc>
+          <w:p>
+            <w:pPr>
+              <w:pStyle w:stlname="Normal" w:val="Normal"/>
+              <w:jc w:val="left"/>
+            </w:pPr>
+            <w:r>
+              <w:t>5be0ad26bc89883375a59343ac967116</w:t>
+            </w:r>
+          </w:p>
+        </w:tc>
+        <w:tc>
+          <w:p>
+            <w:pPr>
+              <w:pStyle w:stlname="Normal" w:val="Normal"/>
+              <w:jc w:val="left"/>
+            </w:pPr>
+            <w:r>
+              <w:t>7ms</w:t>
+            </w:r>
+          </w:p>
+        </w:tc>
+      </w:tr>
+      <w:tr>
+        <w:tc>
+          <w:p>
+            <w:pPr>
+              <w:pStyle w:stlname="Normal" w:val="Normal"/>
+              <w:jc w:val="left"/>
+            </w:pPr>
+            <w:r>
+              <w:t>condition_era</w:t>
+            </w:r>
+          </w:p>
+        </w:tc>
+        <w:tc>
+          <w:p>
+            <w:pPr>
+              <w:pStyle w:stlname="Normal" w:val="Normal"/>
+              <w:jc w:val="left"/>
+            </w:pPr>
+            <w:r>
+              <w:t> 389210</w:t>
+            </w:r>
+          </w:p>
+        </w:tc>
+        <w:tc>
+          <w:p>
+            <w:pPr>
+              <w:pStyle w:stlname="Normal" w:val="Normal"/>
+              <w:jc w:val="left"/>
+            </w:pPr>
+            <w:r>
+              <w:t>condition_concept_id</w:t>
+            </w:r>
+          </w:p>
+        </w:tc>
+        <w:tc>
+          <w:p>
+            <w:pPr>
+              <w:pStyle w:stlname="Normal" w:val="Normal"/>
+              <w:jc w:val="left"/>
+            </w:pPr>
+            <w:r>
+              <w:t>   221</w:t>
+            </w:r>
+          </w:p>
+        </w:tc>
+        <w:tc>
+          <w:p>
+            <w:pPr>
+              <w:pStyle w:stlname="Normal" w:val="Normal"/>
+              <w:jc w:val="left"/>
+            </w:pPr>
+            <w:r>
+              <w:t>07d8ba0441ea9dfd8968bf62bcbd5c33</w:t>
+            </w:r>
+          </w:p>
+        </w:tc>
+        <w:tc>
+          <w:p>
+            <w:pPr>
+              <w:pStyle w:stlname="Normal" w:val="Normal"/>
+              <w:jc w:val="left"/>
+            </w:pPr>
+            <w:r>
+              <w:t>24ms</w:t>
+            </w:r>
+          </w:p>
+        </w:tc>
+      </w:tr>
+      <w:tr>
+        <w:tc>
+          <w:p>
+            <w:pPr>
+              <w:pStyle w:stlname="Normal" w:val="Normal"/>
+              <w:jc w:val="left"/>
+            </w:pPr>
+            <w:r>
+              <w:t>concept</w:t>
+            </w:r>
+          </w:p>
+        </w:tc>
+        <w:tc>
+          <w:p>
+            <w:pPr>
+              <w:pStyle w:stlname="Normal" w:val="Normal"/>
+              <w:jc w:val="left"/>
+            </w:pPr>
+            <w:r>
+              <w:t>1575149</w:t>
+            </w:r>
+          </w:p>
+        </w:tc>
+        <w:tc>
+          <w:p>
+            <w:pPr>
+              <w:pStyle w:stlname="Normal" w:val="Normal"/>
+              <w:jc w:val="left"/>
+            </w:pPr>
+            <w:r>
+              <w:t>concept_id</w:t>
+            </w:r>
+          </w:p>
+        </w:tc>
+        <w:tc>
+          <w:p>
+            <w:pPr>
+              <w:pStyle w:stlname="Normal" w:val="Normal"/>
+              <w:jc w:val="left"/>
+            </w:pPr>
+            <w:r>
+              <w:t>1575149</w:t>
+            </w:r>
+          </w:p>
+        </w:tc>
+        <w:tc>
+          <w:p>
+            <w:pPr>
+              <w:pStyle w:stlname="Normal" w:val="Normal"/>
+              <w:jc w:val="left"/>
+            </w:pPr>
+            <w:r>
+              <w:t>40d8fc8a7cfa88981e12a744a6ed3e7d</w:t>
+            </w:r>
+          </w:p>
+        </w:tc>
+        <w:tc>
+          <w:p>
+            <w:pPr>
+              <w:pStyle w:stlname="Normal" w:val="Normal"/>
+              <w:jc w:val="left"/>
+            </w:pPr>
+            <w:r>
+              <w:t>110ms</w:t>
+            </w:r>
+          </w:p>
+        </w:tc>
+      </w:tr>
+      <w:tr>
+        <w:tc>
+          <w:p>
+            <w:pPr>
+              <w:pStyle w:stlname="Normal" w:val="Normal"/>
+              <w:jc w:val="left"/>
+            </w:pPr>
+            <w:r>
+              <w:t>vocabulary</w:t>
+            </w:r>
+          </w:p>
+        </w:tc>
+        <w:tc>
+          <w:p>
+            <w:pPr>
+              <w:pStyle w:stlname="Normal" w:val="Normal"/>
+              <w:jc w:val="left"/>
+            </w:pPr>
+            <w:r>
+              <w:t>     44</w:t>
+            </w:r>
+          </w:p>
+        </w:tc>
+        <w:tc>
+          <w:p>
+            <w:pPr>
+              <w:pStyle w:stlname="Normal" w:val="Normal"/>
+              <w:jc w:val="left"/>
+            </w:pPr>
+            <w:r>
+              <w:t>vocabulary_id</w:t>
+            </w:r>
+          </w:p>
+        </w:tc>
+        <w:tc>
+          <w:p>
+            <w:pPr>
+              <w:pStyle w:stlname="Normal" w:val="Normal"/>
+              <w:jc w:val="left"/>
+            </w:pPr>
+            <w:r>
+              <w:t>    44</w:t>
+            </w:r>
+          </w:p>
+        </w:tc>
+        <w:tc>
+          <w:p>
+            <w:pPr>
+              <w:pStyle w:stlname="Normal" w:val="Normal"/>
+              <w:jc w:val="left"/>
+            </w:pPr>
+            <w:r>
+              <w:t>051bf5803e8a822ca9b2273f05ea1582</w:t>
+            </w:r>
+          </w:p>
+        </w:tc>
+        <w:tc>
+          <w:p>
+            <w:pPr>
+              <w:pStyle w:stlname="Normal" w:val="Normal"/>
+              <w:jc w:val="left"/>
+            </w:pPr>
+            <w:r>
+              <w:t>9ms</w:t>
+            </w:r>
+          </w:p>
+        </w:tc>
+      </w:tr>
+      <w:tr>
+        <w:tc>
+          <w:p>
+            <w:pPr>
+              <w:pStyle w:stlname="Normal" w:val="Normal"/>
+              <w:jc w:val="left"/>
+            </w:pPr>
+            <w:r>
+              <w:t>concept_relationship</w:t>
+            </w:r>
+          </w:p>
+        </w:tc>
+        <w:tc>
+          <w:p>
+            <w:pPr>
+              <w:pStyle w:stlname="Normal" w:val="Normal"/>
+              <w:jc w:val="left"/>
+            </w:pPr>
+            <w:r>
+              <w:t>19269350</w:t>
+            </w:r>
+          </w:p>
+        </w:tc>
+        <w:tc>
+          <w:p>
+            <w:pPr>
+              <w:pStyle w:stlname="Normal" w:val="Normal"/>
+              <w:jc w:val="left"/>
+            </w:pPr>
+            <w:r>
+              <w:t>concept_id_1</w:t>
+            </w:r>
+          </w:p>
+        </w:tc>
+        <w:tc>
+          <w:p>
+            <w:pPr>
+              <w:pStyle w:stlname="Normal" w:val="Normal"/>
+              <w:jc w:val="left"/>
+            </w:pPr>
+            <w:r>
+              <w:t>1542641</w:t>
+            </w:r>
+          </w:p>
+        </w:tc>
+        <w:tc>
+          <w:p>
+            <w:pPr>
+              <w:pStyle w:stlname="Normal" w:val="Normal"/>
+              <w:jc w:val="left"/>
+            </w:pPr>
+            <w:r>
+              <w:t>e91a630e785c7027929a85adf3c5e220</w:t>
+            </w:r>
+          </w:p>
+        </w:tc>
+        <w:tc>
+          <w:p>
+            <w:pPr>
+              <w:pStyle w:stlname="Normal" w:val="Normal"/>
+              <w:jc w:val="left"/>
+            </w:pPr>
+            <w:r>
+              <w:t>837ms</w:t>
+            </w:r>
+          </w:p>
+        </w:tc>
+      </w:tr>
+      <w:tr>
+        <w:tc>
+          <w:p>
+            <w:pPr>
+              <w:pStyle w:stlname="Normal" w:val="Normal"/>
+              <w:jc w:val="left"/>
+            </w:pPr>
+            <w:r>
+              <w:t>concept_ancestor</w:t>
+            </w:r>
+          </w:p>
+        </w:tc>
+        <w:tc>
+          <w:p>
+            <w:pPr>
+              <w:pStyle w:stlname="Normal" w:val="Normal"/>
+              <w:jc w:val="left"/>
+            </w:pPr>
+            <w:r>
+              <w:t>10909302</w:t>
+            </w:r>
+          </w:p>
+        </w:tc>
+        <w:tc>
+          <w:p>
+            <w:pPr>
+              <w:pStyle w:stlname="Normal" w:val="Normal"/>
+              <w:jc w:val="left"/>
+            </w:pPr>
+            <w:r>
+              <w:t>ancestor_concept_id</w:t>
+            </w:r>
+          </w:p>
+        </w:tc>
+        <w:tc>
+          <w:p>
+            <w:pPr>
+              <w:pStyle w:stlname="Normal" w:val="Normal"/>
+              <w:jc w:val="left"/>
+            </w:pPr>
+            <w:r>
+              <w:t>936845</w:t>
+            </w:r>
+          </w:p>
+        </w:tc>
+        <w:tc>
+          <w:p>
+            <w:pPr>
+              <w:pStyle w:stlname="Normal" w:val="Normal"/>
+              <w:jc w:val="left"/>
+            </w:pPr>
+            <w:r>
+              <w:t>28d93e7cb5f615f2407ffde3f8e7a8aa</w:t>
+            </w:r>
+          </w:p>
+        </w:tc>
+        <w:tc>
+          <w:p>
+            <w:pPr>
+              <w:pStyle w:stlname="Normal" w:val="Normal"/>
+              <w:jc w:val="left"/>
+            </w:pPr>
+            <w:r>
+              <w:t>466ms</w:t>
+            </w:r>
+          </w:p>
+        </w:tc>
+      </w:tr>
+      <w:tr>
+        <w:tc>
+          <w:p>
+            <w:pPr>
+              <w:pStyle w:stlname="Normal" w:val="Normal"/>
+              <w:jc w:val="left"/>
+            </w:pPr>
+            <w:r>
+              <w:t>concept_synonym</w:t>
+            </w:r>
+          </w:p>
+        </w:tc>
+        <w:tc>
+          <w:p>
+            <w:pPr>
+              <w:pStyle w:stlname="Normal" w:val="Normal"/>
+              <w:jc w:val="left"/>
+            </w:pPr>
+            <w:r>
+              <w:t>1419014</w:t>
+            </w:r>
+          </w:p>
+        </w:tc>
+        <w:tc>
+          <w:p>
+            <w:pPr>
+              <w:pStyle w:stlname="Normal" w:val="Normal"/>
+              <w:jc w:val="left"/>
+            </w:pPr>
+            <w:r>
+              <w:t>concept_id</w:t>
+            </w:r>
+          </w:p>
+        </w:tc>
+        <w:tc>
+          <w:p>
+            <w:pPr>
+              <w:pStyle w:stlname="Normal" w:val="Normal"/>
+              <w:jc w:val="left"/>
+            </w:pPr>
+            <w:r>
+              <w:t>1048173</w:t>
+            </w:r>
+          </w:p>
+        </w:tc>
+        <w:tc>
+          <w:p>
+            <w:pPr>
+              <w:pStyle w:stlname="Normal" w:val="Normal"/>
+              <w:jc w:val="left"/>
+            </w:pPr>
+            <w:r>
+              <w:t>dc4ae6e99d5d386647868efd6e3c5d5f</w:t>
+            </w:r>
+          </w:p>
+        </w:tc>
+        <w:tc>
+          <w:p>
+            <w:pPr>
+              <w:pStyle w:stlname="Normal" w:val="Normal"/>
+              <w:jc w:val="left"/>
+            </w:pPr>
+            <w:r>
+              <w:t>95ms</w:t>
+            </w:r>
+          </w:p>
+        </w:tc>
+      </w:tr>
+      <w:tr>
+        <w:tc>
+          <w:p>
+            <w:pPr>
+              <w:pStyle w:stlname="Normal" w:val="Normal"/>
+              <w:jc w:val="left"/>
+            </w:pPr>
+            <w:r>
+              <w:t>drug_strength</w:t>
+            </w:r>
+          </w:p>
+        </w:tc>
+        <w:tc>
+          <w:p>
+            <w:pPr>
+              <w:pStyle w:stlname="Normal" w:val="Normal"/>
+              <w:jc w:val="left"/>
+            </w:pPr>
+            <w:r>
+              <w:t> 200666</w:t>
+            </w:r>
+          </w:p>
+        </w:tc>
+        <w:tc>
+          <w:p>
+            <w:pPr>
+              <w:pStyle w:stlname="Normal" w:val="Normal"/>
+              <w:jc w:val="left"/>
+            </w:pPr>
+            <w:r>
+              <w:t>drug_concept_id</w:t>
+            </w:r>
+          </w:p>
+        </w:tc>
+        <w:tc>
+          <w:p>
+            <w:pPr>
+              <w:pStyle w:stlname="Normal" w:val="Normal"/>
+              <w:jc w:val="left"/>
+            </w:pPr>
+            <w:r>
+              <w:t>149545</w:t>
+            </w:r>
+          </w:p>
+        </w:tc>
+        <w:tc>
+          <w:p>
+            <w:pPr>
+              <w:pStyle w:stlname="Normal" w:val="Normal"/>
+              <w:jc w:val="left"/>
+            </w:pPr>
+            <w:r>
+              <w:t>d87838a23a2f3c16ece5dcdc799bf219</w:t>
+            </w:r>
+          </w:p>
+        </w:tc>
+        <w:tc>
+          <w:p>
+            <w:pPr>
+              <w:pStyle w:stlname="Normal" w:val="Normal"/>
+              <w:jc w:val="left"/>
+            </w:pPr>
+            <w:r>
+              <w:t>20ms</w:t>
+            </w:r>
+          </w:p>
+        </w:tc>
+      </w:tr>
+      <w:tr>
+        <w:tc>
+          <w:p>
+            <w:pPr>
+              <w:pStyle w:stlname="Normal" w:val="Normal"/>
+              <w:jc w:val="left"/>
+            </w:pPr>
+            <w:r>
+              <w:t>cdm_source</w:t>
+            </w:r>
+          </w:p>
+        </w:tc>
+        <w:tc>
+          <w:p>
+            <w:pPr>
+              <w:pStyle w:stlname="Normal" w:val="Normal"/>
+              <w:jc w:val="left"/>
+            </w:pPr>
+            <w:r>
+              <w:t>      1</w:t>
+            </w:r>
+          </w:p>
+        </w:tc>
+        <w:tc>
+          <w:p>
+            <w:pPr>
+              <w:pStyle w:stlname="Normal" w:val="Normal"/>
+              <w:jc w:val="left"/>
+            </w:pPr>
+            <w:r>
+              <w:t>NA</w:t>
+            </w:r>
+          </w:p>
+        </w:tc>
+        <w:tc>
+          <w:p>
+            <w:pPr>
+              <w:pStyle w:stlname="Normal" w:val="Normal"/>
+              <w:jc w:val="left"/>
+            </w:pPr>
+            <w:r>
+              <w:t>    -1</w:t>
+            </w:r>
+          </w:p>
+        </w:tc>
+        <w:tc>
+          <w:p>
+            <w:pPr>
+              <w:pStyle w:stlname="Normal" w:val="Normal"/>
+              <w:jc w:val="left"/>
+            </w:pPr>
+            <w:r>
+              <w:t>f191460221fc0dbe1474c8a748c2e8e2</w:t>
+            </w:r>
+          </w:p>
+        </w:tc>
+        <w:tc>
+          <w:p>
+            <w:pPr>
+              <w:pStyle w:stlname="Normal" w:val="Normal"/>
+              <w:jc w:val="left"/>
+            </w:pPr>
+            <w:r>
+              <w:t>10ms</w:t>
+            </w:r>
+          </w:p>
+        </w:tc>
+      </w:tr>
+    </w:tbl>
     <w:p>
       <w:pPr>
         <w:pStyle w:val="FootnotetextAgency"/>

--- a/extras/CdmOnboarding_Synthea20k_v4.0.0.docx
+++ b/extras/CdmOnboarding_Synthea20k_v4.0.0.docx
@@ -188,7 +188,7 @@
               <w:jc w:val="left"/>
             </w:pPr>
             <w:r>
-              <w:t>2026-01-09 14:37</w:t>
+              <w:t>2026-01-12 14:54</w:t>
             </w:r>
           </w:p>
         </w:tc>
@@ -212,7 +212,7 @@
               <w:jc w:val="left"/>
             </w:pPr>
             <w:r>
-              <w:t>2m 7.8s</w:t>
+              <w:t>2m 17.5s</w:t>
             </w:r>
           </w:p>
         </w:tc>
@@ -1307,6 +1307,52 @@
               <w:jc w:val="left"/>
             </w:pPr>
             <w:r>
+              <w:t>episode_event</w:t>
+            </w:r>
+          </w:p>
+        </w:tc>
+        <w:tc>
+          <w:p>
+            <w:pPr>
+              <w:pStyle w:stlname="Normal" w:val="Normal"/>
+              <w:jc w:val="right"/>
+            </w:pPr>
+            <w:r>
+              <w:t>         0</w:t>
+            </w:r>
+          </w:p>
+        </w:tc>
+        <w:tc>
+          <w:p>
+            <w:pPr>
+              <w:pStyle w:stlname="Normal" w:val="Normal"/>
+              <w:jc w:val="right"/>
+            </w:pPr>
+            <w:r>
+              <w:t>    NA</w:t>
+            </w:r>
+          </w:p>
+        </w:tc>
+        <w:tc>
+          <w:p>
+            <w:pPr>
+              <w:pStyle w:stlname="Normal" w:val="Normal"/>
+              <w:jc w:val="right"/>
+            </w:pPr>
+            <w:r>
+              <w:t>NA</w:t>
+            </w:r>
+          </w:p>
+        </w:tc>
+      </w:tr>
+      <w:tr>
+        <w:tc>
+          <w:p>
+            <w:pPr>
+              <w:pStyle w:stlname="Normal" w:val="Normal"/>
+              <w:jc w:val="left"/>
+            </w:pPr>
+            <w:r>
               <w:t>metadata</w:t>
             </w:r>
           </w:p>
@@ -1571,6 +1617,52 @@
             </w:pPr>
             <w:r>
               <w:t>NA</w:t>
+            </w:r>
+          </w:p>
+        </w:tc>
+      </w:tr>
+      <w:tr>
+        <w:tc>
+          <w:p>
+            <w:pPr>
+              <w:pStyle w:stlname="Normal" w:val="Normal"/>
+              <w:jc w:val="left"/>
+            </w:pPr>
+            <w:r>
+              <w:t>episode</w:t>
+            </w:r>
+          </w:p>
+        </w:tc>
+        <w:tc>
+          <w:p>
+            <w:pPr>
+              <w:pStyle w:stlname="Normal" w:val="Normal"/>
+              <w:jc w:val="right"/>
+            </w:pPr>
+            <w:r>
+              <w:t>         0</w:t>
+            </w:r>
+          </w:p>
+        </w:tc>
+        <w:tc>
+          <w:p>
+            <w:pPr>
+              <w:pStyle w:stlname="Normal" w:val="Normal"/>
+              <w:jc w:val="right"/>
+            </w:pPr>
+            <w:r>
+              <w:t>     0</w:t>
+            </w:r>
+          </w:p>
+        </w:tc>
+        <w:tc>
+          <w:p>
+            <w:pPr>
+              <w:pStyle w:stlname="Normal" w:val="Normal"/>
+              <w:jc w:val="right"/>
+            </w:pPr>
+            <w:r>
+              <w:t>0%</w:t>
             </w:r>
           </w:p>
         </w:tc>
@@ -1857,7 +1949,7 @@
         <w:pStyle w:val="FootnotetextAgency"/>
       </w:pPr>
       <w:r>
-        <w:t xml:space="preserve">Query executed in 0.63 seconds</w:t>
+        <w:t xml:space="preserve">Query executed in 0.62 seconds</w:t>
       </w:r>
     </w:p>
     <w:p>
@@ -3880,7 +3972,7 @@
               <w:jc w:val="right"/>
             </w:pPr>
             <w:r>
-              <w:t>[NA, NA]</w:t>
+              <w:t>[1912-02, 2022-11]</w:t>
             </w:r>
           </w:p>
         </w:tc>
@@ -4005,7 +4097,7 @@
         <w:pStyle w:val="FootnotetextAgency"/>
       </w:pPr>
       <w:r>
-        <w:t xml:space="preserve">Query executed in 2.68 seconds</w:t>
+        <w:t xml:space="preserve">Query executed in 2.29 seconds</w:t>
       </w:r>
     </w:p>
     <w:p>
@@ -4894,7 +4986,7 @@
         <w:pStyle w:val="FootnotetextAgency"/>
       </w:pPr>
       <w:r>
-        <w:t xml:space="preserve">Query executed in 0.18 seconds</w:t>
+        <w:t xml:space="preserve">Query executed in 0.17 seconds</w:t>
       </w:r>
     </w:p>
     <w:p>
@@ -4955,7 +5047,7 @@
         <w:pStyle w:val="FootnotetextAgency"/>
       </w:pPr>
       <w:r>
-        <w:t xml:space="preserve">Queries executed in 2.76 seconds and 2.74 seconds</w:t>
+        <w:t xml:space="preserve">Queries executed in 2.42 seconds and 2.98 seconds</w:t>
       </w:r>
     </w:p>
     <w:p>
@@ -5419,7 +5511,7 @@
         <w:pStyle w:val="FootnotetextAgency"/>
       </w:pPr>
       <w:r>
-        <w:t xml:space="preserve">Pre-processing query executed in 13.37 seconds</w:t>
+        <w:t xml:space="preserve">Pre-processing query executed in 12.51 seconds</w:t>
       </w:r>
     </w:p>
     <w:p>
@@ -6010,6 +6102,85 @@
               <w:jc w:val="left"/>
             </w:pPr>
             <w:r>
+              <w:t>Episode</w:t>
+            </w:r>
+          </w:p>
+        </w:tc>
+        <w:tc>
+          <w:p>
+            <w:pPr>
+              <w:pStyle w:stlname="Normal" w:val="Normal"/>
+              <w:jc w:val="right"/>
+            </w:pPr>
+            <w:r>
+              <w:t>        0</w:t>
+            </w:r>
+          </w:p>
+        </w:tc>
+        <w:tc>
+          <w:p>
+            <w:pPr>
+              <w:pStyle w:stlname="Normal" w:val="Normal"/>
+              <w:jc w:val="right"/>
+            </w:pPr>
+            <w:r>
+              <w:t>       NA</w:t>
+            </w:r>
+          </w:p>
+        </w:tc>
+        <w:tc>
+          <w:p>
+            <w:pPr>
+              <w:pStyle w:stlname="Normal" w:val="Normal"/>
+              <w:jc w:val="right"/>
+            </w:pPr>
+            <w:r>
+              <w:t>NA</w:t>
+            </w:r>
+          </w:p>
+        </w:tc>
+        <w:tc>
+          <w:p>
+            <w:pPr>
+              <w:pStyle w:stlname="Normal" w:val="Normal"/>
+              <w:jc w:val="right"/>
+            </w:pPr>
+            <w:r>
+              <w:t>        NA</w:t>
+            </w:r>
+          </w:p>
+        </w:tc>
+        <w:tc>
+          <w:p>
+            <w:pPr>
+              <w:pStyle w:stlname="Normal" w:val="Normal"/>
+              <w:jc w:val="right"/>
+            </w:pPr>
+            <w:r>
+              <w:t>       NA</w:t>
+            </w:r>
+          </w:p>
+        </w:tc>
+        <w:tc>
+          <w:p>
+            <w:pPr>
+              <w:pStyle w:stlname="Normal" w:val="Normal"/>
+              <w:jc w:val="right"/>
+            </w:pPr>
+            <w:r>
+              <w:t>NA</w:t>
+            </w:r>
+          </w:p>
+        </w:tc>
+      </w:tr>
+      <w:tr>
+        <w:tc>
+          <w:p>
+            <w:pPr>
+              <w:pStyle w:stlname="Normal" w:val="Normal"/>
+              <w:jc w:val="left"/>
+            </w:pPr>
+            <w:r>
               <w:t>Measurement</w:t>
             </w:r>
           </w:p>
@@ -6877,7 +7048,7 @@
         <w:pStyle w:val="FootnotetextAgency"/>
       </w:pPr>
       <w:r>
-        <w:t xml:space="preserve">Query executed in 0.25 seconds</w:t>
+        <w:t xml:space="preserve">Query executed in 0.22 seconds</w:t>
       </w:r>
     </w:p>
     <w:p>
@@ -7507,7 +7678,7 @@
         <w:pStyle w:val="FootnotetextAgency"/>
       </w:pPr>
       <w:r>
-        <w:t xml:space="preserve">Query executed in 0.00 seconds</w:t>
+        <w:t xml:space="preserve">Query executed in 0.01 seconds</w:t>
       </w:r>
     </w:p>
     <w:p>
@@ -8079,7 +8250,7 @@
         <w:pStyle w:val="FootnotetextAgency"/>
       </w:pPr>
       <w:r>
-        <w:t xml:space="preserve">Query executed in 0.01 seconds</w:t>
+        <w:t xml:space="preserve">Query executed in 0.00 seconds</w:t>
       </w:r>
     </w:p>
     <w:p>
@@ -9875,7 +10046,7 @@
         <w:pStyle w:val="FootnotetextAgency"/>
       </w:pPr>
       <w:r>
-        <w:t xml:space="preserve">Query executed in 0.01 seconds</w:t>
+        <w:t xml:space="preserve">Query executed in 0.00 seconds</w:t>
       </w:r>
     </w:p>
     <w:p>
@@ -14223,7 +14394,15 @@
         <w:pStyle w:val="TableheadingAgency"/>
       </w:pPr>
       <w:r>
-        <w:t xml:space="preserve">Omitted because the unmapped episode query did not return results. Ⓞ</w:t>
+        <w:t xml:space="preserve">Omitted because no unmapped episode were found with a count &gt;5. Ⓞ</w:t>
+      </w:r>
+    </w:p>
+    <w:p>
+      <w:pPr>
+        <w:pStyle w:val="FootnotetextAgency"/>
+      </w:pPr>
+      <w:r>
+        <w:t xml:space="preserve">Query executed in 0.00 seconds</w:t>
       </w:r>
     </w:p>
     <w:p>
@@ -21797,7 +21976,7 @@
         <w:pStyle w:val="FootnotetextAgency"/>
       </w:pPr>
       <w:r>
-        <w:t xml:space="preserve">Query executed in 0.00 seconds</w:t>
+        <w:t xml:space="preserve">Query executed in 0.01 seconds</w:t>
       </w:r>
     </w:p>
     <w:p>
@@ -22053,7 +22232,7 @@
         <w:pStyle w:val="FootnotetextAgency"/>
       </w:pPr>
       <w:r>
-        <w:t xml:space="preserve">Query executed in 0.37 seconds</w:t>
+        <w:t xml:space="preserve">Query executed in 0.35 seconds</w:t>
       </w:r>
     </w:p>
     <w:p>
@@ -22309,7 +22488,7 @@
         <w:pStyle w:val="FootnotetextAgency"/>
       </w:pPr>
       <w:r>
-        <w:t xml:space="preserve">Query executed in 0.37 seconds</w:t>
+        <w:t xml:space="preserve">Query executed in 0.35 seconds</w:t>
       </w:r>
     </w:p>
     <w:p>
@@ -23851,7 +24030,7 @@
         <w:pStyle w:val="FootnotetextAgency"/>
       </w:pPr>
       <w:r>
-        <w:t xml:space="preserve">Query executed in 0.01 seconds</w:t>
+        <w:t xml:space="preserve">Query executed in 0.00 seconds</w:t>
       </w:r>
     </w:p>
     <w:p>
@@ -24033,7 +24212,15 @@
         <w:pStyle w:val="TableheadingAgency"/>
       </w:pPr>
       <w:r>
-        <w:t xml:space="preserve">Omitted because the mapped episode query did not return results. Ⓞ</w:t>
+        <w:t xml:space="preserve">Omitted because no mapped episode were found with a count &gt;5. Ⓞ</w:t>
+      </w:r>
+    </w:p>
+    <w:p>
+      <w:pPr>
+        <w:pStyle w:val="FootnotetextAgency"/>
+      </w:pPr>
+      <w:r>
+        <w:t xml:space="preserve">Query executed in 0.00 seconds</w:t>
       </w:r>
     </w:p>
     <w:p>
@@ -24993,7 +25180,7 @@
         <w:pStyle w:val="FootnotetextAgency"/>
       </w:pPr>
       <w:r>
-        <w:t xml:space="preserve">Query executed in 64.73 seconds</w:t>
+        <w:t xml:space="preserve">Query executed in 76.39 seconds</w:t>
       </w:r>
     </w:p>
     <w:p>
@@ -27116,7 +27303,7 @@
         <w:pStyle w:val="Normal"/>
       </w:pPr>
       <w:r>
-        <w:t xml:space="preserve">The number of 'Maps To' relations is equal to 1,117,767 and queried in 2.20 seconds (1.96912e-06 s/#).</w:t>
+        <w:t xml:space="preserve">The number of 'Maps To' relations is equal to 1,117,767 and queried in 2.15 seconds (1.92345e-06 s/#).</w:t>
       </w:r>
     </w:p>
     <w:p>
@@ -27181,7 +27368,7 @@
               <w:jc w:val="left"/>
             </w:pPr>
             <w:r>
-              <w:t>5.3s</w:t>
+              <w:t>5.2s</w:t>
             </w:r>
           </w:p>
         </w:tc>
@@ -27205,7 +27392,7 @@
               <w:jc w:val="left"/>
             </w:pPr>
             <w:r>
-              <w:t>1.2s</w:t>
+              <w:t>1.3s</w:t>
             </w:r>
           </w:p>
         </w:tc>
@@ -27229,7 +27416,7 @@
               <w:jc w:val="left"/>
             </w:pPr>
             <w:r>
-              <w:t>824ms</w:t>
+              <w:t>825ms</w:t>
             </w:r>
           </w:p>
         </w:tc>
@@ -27253,7 +27440,7 @@
               <w:jc w:val="left"/>
             </w:pPr>
             <w:r>
-              <w:t>5.6s</w:t>
+              <w:t>5.7s</w:t>
             </w:r>
           </w:p>
         </w:tc>
@@ -27277,7 +27464,7 @@
               <w:jc w:val="left"/>
             </w:pPr>
             <w:r>
-              <w:t>95ms</w:t>
+              <w:t>109ms</w:t>
             </w:r>
           </w:p>
         </w:tc>
@@ -27301,7 +27488,7 @@
               <w:jc w:val="left"/>
             </w:pPr>
             <w:r>
-              <w:t>84ms</w:t>
+              <w:t>76ms</w:t>
             </w:r>
           </w:p>
         </w:tc>
@@ -27312,7 +27499,7 @@
         <w:pStyle w:val="FootnotetextAgency"/>
       </w:pPr>
       <w:r>
-        <w:t xml:space="preserve">Query executed in 13.07 seconds</w:t>
+        <w:t xml:space="preserve">Query executed in 13.27 seconds</w:t>
       </w:r>
     </w:p>
     <w:p>
@@ -27399,7 +27586,7 @@
               <w:jc w:val="left"/>
             </w:pPr>
             <w:r>
-              <w:t>1.6s</w:t>
+              <w:t>1.1s</w:t>
             </w:r>
           </w:p>
         </w:tc>
@@ -27434,7 +27621,7 @@
               <w:jc w:val="left"/>
             </w:pPr>
             <w:r>
-              <w:t>2.4s</w:t>
+              <w:t>2.2s</w:t>
             </w:r>
           </w:p>
         </w:tc>
@@ -27469,7 +27656,7 @@
               <w:jc w:val="left"/>
             </w:pPr>
             <w:r>
-              <w:t>2.4s</w:t>
+              <w:t>3.1s</w:t>
             </w:r>
           </w:p>
         </w:tc>
@@ -27539,7 +27726,7 @@
               <w:jc w:val="left"/>
             </w:pPr>
             <w:r>
-              <w:t>647ms</w:t>
+              <w:t>637ms</w:t>
             </w:r>
           </w:p>
         </w:tc>
@@ -27574,7 +27761,7 @@
               <w:jc w:val="left"/>
             </w:pPr>
             <w:r>
-              <w:t>631ms</w:t>
+              <w:t>650ms</w:t>
             </w:r>
           </w:p>
         </w:tc>
@@ -27609,7 +27796,7 @@
               <w:jc w:val="left"/>
             </w:pPr>
             <w:r>
-              <w:t>4.2s</w:t>
+              <w:t>3.5s</w:t>
             </w:r>
           </w:p>
         </w:tc>
@@ -27644,7 +27831,7 @@
               <w:jc w:val="left"/>
             </w:pPr>
             <w:r>
-              <w:t>1.7s</w:t>
+              <w:t>1.2s</w:t>
             </w:r>
           </w:p>
         </w:tc>
@@ -27679,7 +27866,7 @@
               <w:jc w:val="left"/>
             </w:pPr>
             <w:r>
-              <w:t>1s</w:t>
+              <w:t>1.1s</w:t>
             </w:r>
           </w:p>
         </w:tc>
@@ -27714,7 +27901,7 @@
               <w:jc w:val="left"/>
             </w:pPr>
             <w:r>
-              <w:t>735ms</w:t>
+              <w:t>931ms</w:t>
             </w:r>
           </w:p>
         </w:tc>
@@ -28792,6 +28979,28 @@
               <w:jc w:val="left"/>
             </w:pPr>
             <w:r>
+              <w:t>1</w:t>
+            </w:r>
+          </w:p>
+        </w:tc>
+        <w:tc>
+          <w:p>
+            <w:pPr>
+              <w:pStyle w:stlname="Normal" w:val="Normal"/>
+              <w:jc w:val="left"/>
+            </w:pPr>
+            <w:r>
+              <w:t>1</w:t>
+            </w:r>
+          </w:p>
+        </w:tc>
+        <w:tc>
+          <w:p>
+            <w:pPr>
+              <w:pStyle w:stlname="Normal" w:val="Normal"/>
+              <w:jc w:val="left"/>
+            </w:pPr>
+            <w:r>
               <w:t>0</w:t>
             </w:r>
           </w:p>
@@ -28803,6 +29012,144 @@
               <w:jc w:val="left"/>
             </w:pPr>
             <w:r>
+              <w:t>2</w:t>
+            </w:r>
+          </w:p>
+        </w:tc>
+      </w:tr>
+      <w:tr>
+        <w:tc>
+          <w:p>
+            <w:pPr>
+              <w:pStyle w:stlname="Normal" w:val="Normal"/>
+              <w:jc w:val="left"/>
+            </w:pPr>
+            <w:r>
+              <w:t>episode_event</w:t>
+            </w:r>
+          </w:p>
+        </w:tc>
+        <w:tc>
+          <w:p>
+            <w:pPr>
+              <w:pStyle w:stlname="Normal" w:val="Normal"/>
+              <w:jc w:val="left"/>
+            </w:pPr>
+            <w:r>
+              <w:t>0</w:t>
+            </w:r>
+          </w:p>
+        </w:tc>
+        <w:tc>
+          <w:p>
+            <w:pPr>
+              <w:pStyle w:stlname="Normal" w:val="Normal"/>
+              <w:jc w:val="left"/>
+            </w:pPr>
+            <w:r>
+              <w:t>0</w:t>
+            </w:r>
+          </w:p>
+        </w:tc>
+        <w:tc>
+          <w:p>
+            <w:pPr>
+              <w:pStyle w:stlname="Normal" w:val="Normal"/>
+              <w:jc w:val="left"/>
+            </w:pPr>
+            <w:r>
+              <w:t>0</w:t>
+            </w:r>
+          </w:p>
+        </w:tc>
+        <w:tc>
+          <w:p>
+            <w:pPr>
+              <w:pStyle w:stlname="Normal" w:val="Normal"/>
+              <w:jc w:val="left"/>
+            </w:pPr>
+            <w:r>
+              <w:t>2</w:t>
+            </w:r>
+          </w:p>
+        </w:tc>
+      </w:tr>
+      <w:tr>
+        <w:tc>
+          <w:p>
+            <w:pPr>
+              <w:pStyle w:stlname="Normal" w:val="Normal"/>
+              <w:jc w:val="left"/>
+            </w:pPr>
+            <w:r>
+              <w:t>fact_relationship</w:t>
+            </w:r>
+          </w:p>
+        </w:tc>
+        <w:tc>
+          <w:p>
+            <w:pPr>
+              <w:pStyle w:stlname="Normal" w:val="Normal"/>
+              <w:jc w:val="left"/>
+            </w:pPr>
+            <w:r>
+              <w:t>0</w:t>
+            </w:r>
+          </w:p>
+        </w:tc>
+        <w:tc>
+          <w:p>
+            <w:pPr>
+              <w:pStyle w:stlname="Normal" w:val="Normal"/>
+              <w:jc w:val="left"/>
+            </w:pPr>
+            <w:r>
+              <w:t>0</w:t>
+            </w:r>
+          </w:p>
+        </w:tc>
+        <w:tc>
+          <w:p>
+            <w:pPr>
+              <w:pStyle w:stlname="Normal" w:val="Normal"/>
+              <w:jc w:val="left"/>
+            </w:pPr>
+            <w:r>
+              <w:t>3</w:t>
+            </w:r>
+          </w:p>
+        </w:tc>
+        <w:tc>
+          <w:p>
+            <w:pPr>
+              <w:pStyle w:stlname="Normal" w:val="Normal"/>
+              <w:jc w:val="left"/>
+            </w:pPr>
+            <w:r>
+              <w:t>3</w:t>
+            </w:r>
+          </w:p>
+        </w:tc>
+      </w:tr>
+      <w:tr>
+        <w:tc>
+          <w:p>
+            <w:pPr>
+              <w:pStyle w:stlname="Normal" w:val="Normal"/>
+              <w:jc w:val="left"/>
+            </w:pPr>
+            <w:r>
+              <w:t>location</w:t>
+            </w:r>
+          </w:p>
+        </w:tc>
+        <w:tc>
+          <w:p>
+            <w:pPr>
+              <w:pStyle w:stlname="Normal" w:val="Normal"/>
+              <w:jc w:val="left"/>
+            </w:pPr>
+            <w:r>
               <w:t>1</w:t>
             </w:r>
           </w:p>
@@ -28814,10 +29161,466 @@
               <w:jc w:val="left"/>
             </w:pPr>
             <w:r>
+              <w:t>1</w:t>
+            </w:r>
+          </w:p>
+        </w:tc>
+        <w:tc>
+          <w:p>
+            <w:pPr>
+              <w:pStyle w:stlname="Normal" w:val="Normal"/>
+              <w:jc w:val="left"/>
+            </w:pPr>
+            <w:r>
+              <w:t>1</w:t>
+            </w:r>
+          </w:p>
+        </w:tc>
+        <w:tc>
+          <w:p>
+            <w:pPr>
+              <w:pStyle w:stlname="Normal" w:val="Normal"/>
+              <w:jc w:val="left"/>
+            </w:pPr>
+            <w:r>
+              <w:t>1</w:t>
+            </w:r>
+          </w:p>
+        </w:tc>
+      </w:tr>
+      <w:tr>
+        <w:tc>
+          <w:p>
+            <w:pPr>
+              <w:pStyle w:stlname="Normal" w:val="Normal"/>
+              <w:jc w:val="left"/>
+            </w:pPr>
+            <w:r>
+              <w:t>measurement</w:t>
+            </w:r>
+          </w:p>
+        </w:tc>
+        <w:tc>
+          <w:p>
+            <w:pPr>
+              <w:pStyle w:stlname="Normal" w:val="Normal"/>
+              <w:jc w:val="left"/>
+            </w:pPr>
+            <w:r>
+              <w:t>1</w:t>
+            </w:r>
+          </w:p>
+        </w:tc>
+        <w:tc>
+          <w:p>
+            <w:pPr>
+              <w:pStyle w:stlname="Normal" w:val="Normal"/>
+              <w:jc w:val="left"/>
+            </w:pPr>
+            <w:r>
+              <w:t>1</w:t>
+            </w:r>
+          </w:p>
+        </w:tc>
+        <w:tc>
+          <w:p>
+            <w:pPr>
+              <w:pStyle w:stlname="Normal" w:val="Normal"/>
+              <w:jc w:val="left"/>
+            </w:pPr>
+            <w:r>
+              <w:t>3</w:t>
+            </w:r>
+          </w:p>
+        </w:tc>
+        <w:tc>
+          <w:p>
+            <w:pPr>
+              <w:pStyle w:stlname="Normal" w:val="Normal"/>
+              <w:jc w:val="left"/>
+            </w:pPr>
+            <w:r>
+              <w:t>3</w:t>
+            </w:r>
+          </w:p>
+        </w:tc>
+      </w:tr>
+      <w:tr>
+        <w:tc>
+          <w:p>
+            <w:pPr>
+              <w:pStyle w:stlname="Normal" w:val="Normal"/>
+              <w:jc w:val="left"/>
+            </w:pPr>
+            <w:r>
+              <w:t>metadata</w:t>
+            </w:r>
+          </w:p>
+        </w:tc>
+        <w:tc>
+          <w:p>
+            <w:pPr>
+              <w:pStyle w:stlname="Normal" w:val="Normal"/>
+              <w:jc w:val="left"/>
+            </w:pPr>
+            <w:r>
+              <w:t>1</w:t>
+            </w:r>
+          </w:p>
+        </w:tc>
+        <w:tc>
+          <w:p>
+            <w:pPr>
+              <w:pStyle w:stlname="Normal" w:val="Normal"/>
+              <w:jc w:val="left"/>
+            </w:pPr>
+            <w:r>
+              <w:t>1</w:t>
+            </w:r>
+          </w:p>
+        </w:tc>
+        <w:tc>
+          <w:p>
+            <w:pPr>
+              <w:pStyle w:stlname="Normal" w:val="Normal"/>
+              <w:jc w:val="left"/>
+            </w:pPr>
+            <w:r>
+              <w:t>1</w:t>
+            </w:r>
+          </w:p>
+        </w:tc>
+        <w:tc>
+          <w:p>
+            <w:pPr>
+              <w:pStyle w:stlname="Normal" w:val="Normal"/>
+              <w:jc w:val="left"/>
+            </w:pPr>
+            <w:r>
+              <w:t>1</w:t>
+            </w:r>
+          </w:p>
+        </w:tc>
+      </w:tr>
+      <w:tr>
+        <w:tc>
+          <w:p>
+            <w:pPr>
+              <w:pStyle w:stlname="Normal" w:val="Normal"/>
+              <w:jc w:val="left"/>
+            </w:pPr>
+            <w:r>
+              <w:t>note</w:t>
+            </w:r>
+          </w:p>
+        </w:tc>
+        <w:tc>
+          <w:p>
+            <w:pPr>
+              <w:pStyle w:stlname="Normal" w:val="Normal"/>
+              <w:jc w:val="left"/>
+            </w:pPr>
+            <w:r>
+              <w:t>1</w:t>
+            </w:r>
+          </w:p>
+        </w:tc>
+        <w:tc>
+          <w:p>
+            <w:pPr>
+              <w:pStyle w:stlname="Normal" w:val="Normal"/>
+              <w:jc w:val="left"/>
+            </w:pPr>
+            <w:r>
+              <w:t>1</w:t>
+            </w:r>
+          </w:p>
+        </w:tc>
+        <w:tc>
+          <w:p>
+            <w:pPr>
+              <w:pStyle w:stlname="Normal" w:val="Normal"/>
+              <w:jc w:val="left"/>
+            </w:pPr>
+            <w:r>
+              <w:t>3</w:t>
+            </w:r>
+          </w:p>
+        </w:tc>
+        <w:tc>
+          <w:p>
+            <w:pPr>
+              <w:pStyle w:stlname="Normal" w:val="Normal"/>
+              <w:jc w:val="left"/>
+            </w:pPr>
+            <w:r>
+              <w:t>5</w:t>
+            </w:r>
+          </w:p>
+        </w:tc>
+      </w:tr>
+      <w:tr>
+        <w:tc>
+          <w:p>
+            <w:pPr>
+              <w:pStyle w:stlname="Normal" w:val="Normal"/>
+              <w:jc w:val="left"/>
+            </w:pPr>
+            <w:r>
+              <w:t>note_nlp</w:t>
+            </w:r>
+          </w:p>
+        </w:tc>
+        <w:tc>
+          <w:p>
+            <w:pPr>
+              <w:pStyle w:stlname="Normal" w:val="Normal"/>
+              <w:jc w:val="left"/>
+            </w:pPr>
+            <w:r>
+              <w:t>1</w:t>
+            </w:r>
+          </w:p>
+        </w:tc>
+        <w:tc>
+          <w:p>
+            <w:pPr>
+              <w:pStyle w:stlname="Normal" w:val="Normal"/>
+              <w:jc w:val="left"/>
+            </w:pPr>
+            <w:r>
+              <w:t>1</w:t>
+            </w:r>
+          </w:p>
+        </w:tc>
+        <w:tc>
+          <w:p>
+            <w:pPr>
+              <w:pStyle w:stlname="Normal" w:val="Normal"/>
+              <w:jc w:val="left"/>
+            </w:pPr>
+            <w:r>
+              <w:t>2</w:t>
+            </w:r>
+          </w:p>
+        </w:tc>
+        <w:tc>
+          <w:p>
+            <w:pPr>
+              <w:pStyle w:stlname="Normal" w:val="Normal"/>
+              <w:jc w:val="left"/>
+            </w:pPr>
+            <w:r>
               <w:t>0</w:t>
             </w:r>
           </w:p>
         </w:tc>
+      </w:tr>
+      <w:tr>
+        <w:tc>
+          <w:p>
+            <w:pPr>
+              <w:pStyle w:stlname="Normal" w:val="Normal"/>
+              <w:jc w:val="left"/>
+            </w:pPr>
+            <w:r>
+              <w:t>observation</w:t>
+            </w:r>
+          </w:p>
+        </w:tc>
+        <w:tc>
+          <w:p>
+            <w:pPr>
+              <w:pStyle w:stlname="Normal" w:val="Normal"/>
+              <w:jc w:val="left"/>
+            </w:pPr>
+            <w:r>
+              <w:t>1</w:t>
+            </w:r>
+          </w:p>
+        </w:tc>
+        <w:tc>
+          <w:p>
+            <w:pPr>
+              <w:pStyle w:stlname="Normal" w:val="Normal"/>
+              <w:jc w:val="left"/>
+            </w:pPr>
+            <w:r>
+              <w:t>1</w:t>
+            </w:r>
+          </w:p>
+        </w:tc>
+        <w:tc>
+          <w:p>
+            <w:pPr>
+              <w:pStyle w:stlname="Normal" w:val="Normal"/>
+              <w:jc w:val="left"/>
+            </w:pPr>
+            <w:r>
+              <w:t>3</w:t>
+            </w:r>
+          </w:p>
+        </w:tc>
+        <w:tc>
+          <w:p>
+            <w:pPr>
+              <w:pStyle w:stlname="Normal" w:val="Normal"/>
+              <w:jc w:val="left"/>
+            </w:pPr>
+            <w:r>
+              <w:t>3</w:t>
+            </w:r>
+          </w:p>
+        </w:tc>
+      </w:tr>
+      <w:tr>
+        <w:tc>
+          <w:p>
+            <w:pPr>
+              <w:pStyle w:stlname="Normal" w:val="Normal"/>
+              <w:jc w:val="left"/>
+            </w:pPr>
+            <w:r>
+              <w:t>observation_period</w:t>
+            </w:r>
+          </w:p>
+        </w:tc>
+        <w:tc>
+          <w:p>
+            <w:pPr>
+              <w:pStyle w:stlname="Normal" w:val="Normal"/>
+              <w:jc w:val="left"/>
+            </w:pPr>
+            <w:r>
+              <w:t>1</w:t>
+            </w:r>
+          </w:p>
+        </w:tc>
+        <w:tc>
+          <w:p>
+            <w:pPr>
+              <w:pStyle w:stlname="Normal" w:val="Normal"/>
+              <w:jc w:val="left"/>
+            </w:pPr>
+            <w:r>
+              <w:t>1</w:t>
+            </w:r>
+          </w:p>
+        </w:tc>
+        <w:tc>
+          <w:p>
+            <w:pPr>
+              <w:pStyle w:stlname="Normal" w:val="Normal"/>
+              <w:jc w:val="left"/>
+            </w:pPr>
+            <w:r>
+              <w:t>1</w:t>
+            </w:r>
+          </w:p>
+        </w:tc>
+        <w:tc>
+          <w:p>
+            <w:pPr>
+              <w:pStyle w:stlname="Normal" w:val="Normal"/>
+              <w:jc w:val="left"/>
+            </w:pPr>
+            <w:r>
+              <w:t>1</w:t>
+            </w:r>
+          </w:p>
+        </w:tc>
+      </w:tr>
+      <w:tr>
+        <w:tc>
+          <w:p>
+            <w:pPr>
+              <w:pStyle w:stlname="Normal" w:val="Normal"/>
+              <w:jc w:val="left"/>
+            </w:pPr>
+            <w:r>
+              <w:t>payer_plan_period</w:t>
+            </w:r>
+          </w:p>
+        </w:tc>
+        <w:tc>
+          <w:p>
+            <w:pPr>
+              <w:pStyle w:stlname="Normal" w:val="Normal"/>
+              <w:jc w:val="left"/>
+            </w:pPr>
+            <w:r>
+              <w:t>1</w:t>
+            </w:r>
+          </w:p>
+        </w:tc>
+        <w:tc>
+          <w:p>
+            <w:pPr>
+              <w:pStyle w:stlname="Normal" w:val="Normal"/>
+              <w:jc w:val="left"/>
+            </w:pPr>
+            <w:r>
+              <w:t>1</w:t>
+            </w:r>
+          </w:p>
+        </w:tc>
+        <w:tc>
+          <w:p>
+            <w:pPr>
+              <w:pStyle w:stlname="Normal" w:val="Normal"/>
+              <w:jc w:val="left"/>
+            </w:pPr>
+            <w:r>
+              <w:t>1</w:t>
+            </w:r>
+          </w:p>
+        </w:tc>
+        <w:tc>
+          <w:p>
+            <w:pPr>
+              <w:pStyle w:stlname="Normal" w:val="Normal"/>
+              <w:jc w:val="left"/>
+            </w:pPr>
+            <w:r>
+              <w:t>1</w:t>
+            </w:r>
+          </w:p>
+        </w:tc>
+      </w:tr>
+      <w:tr>
+        <w:tc>
+          <w:p>
+            <w:pPr>
+              <w:pStyle w:stlname="Normal" w:val="Normal"/>
+              <w:jc w:val="left"/>
+            </w:pPr>
+            <w:r>
+              <w:t>person</w:t>
+            </w:r>
+          </w:p>
+        </w:tc>
+        <w:tc>
+          <w:p>
+            <w:pPr>
+              <w:pStyle w:stlname="Normal" w:val="Normal"/>
+              <w:jc w:val="left"/>
+            </w:pPr>
+            <w:r>
+              <w:t>1</w:t>
+            </w:r>
+          </w:p>
+        </w:tc>
+        <w:tc>
+          <w:p>
+            <w:pPr>
+              <w:pStyle w:stlname="Normal" w:val="Normal"/>
+              <w:jc w:val="left"/>
+            </w:pPr>
+            <w:r>
+              <w:t>1</w:t>
+            </w:r>
+          </w:p>
+        </w:tc>
         <w:tc>
           <w:p>
             <w:pPr>
@@ -28829,16 +29632,141 @@
             </w:r>
           </w:p>
         </w:tc>
-      </w:tr>
-      <w:tr>
-        <w:tc>
-          <w:p>
-            <w:pPr>
-              <w:pStyle w:stlname="Normal" w:val="Normal"/>
-              <w:jc w:val="left"/>
-            </w:pPr>
-            <w:r>
-              <w:t>episode_event</w:t>
+        <w:tc>
+          <w:p>
+            <w:pPr>
+              <w:pStyle w:stlname="Normal" w:val="Normal"/>
+              <w:jc w:val="left"/>
+            </w:pPr>
+            <w:r>
+              <w:t>2</w:t>
+            </w:r>
+          </w:p>
+        </w:tc>
+      </w:tr>
+      <w:tr>
+        <w:tc>
+          <w:p>
+            <w:pPr>
+              <w:pStyle w:stlname="Normal" w:val="Normal"/>
+              <w:jc w:val="left"/>
+            </w:pPr>
+            <w:r>
+              <w:t>procedure_occurrence</w:t>
+            </w:r>
+          </w:p>
+        </w:tc>
+        <w:tc>
+          <w:p>
+            <w:pPr>
+              <w:pStyle w:stlname="Normal" w:val="Normal"/>
+              <w:jc w:val="left"/>
+            </w:pPr>
+            <w:r>
+              <w:t>1</w:t>
+            </w:r>
+          </w:p>
+        </w:tc>
+        <w:tc>
+          <w:p>
+            <w:pPr>
+              <w:pStyle w:stlname="Normal" w:val="Normal"/>
+              <w:jc w:val="left"/>
+            </w:pPr>
+            <w:r>
+              <w:t>1</w:t>
+            </w:r>
+          </w:p>
+        </w:tc>
+        <w:tc>
+          <w:p>
+            <w:pPr>
+              <w:pStyle w:stlname="Normal" w:val="Normal"/>
+              <w:jc w:val="left"/>
+            </w:pPr>
+            <w:r>
+              <w:t>3</w:t>
+            </w:r>
+          </w:p>
+        </w:tc>
+        <w:tc>
+          <w:p>
+            <w:pPr>
+              <w:pStyle w:stlname="Normal" w:val="Normal"/>
+              <w:jc w:val="left"/>
+            </w:pPr>
+            <w:r>
+              <w:t>3</w:t>
+            </w:r>
+          </w:p>
+        </w:tc>
+      </w:tr>
+      <w:tr>
+        <w:tc>
+          <w:p>
+            <w:pPr>
+              <w:pStyle w:stlname="Normal" w:val="Normal"/>
+              <w:jc w:val="left"/>
+            </w:pPr>
+            <w:r>
+              <w:t>provider</w:t>
+            </w:r>
+          </w:p>
+        </w:tc>
+        <w:tc>
+          <w:p>
+            <w:pPr>
+              <w:pStyle w:stlname="Normal" w:val="Normal"/>
+              <w:jc w:val="left"/>
+            </w:pPr>
+            <w:r>
+              <w:t>1</w:t>
+            </w:r>
+          </w:p>
+        </w:tc>
+        <w:tc>
+          <w:p>
+            <w:pPr>
+              <w:pStyle w:stlname="Normal" w:val="Normal"/>
+              <w:jc w:val="left"/>
+            </w:pPr>
+            <w:r>
+              <w:t>1</w:t>
+            </w:r>
+          </w:p>
+        </w:tc>
+        <w:tc>
+          <w:p>
+            <w:pPr>
+              <w:pStyle w:stlname="Normal" w:val="Normal"/>
+              <w:jc w:val="left"/>
+            </w:pPr>
+            <w:r>
+              <w:t>1</w:t>
+            </w:r>
+          </w:p>
+        </w:tc>
+        <w:tc>
+          <w:p>
+            <w:pPr>
+              <w:pStyle w:stlname="Normal" w:val="Normal"/>
+              <w:jc w:val="left"/>
+            </w:pPr>
+            <w:r>
+              <w:t>1</w:t>
+            </w:r>
+          </w:p>
+        </w:tc>
+      </w:tr>
+      <w:tr>
+        <w:tc>
+          <w:p>
+            <w:pPr>
+              <w:pStyle w:stlname="Normal" w:val="Normal"/>
+              <w:jc w:val="left"/>
+            </w:pPr>
+            <w:r>
+              <w:t>relationship</w:t>
             </w:r>
           </w:p>
         </w:tc>
@@ -28860,6 +29788,17 @@
               <w:jc w:val="left"/>
             </w:pPr>
             <w:r>
+              <w:t>1</w:t>
+            </w:r>
+          </w:p>
+        </w:tc>
+        <w:tc>
+          <w:p>
+            <w:pPr>
+              <w:pStyle w:stlname="Normal" w:val="Normal"/>
+              <w:jc w:val="left"/>
+            </w:pPr>
+            <w:r>
               <w:t>0</w:t>
             </w:r>
           </w:p>
@@ -28871,6 +29810,30 @@
               <w:jc w:val="left"/>
             </w:pPr>
             <w:r>
+              <w:t>1</w:t>
+            </w:r>
+          </w:p>
+        </w:tc>
+      </w:tr>
+      <w:tr>
+        <w:tc>
+          <w:p>
+            <w:pPr>
+              <w:pStyle w:stlname="Normal" w:val="Normal"/>
+              <w:jc w:val="left"/>
+            </w:pPr>
+            <w:r>
+              <w:t>source_to_concept_map</w:t>
+            </w:r>
+          </w:p>
+        </w:tc>
+        <w:tc>
+          <w:p>
+            <w:pPr>
+              <w:pStyle w:stlname="Normal" w:val="Normal"/>
+              <w:jc w:val="left"/>
+            </w:pPr>
+            <w:r>
               <w:t>0</w:t>
             </w:r>
           </w:p>
@@ -28882,20 +29845,213 @@
               <w:jc w:val="left"/>
             </w:pPr>
             <w:r>
+              <w:t>0</w:t>
+            </w:r>
+          </w:p>
+        </w:tc>
+        <w:tc>
+          <w:p>
+            <w:pPr>
+              <w:pStyle w:stlname="Normal" w:val="Normal"/>
+              <w:jc w:val="left"/>
+            </w:pPr>
+            <w:r>
+              <w:t>0</w:t>
+            </w:r>
+          </w:p>
+        </w:tc>
+        <w:tc>
+          <w:p>
+            <w:pPr>
+              <w:pStyle w:stlname="Normal" w:val="Normal"/>
+              <w:jc w:val="left"/>
+            </w:pPr>
+            <w:r>
+              <w:t>4</w:t>
+            </w:r>
+          </w:p>
+        </w:tc>
+      </w:tr>
+      <w:tr>
+        <w:tc>
+          <w:p>
+            <w:pPr>
+              <w:pStyle w:stlname="Normal" w:val="Normal"/>
+              <w:jc w:val="left"/>
+            </w:pPr>
+            <w:r>
+              <w:t>specimen</w:t>
+            </w:r>
+          </w:p>
+        </w:tc>
+        <w:tc>
+          <w:p>
+            <w:pPr>
+              <w:pStyle w:stlname="Normal" w:val="Normal"/>
+              <w:jc w:val="left"/>
+            </w:pPr>
+            <w:r>
+              <w:t>1</w:t>
+            </w:r>
+          </w:p>
+        </w:tc>
+        <w:tc>
+          <w:p>
+            <w:pPr>
+              <w:pStyle w:stlname="Normal" w:val="Normal"/>
+              <w:jc w:val="left"/>
+            </w:pPr>
+            <w:r>
+              <w:t>1</w:t>
+            </w:r>
+          </w:p>
+        </w:tc>
+        <w:tc>
+          <w:p>
+            <w:pPr>
+              <w:pStyle w:stlname="Normal" w:val="Normal"/>
+              <w:jc w:val="left"/>
+            </w:pPr>
+            <w:r>
               <w:t>2</w:t>
             </w:r>
           </w:p>
         </w:tc>
-      </w:tr>
-      <w:tr>
-        <w:tc>
-          <w:p>
-            <w:pPr>
-              <w:pStyle w:stlname="Normal" w:val="Normal"/>
-              <w:jc w:val="left"/>
-            </w:pPr>
-            <w:r>
-              <w:t>fact_relationship</w:t>
+        <w:tc>
+          <w:p>
+            <w:pPr>
+              <w:pStyle w:stlname="Normal" w:val="Normal"/>
+              <w:jc w:val="left"/>
+            </w:pPr>
+            <w:r>
+              <w:t>2</w:t>
+            </w:r>
+          </w:p>
+        </w:tc>
+      </w:tr>
+      <w:tr>
+        <w:tc>
+          <w:p>
+            <w:pPr>
+              <w:pStyle w:stlname="Normal" w:val="Normal"/>
+              <w:jc w:val="left"/>
+            </w:pPr>
+            <w:r>
+              <w:t>visit_detail</w:t>
+            </w:r>
+          </w:p>
+        </w:tc>
+        <w:tc>
+          <w:p>
+            <w:pPr>
+              <w:pStyle w:stlname="Normal" w:val="Normal"/>
+              <w:jc w:val="left"/>
+            </w:pPr>
+            <w:r>
+              <w:t>1</w:t>
+            </w:r>
+          </w:p>
+        </w:tc>
+        <w:tc>
+          <w:p>
+            <w:pPr>
+              <w:pStyle w:stlname="Normal" w:val="Normal"/>
+              <w:jc w:val="left"/>
+            </w:pPr>
+            <w:r>
+              <w:t>1</w:t>
+            </w:r>
+          </w:p>
+        </w:tc>
+        <w:tc>
+          <w:p>
+            <w:pPr>
+              <w:pStyle w:stlname="Normal" w:val="Normal"/>
+              <w:jc w:val="left"/>
+            </w:pPr>
+            <w:r>
+              <w:t>3</w:t>
+            </w:r>
+          </w:p>
+        </w:tc>
+        <w:tc>
+          <w:p>
+            <w:pPr>
+              <w:pStyle w:stlname="Normal" w:val="Normal"/>
+              <w:jc w:val="left"/>
+            </w:pPr>
+            <w:r>
+              <w:t>3</w:t>
+            </w:r>
+          </w:p>
+        </w:tc>
+      </w:tr>
+      <w:tr>
+        <w:tc>
+          <w:p>
+            <w:pPr>
+              <w:pStyle w:stlname="Normal" w:val="Normal"/>
+              <w:jc w:val="left"/>
+            </w:pPr>
+            <w:r>
+              <w:t>visit_occurrence</w:t>
+            </w:r>
+          </w:p>
+        </w:tc>
+        <w:tc>
+          <w:p>
+            <w:pPr>
+              <w:pStyle w:stlname="Normal" w:val="Normal"/>
+              <w:jc w:val="left"/>
+            </w:pPr>
+            <w:r>
+              <w:t>1</w:t>
+            </w:r>
+          </w:p>
+        </w:tc>
+        <w:tc>
+          <w:p>
+            <w:pPr>
+              <w:pStyle w:stlname="Normal" w:val="Normal"/>
+              <w:jc w:val="left"/>
+            </w:pPr>
+            <w:r>
+              <w:t>1</w:t>
+            </w:r>
+          </w:p>
+        </w:tc>
+        <w:tc>
+          <w:p>
+            <w:pPr>
+              <w:pStyle w:stlname="Normal" w:val="Normal"/>
+              <w:jc w:val="left"/>
+            </w:pPr>
+            <w:r>
+              <w:t>2</w:t>
+            </w:r>
+          </w:p>
+        </w:tc>
+        <w:tc>
+          <w:p>
+            <w:pPr>
+              <w:pStyle w:stlname="Normal" w:val="Normal"/>
+              <w:jc w:val="left"/>
+            </w:pPr>
+            <w:r>
+              <w:t>2</w:t>
+            </w:r>
+          </w:p>
+        </w:tc>
+      </w:tr>
+      <w:tr>
+        <w:tc>
+          <w:p>
+            <w:pPr>
+              <w:pStyle w:stlname="Normal" w:val="Normal"/>
+              <w:jc w:val="left"/>
+            </w:pPr>
+            <w:r>
+              <w:t>vocabulary</w:t>
             </w:r>
           </w:p>
         </w:tc>
@@ -28917,6 +30073,17 @@
               <w:jc w:val="left"/>
             </w:pPr>
             <w:r>
+              <w:t>1</w:t>
+            </w:r>
+          </w:p>
+        </w:tc>
+        <w:tc>
+          <w:p>
+            <w:pPr>
+              <w:pStyle w:stlname="Normal" w:val="Normal"/>
+              <w:jc w:val="left"/>
+            </w:pPr>
+            <w:r>
               <w:t>0</w:t>
             </w:r>
           </w:p>
@@ -28928,990 +30095,10 @@
               <w:jc w:val="left"/>
             </w:pPr>
             <w:r>
-              <w:t>3</w:t>
-            </w:r>
-          </w:p>
-        </w:tc>
-        <w:tc>
-          <w:p>
-            <w:pPr>
-              <w:pStyle w:stlname="Normal" w:val="Normal"/>
-              <w:jc w:val="left"/>
-            </w:pPr>
-            <w:r>
-              <w:t>3</w:t>
-            </w:r>
-          </w:p>
-        </w:tc>
-      </w:tr>
-      <w:tr>
-        <w:tc>
-          <w:p>
-            <w:pPr>
-              <w:pStyle w:stlname="Normal" w:val="Normal"/>
-              <w:jc w:val="left"/>
-            </w:pPr>
-            <w:r>
-              <w:t>location</w:t>
-            </w:r>
-          </w:p>
-        </w:tc>
-        <w:tc>
-          <w:p>
-            <w:pPr>
-              <w:pStyle w:stlname="Normal" w:val="Normal"/>
-              <w:jc w:val="left"/>
-            </w:pPr>
-            <w:r>
               <w:t>1</w:t>
             </w:r>
           </w:p>
         </w:tc>
-        <w:tc>
-          <w:p>
-            <w:pPr>
-              <w:pStyle w:stlname="Normal" w:val="Normal"/>
-              <w:jc w:val="left"/>
-            </w:pPr>
-            <w:r>
-              <w:t>1</w:t>
-            </w:r>
-          </w:p>
-        </w:tc>
-        <w:tc>
-          <w:p>
-            <w:pPr>
-              <w:pStyle w:stlname="Normal" w:val="Normal"/>
-              <w:jc w:val="left"/>
-            </w:pPr>
-            <w:r>
-              <w:t>1</w:t>
-            </w:r>
-          </w:p>
-        </w:tc>
-        <w:tc>
-          <w:p>
-            <w:pPr>
-              <w:pStyle w:stlname="Normal" w:val="Normal"/>
-              <w:jc w:val="left"/>
-            </w:pPr>
-            <w:r>
-              <w:t>1</w:t>
-            </w:r>
-          </w:p>
-        </w:tc>
-      </w:tr>
-      <w:tr>
-        <w:tc>
-          <w:p>
-            <w:pPr>
-              <w:pStyle w:stlname="Normal" w:val="Normal"/>
-              <w:jc w:val="left"/>
-            </w:pPr>
-            <w:r>
-              <w:t>measurement</w:t>
-            </w:r>
-          </w:p>
-        </w:tc>
-        <w:tc>
-          <w:p>
-            <w:pPr>
-              <w:pStyle w:stlname="Normal" w:val="Normal"/>
-              <w:jc w:val="left"/>
-            </w:pPr>
-            <w:r>
-              <w:t>1</w:t>
-            </w:r>
-          </w:p>
-        </w:tc>
-        <w:tc>
-          <w:p>
-            <w:pPr>
-              <w:pStyle w:stlname="Normal" w:val="Normal"/>
-              <w:jc w:val="left"/>
-            </w:pPr>
-            <w:r>
-              <w:t>1</w:t>
-            </w:r>
-          </w:p>
-        </w:tc>
-        <w:tc>
-          <w:p>
-            <w:pPr>
-              <w:pStyle w:stlname="Normal" w:val="Normal"/>
-              <w:jc w:val="left"/>
-            </w:pPr>
-            <w:r>
-              <w:t>3</w:t>
-            </w:r>
-          </w:p>
-        </w:tc>
-        <w:tc>
-          <w:p>
-            <w:pPr>
-              <w:pStyle w:stlname="Normal" w:val="Normal"/>
-              <w:jc w:val="left"/>
-            </w:pPr>
-            <w:r>
-              <w:t>3</w:t>
-            </w:r>
-          </w:p>
-        </w:tc>
-      </w:tr>
-      <w:tr>
-        <w:tc>
-          <w:p>
-            <w:pPr>
-              <w:pStyle w:stlname="Normal" w:val="Normal"/>
-              <w:jc w:val="left"/>
-            </w:pPr>
-            <w:r>
-              <w:t>metadata</w:t>
-            </w:r>
-          </w:p>
-        </w:tc>
-        <w:tc>
-          <w:p>
-            <w:pPr>
-              <w:pStyle w:stlname="Normal" w:val="Normal"/>
-              <w:jc w:val="left"/>
-            </w:pPr>
-            <w:r>
-              <w:t>1</w:t>
-            </w:r>
-          </w:p>
-        </w:tc>
-        <w:tc>
-          <w:p>
-            <w:pPr>
-              <w:pStyle w:stlname="Normal" w:val="Normal"/>
-              <w:jc w:val="left"/>
-            </w:pPr>
-            <w:r>
-              <w:t>1</w:t>
-            </w:r>
-          </w:p>
-        </w:tc>
-        <w:tc>
-          <w:p>
-            <w:pPr>
-              <w:pStyle w:stlname="Normal" w:val="Normal"/>
-              <w:jc w:val="left"/>
-            </w:pPr>
-            <w:r>
-              <w:t>1</w:t>
-            </w:r>
-          </w:p>
-        </w:tc>
-        <w:tc>
-          <w:p>
-            <w:pPr>
-              <w:pStyle w:stlname="Normal" w:val="Normal"/>
-              <w:jc w:val="left"/>
-            </w:pPr>
-            <w:r>
-              <w:t>1</w:t>
-            </w:r>
-          </w:p>
-        </w:tc>
-      </w:tr>
-      <w:tr>
-        <w:tc>
-          <w:p>
-            <w:pPr>
-              <w:pStyle w:stlname="Normal" w:val="Normal"/>
-              <w:jc w:val="left"/>
-            </w:pPr>
-            <w:r>
-              <w:t>note</w:t>
-            </w:r>
-          </w:p>
-        </w:tc>
-        <w:tc>
-          <w:p>
-            <w:pPr>
-              <w:pStyle w:stlname="Normal" w:val="Normal"/>
-              <w:jc w:val="left"/>
-            </w:pPr>
-            <w:r>
-              <w:t>1</w:t>
-            </w:r>
-          </w:p>
-        </w:tc>
-        <w:tc>
-          <w:p>
-            <w:pPr>
-              <w:pStyle w:stlname="Normal" w:val="Normal"/>
-              <w:jc w:val="left"/>
-            </w:pPr>
-            <w:r>
-              <w:t>1</w:t>
-            </w:r>
-          </w:p>
-        </w:tc>
-        <w:tc>
-          <w:p>
-            <w:pPr>
-              <w:pStyle w:stlname="Normal" w:val="Normal"/>
-              <w:jc w:val="left"/>
-            </w:pPr>
-            <w:r>
-              <w:t>3</w:t>
-            </w:r>
-          </w:p>
-        </w:tc>
-        <w:tc>
-          <w:p>
-            <w:pPr>
-              <w:pStyle w:stlname="Normal" w:val="Normal"/>
-              <w:jc w:val="left"/>
-            </w:pPr>
-            <w:r>
-              <w:t>5</w:t>
-            </w:r>
-          </w:p>
-        </w:tc>
-      </w:tr>
-      <w:tr>
-        <w:tc>
-          <w:p>
-            <w:pPr>
-              <w:pStyle w:stlname="Normal" w:val="Normal"/>
-              <w:jc w:val="left"/>
-            </w:pPr>
-            <w:r>
-              <w:t>note_nlp</w:t>
-            </w:r>
-          </w:p>
-        </w:tc>
-        <w:tc>
-          <w:p>
-            <w:pPr>
-              <w:pStyle w:stlname="Normal" w:val="Normal"/>
-              <w:jc w:val="left"/>
-            </w:pPr>
-            <w:r>
-              <w:t>1</w:t>
-            </w:r>
-          </w:p>
-        </w:tc>
-        <w:tc>
-          <w:p>
-            <w:pPr>
-              <w:pStyle w:stlname="Normal" w:val="Normal"/>
-              <w:jc w:val="left"/>
-            </w:pPr>
-            <w:r>
-              <w:t>1</w:t>
-            </w:r>
-          </w:p>
-        </w:tc>
-        <w:tc>
-          <w:p>
-            <w:pPr>
-              <w:pStyle w:stlname="Normal" w:val="Normal"/>
-              <w:jc w:val="left"/>
-            </w:pPr>
-            <w:r>
-              <w:t>2</w:t>
-            </w:r>
-          </w:p>
-        </w:tc>
-        <w:tc>
-          <w:p>
-            <w:pPr>
-              <w:pStyle w:stlname="Normal" w:val="Normal"/>
-              <w:jc w:val="left"/>
-            </w:pPr>
-            <w:r>
-              <w:t>0</w:t>
-            </w:r>
-          </w:p>
-        </w:tc>
-      </w:tr>
-      <w:tr>
-        <w:tc>
-          <w:p>
-            <w:pPr>
-              <w:pStyle w:stlname="Normal" w:val="Normal"/>
-              <w:jc w:val="left"/>
-            </w:pPr>
-            <w:r>
-              <w:t>observation</w:t>
-            </w:r>
-          </w:p>
-        </w:tc>
-        <w:tc>
-          <w:p>
-            <w:pPr>
-              <w:pStyle w:stlname="Normal" w:val="Normal"/>
-              <w:jc w:val="left"/>
-            </w:pPr>
-            <w:r>
-              <w:t>1</w:t>
-            </w:r>
-          </w:p>
-        </w:tc>
-        <w:tc>
-          <w:p>
-            <w:pPr>
-              <w:pStyle w:stlname="Normal" w:val="Normal"/>
-              <w:jc w:val="left"/>
-            </w:pPr>
-            <w:r>
-              <w:t>1</w:t>
-            </w:r>
-          </w:p>
-        </w:tc>
-        <w:tc>
-          <w:p>
-            <w:pPr>
-              <w:pStyle w:stlname="Normal" w:val="Normal"/>
-              <w:jc w:val="left"/>
-            </w:pPr>
-            <w:r>
-              <w:t>3</w:t>
-            </w:r>
-          </w:p>
-        </w:tc>
-        <w:tc>
-          <w:p>
-            <w:pPr>
-              <w:pStyle w:stlname="Normal" w:val="Normal"/>
-              <w:jc w:val="left"/>
-            </w:pPr>
-            <w:r>
-              <w:t>3</w:t>
-            </w:r>
-          </w:p>
-        </w:tc>
-      </w:tr>
-      <w:tr>
-        <w:tc>
-          <w:p>
-            <w:pPr>
-              <w:pStyle w:stlname="Normal" w:val="Normal"/>
-              <w:jc w:val="left"/>
-            </w:pPr>
-            <w:r>
-              <w:t>observation_period</w:t>
-            </w:r>
-          </w:p>
-        </w:tc>
-        <w:tc>
-          <w:p>
-            <w:pPr>
-              <w:pStyle w:stlname="Normal" w:val="Normal"/>
-              <w:jc w:val="left"/>
-            </w:pPr>
-            <w:r>
-              <w:t>1</w:t>
-            </w:r>
-          </w:p>
-        </w:tc>
-        <w:tc>
-          <w:p>
-            <w:pPr>
-              <w:pStyle w:stlname="Normal" w:val="Normal"/>
-              <w:jc w:val="left"/>
-            </w:pPr>
-            <w:r>
-              <w:t>1</w:t>
-            </w:r>
-          </w:p>
-        </w:tc>
-        <w:tc>
-          <w:p>
-            <w:pPr>
-              <w:pStyle w:stlname="Normal" w:val="Normal"/>
-              <w:jc w:val="left"/>
-            </w:pPr>
-            <w:r>
-              <w:t>1</w:t>
-            </w:r>
-          </w:p>
-        </w:tc>
-        <w:tc>
-          <w:p>
-            <w:pPr>
-              <w:pStyle w:stlname="Normal" w:val="Normal"/>
-              <w:jc w:val="left"/>
-            </w:pPr>
-            <w:r>
-              <w:t>1</w:t>
-            </w:r>
-          </w:p>
-        </w:tc>
-      </w:tr>
-      <w:tr>
-        <w:tc>
-          <w:p>
-            <w:pPr>
-              <w:pStyle w:stlname="Normal" w:val="Normal"/>
-              <w:jc w:val="left"/>
-            </w:pPr>
-            <w:r>
-              <w:t>payer_plan_period</w:t>
-            </w:r>
-          </w:p>
-        </w:tc>
-        <w:tc>
-          <w:p>
-            <w:pPr>
-              <w:pStyle w:stlname="Normal" w:val="Normal"/>
-              <w:jc w:val="left"/>
-            </w:pPr>
-            <w:r>
-              <w:t>1</w:t>
-            </w:r>
-          </w:p>
-        </w:tc>
-        <w:tc>
-          <w:p>
-            <w:pPr>
-              <w:pStyle w:stlname="Normal" w:val="Normal"/>
-              <w:jc w:val="left"/>
-            </w:pPr>
-            <w:r>
-              <w:t>1</w:t>
-            </w:r>
-          </w:p>
-        </w:tc>
-        <w:tc>
-          <w:p>
-            <w:pPr>
-              <w:pStyle w:stlname="Normal" w:val="Normal"/>
-              <w:jc w:val="left"/>
-            </w:pPr>
-            <w:r>
-              <w:t>1</w:t>
-            </w:r>
-          </w:p>
-        </w:tc>
-        <w:tc>
-          <w:p>
-            <w:pPr>
-              <w:pStyle w:stlname="Normal" w:val="Normal"/>
-              <w:jc w:val="left"/>
-            </w:pPr>
-            <w:r>
-              <w:t>1</w:t>
-            </w:r>
-          </w:p>
-        </w:tc>
-      </w:tr>
-      <w:tr>
-        <w:tc>
-          <w:p>
-            <w:pPr>
-              <w:pStyle w:stlname="Normal" w:val="Normal"/>
-              <w:jc w:val="left"/>
-            </w:pPr>
-            <w:r>
-              <w:t>person</w:t>
-            </w:r>
-          </w:p>
-        </w:tc>
-        <w:tc>
-          <w:p>
-            <w:pPr>
-              <w:pStyle w:stlname="Normal" w:val="Normal"/>
-              <w:jc w:val="left"/>
-            </w:pPr>
-            <w:r>
-              <w:t>1</w:t>
-            </w:r>
-          </w:p>
-        </w:tc>
-        <w:tc>
-          <w:p>
-            <w:pPr>
-              <w:pStyle w:stlname="Normal" w:val="Normal"/>
-              <w:jc w:val="left"/>
-            </w:pPr>
-            <w:r>
-              <w:t>1</w:t>
-            </w:r>
-          </w:p>
-        </w:tc>
-        <w:tc>
-          <w:p>
-            <w:pPr>
-              <w:pStyle w:stlname="Normal" w:val="Normal"/>
-              <w:jc w:val="left"/>
-            </w:pPr>
-            <w:r>
-              <w:t>2</w:t>
-            </w:r>
-          </w:p>
-        </w:tc>
-        <w:tc>
-          <w:p>
-            <w:pPr>
-              <w:pStyle w:stlname="Normal" w:val="Normal"/>
-              <w:jc w:val="left"/>
-            </w:pPr>
-            <w:r>
-              <w:t>2</w:t>
-            </w:r>
-          </w:p>
-        </w:tc>
-      </w:tr>
-      <w:tr>
-        <w:tc>
-          <w:p>
-            <w:pPr>
-              <w:pStyle w:stlname="Normal" w:val="Normal"/>
-              <w:jc w:val="left"/>
-            </w:pPr>
-            <w:r>
-              <w:t>procedure_occurrence</w:t>
-            </w:r>
-          </w:p>
-        </w:tc>
-        <w:tc>
-          <w:p>
-            <w:pPr>
-              <w:pStyle w:stlname="Normal" w:val="Normal"/>
-              <w:jc w:val="left"/>
-            </w:pPr>
-            <w:r>
-              <w:t>1</w:t>
-            </w:r>
-          </w:p>
-        </w:tc>
-        <w:tc>
-          <w:p>
-            <w:pPr>
-              <w:pStyle w:stlname="Normal" w:val="Normal"/>
-              <w:jc w:val="left"/>
-            </w:pPr>
-            <w:r>
-              <w:t>1</w:t>
-            </w:r>
-          </w:p>
-        </w:tc>
-        <w:tc>
-          <w:p>
-            <w:pPr>
-              <w:pStyle w:stlname="Normal" w:val="Normal"/>
-              <w:jc w:val="left"/>
-            </w:pPr>
-            <w:r>
-              <w:t>3</w:t>
-            </w:r>
-          </w:p>
-        </w:tc>
-        <w:tc>
-          <w:p>
-            <w:pPr>
-              <w:pStyle w:stlname="Normal" w:val="Normal"/>
-              <w:jc w:val="left"/>
-            </w:pPr>
-            <w:r>
-              <w:t>3</w:t>
-            </w:r>
-          </w:p>
-        </w:tc>
-      </w:tr>
-      <w:tr>
-        <w:tc>
-          <w:p>
-            <w:pPr>
-              <w:pStyle w:stlname="Normal" w:val="Normal"/>
-              <w:jc w:val="left"/>
-            </w:pPr>
-            <w:r>
-              <w:t>provider</w:t>
-            </w:r>
-          </w:p>
-        </w:tc>
-        <w:tc>
-          <w:p>
-            <w:pPr>
-              <w:pStyle w:stlname="Normal" w:val="Normal"/>
-              <w:jc w:val="left"/>
-            </w:pPr>
-            <w:r>
-              <w:t>1</w:t>
-            </w:r>
-          </w:p>
-        </w:tc>
-        <w:tc>
-          <w:p>
-            <w:pPr>
-              <w:pStyle w:stlname="Normal" w:val="Normal"/>
-              <w:jc w:val="left"/>
-            </w:pPr>
-            <w:r>
-              <w:t>1</w:t>
-            </w:r>
-          </w:p>
-        </w:tc>
-        <w:tc>
-          <w:p>
-            <w:pPr>
-              <w:pStyle w:stlname="Normal" w:val="Normal"/>
-              <w:jc w:val="left"/>
-            </w:pPr>
-            <w:r>
-              <w:t>1</w:t>
-            </w:r>
-          </w:p>
-        </w:tc>
-        <w:tc>
-          <w:p>
-            <w:pPr>
-              <w:pStyle w:stlname="Normal" w:val="Normal"/>
-              <w:jc w:val="left"/>
-            </w:pPr>
-            <w:r>
-              <w:t>1</w:t>
-            </w:r>
-          </w:p>
-        </w:tc>
-      </w:tr>
-      <w:tr>
-        <w:tc>
-          <w:p>
-            <w:pPr>
-              <w:pStyle w:stlname="Normal" w:val="Normal"/>
-              <w:jc w:val="left"/>
-            </w:pPr>
-            <w:r>
-              <w:t>relationship</w:t>
-            </w:r>
-          </w:p>
-        </w:tc>
-        <w:tc>
-          <w:p>
-            <w:pPr>
-              <w:pStyle w:stlname="Normal" w:val="Normal"/>
-              <w:jc w:val="left"/>
-            </w:pPr>
-            <w:r>
-              <w:t>0</w:t>
-            </w:r>
-          </w:p>
-        </w:tc>
-        <w:tc>
-          <w:p>
-            <w:pPr>
-              <w:pStyle w:stlname="Normal" w:val="Normal"/>
-              <w:jc w:val="left"/>
-            </w:pPr>
-            <w:r>
-              <w:t>1</w:t>
-            </w:r>
-          </w:p>
-        </w:tc>
-        <w:tc>
-          <w:p>
-            <w:pPr>
-              <w:pStyle w:stlname="Normal" w:val="Normal"/>
-              <w:jc w:val="left"/>
-            </w:pPr>
-            <w:r>
-              <w:t>0</w:t>
-            </w:r>
-          </w:p>
-        </w:tc>
-        <w:tc>
-          <w:p>
-            <w:pPr>
-              <w:pStyle w:stlname="Normal" w:val="Normal"/>
-              <w:jc w:val="left"/>
-            </w:pPr>
-            <w:r>
-              <w:t>1</w:t>
-            </w:r>
-          </w:p>
-        </w:tc>
-      </w:tr>
-      <w:tr>
-        <w:tc>
-          <w:p>
-            <w:pPr>
-              <w:pStyle w:stlname="Normal" w:val="Normal"/>
-              <w:jc w:val="left"/>
-            </w:pPr>
-            <w:r>
-              <w:t>source_to_concept_map</w:t>
-            </w:r>
-          </w:p>
-        </w:tc>
-        <w:tc>
-          <w:p>
-            <w:pPr>
-              <w:pStyle w:stlname="Normal" w:val="Normal"/>
-              <w:jc w:val="left"/>
-            </w:pPr>
-            <w:r>
-              <w:t>0</w:t>
-            </w:r>
-          </w:p>
-        </w:tc>
-        <w:tc>
-          <w:p>
-            <w:pPr>
-              <w:pStyle w:stlname="Normal" w:val="Normal"/>
-              <w:jc w:val="left"/>
-            </w:pPr>
-            <w:r>
-              <w:t>0</w:t>
-            </w:r>
-          </w:p>
-        </w:tc>
-        <w:tc>
-          <w:p>
-            <w:pPr>
-              <w:pStyle w:stlname="Normal" w:val="Normal"/>
-              <w:jc w:val="left"/>
-            </w:pPr>
-            <w:r>
-              <w:t>0</w:t>
-            </w:r>
-          </w:p>
-        </w:tc>
-        <w:tc>
-          <w:p>
-            <w:pPr>
-              <w:pStyle w:stlname="Normal" w:val="Normal"/>
-              <w:jc w:val="left"/>
-            </w:pPr>
-            <w:r>
-              <w:t>4</w:t>
-            </w:r>
-          </w:p>
-        </w:tc>
-      </w:tr>
-      <w:tr>
-        <w:tc>
-          <w:p>
-            <w:pPr>
-              <w:pStyle w:stlname="Normal" w:val="Normal"/>
-              <w:jc w:val="left"/>
-            </w:pPr>
-            <w:r>
-              <w:t>specimen</w:t>
-            </w:r>
-          </w:p>
-        </w:tc>
-        <w:tc>
-          <w:p>
-            <w:pPr>
-              <w:pStyle w:stlname="Normal" w:val="Normal"/>
-              <w:jc w:val="left"/>
-            </w:pPr>
-            <w:r>
-              <w:t>1</w:t>
-            </w:r>
-          </w:p>
-        </w:tc>
-        <w:tc>
-          <w:p>
-            <w:pPr>
-              <w:pStyle w:stlname="Normal" w:val="Normal"/>
-              <w:jc w:val="left"/>
-            </w:pPr>
-            <w:r>
-              <w:t>1</w:t>
-            </w:r>
-          </w:p>
-        </w:tc>
-        <w:tc>
-          <w:p>
-            <w:pPr>
-              <w:pStyle w:stlname="Normal" w:val="Normal"/>
-              <w:jc w:val="left"/>
-            </w:pPr>
-            <w:r>
-              <w:t>2</w:t>
-            </w:r>
-          </w:p>
-        </w:tc>
-        <w:tc>
-          <w:p>
-            <w:pPr>
-              <w:pStyle w:stlname="Normal" w:val="Normal"/>
-              <w:jc w:val="left"/>
-            </w:pPr>
-            <w:r>
-              <w:t>2</w:t>
-            </w:r>
-          </w:p>
-        </w:tc>
-      </w:tr>
-      <w:tr>
-        <w:tc>
-          <w:p>
-            <w:pPr>
-              <w:pStyle w:stlname="Normal" w:val="Normal"/>
-              <w:jc w:val="left"/>
-            </w:pPr>
-            <w:r>
-              <w:t>visit_detail</w:t>
-            </w:r>
-          </w:p>
-        </w:tc>
-        <w:tc>
-          <w:p>
-            <w:pPr>
-              <w:pStyle w:stlname="Normal" w:val="Normal"/>
-              <w:jc w:val="left"/>
-            </w:pPr>
-            <w:r>
-              <w:t>1</w:t>
-            </w:r>
-          </w:p>
-        </w:tc>
-        <w:tc>
-          <w:p>
-            <w:pPr>
-              <w:pStyle w:stlname="Normal" w:val="Normal"/>
-              <w:jc w:val="left"/>
-            </w:pPr>
-            <w:r>
-              <w:t>1</w:t>
-            </w:r>
-          </w:p>
-        </w:tc>
-        <w:tc>
-          <w:p>
-            <w:pPr>
-              <w:pStyle w:stlname="Normal" w:val="Normal"/>
-              <w:jc w:val="left"/>
-            </w:pPr>
-            <w:r>
-              <w:t>3</w:t>
-            </w:r>
-          </w:p>
-        </w:tc>
-        <w:tc>
-          <w:p>
-            <w:pPr>
-              <w:pStyle w:stlname="Normal" w:val="Normal"/>
-              <w:jc w:val="left"/>
-            </w:pPr>
-            <w:r>
-              <w:t>3</w:t>
-            </w:r>
-          </w:p>
-        </w:tc>
-      </w:tr>
-      <w:tr>
-        <w:tc>
-          <w:p>
-            <w:pPr>
-              <w:pStyle w:stlname="Normal" w:val="Normal"/>
-              <w:jc w:val="left"/>
-            </w:pPr>
-            <w:r>
-              <w:t>visit_occurrence</w:t>
-            </w:r>
-          </w:p>
-        </w:tc>
-        <w:tc>
-          <w:p>
-            <w:pPr>
-              <w:pStyle w:stlname="Normal" w:val="Normal"/>
-              <w:jc w:val="left"/>
-            </w:pPr>
-            <w:r>
-              <w:t>1</w:t>
-            </w:r>
-          </w:p>
-        </w:tc>
-        <w:tc>
-          <w:p>
-            <w:pPr>
-              <w:pStyle w:stlname="Normal" w:val="Normal"/>
-              <w:jc w:val="left"/>
-            </w:pPr>
-            <w:r>
-              <w:t>1</w:t>
-            </w:r>
-          </w:p>
-        </w:tc>
-        <w:tc>
-          <w:p>
-            <w:pPr>
-              <w:pStyle w:stlname="Normal" w:val="Normal"/>
-              <w:jc w:val="left"/>
-            </w:pPr>
-            <w:r>
-              <w:t>2</w:t>
-            </w:r>
-          </w:p>
-        </w:tc>
-        <w:tc>
-          <w:p>
-            <w:pPr>
-              <w:pStyle w:stlname="Normal" w:val="Normal"/>
-              <w:jc w:val="left"/>
-            </w:pPr>
-            <w:r>
-              <w:t>2</w:t>
-            </w:r>
-          </w:p>
-        </w:tc>
-      </w:tr>
-      <w:tr>
-        <w:tc>
-          <w:p>
-            <w:pPr>
-              <w:pStyle w:stlname="Normal" w:val="Normal"/>
-              <w:jc w:val="left"/>
-            </w:pPr>
-            <w:r>
-              <w:t>vocabulary</w:t>
-            </w:r>
-          </w:p>
-        </w:tc>
-        <w:tc>
-          <w:p>
-            <w:pPr>
-              <w:pStyle w:stlname="Normal" w:val="Normal"/>
-              <w:jc w:val="left"/>
-            </w:pPr>
-            <w:r>
-              <w:t>0</w:t>
-            </w:r>
-          </w:p>
-        </w:tc>
-        <w:tc>
-          <w:p>
-            <w:pPr>
-              <w:pStyle w:stlname="Normal" w:val="Normal"/>
-              <w:jc w:val="left"/>
-            </w:pPr>
-            <w:r>
-              <w:t>1</w:t>
-            </w:r>
-          </w:p>
-        </w:tc>
-        <w:tc>
-          <w:p>
-            <w:pPr>
-              <w:pStyle w:stlname="Normal" w:val="Normal"/>
-              <w:jc w:val="left"/>
-            </w:pPr>
-            <w:r>
-              <w:t>0</w:t>
-            </w:r>
-          </w:p>
-        </w:tc>
-        <w:tc>
-          <w:p>
-            <w:pPr>
-              <w:pStyle w:stlname="Normal" w:val="Normal"/>
-              <w:jc w:val="left"/>
-            </w:pPr>
-            <w:r>
-              <w:t>1</w:t>
-            </w:r>
-          </w:p>
-        </w:tc>
       </w:tr>
       <w:tr>
         <w:tc>
@@ -29932,7 +30119,7 @@
               <w:jc w:val="left"/>
             </w:pPr>
             <w:r>
-              <w:t>22</w:t>
+              <w:t>23</w:t>
             </w:r>
           </w:p>
         </w:tc>
@@ -29976,7 +30163,7 @@
         <w:pStyle w:val="FootnotetextAgency"/>
       </w:pPr>
       <w:r>
-        <w:t xml:space="preserve">Query executed in 0.02 seconds</w:t>
+        <w:t xml:space="preserve">Query executed in 0.01 seconds</w:t>
       </w:r>
     </w:p>
     <w:p>
@@ -34250,6 +34437,74 @@
               <w:jc w:val="left"/>
             </w:pPr>
             <w:r>
+              <w:t>17ms</w:t>
+            </w:r>
+          </w:p>
+        </w:tc>
+      </w:tr>
+      <w:tr>
+        <w:tc>
+          <w:p>
+            <w:pPr>
+              <w:pStyle w:stlname="Normal" w:val="Normal"/>
+              <w:jc w:val="left"/>
+            </w:pPr>
+            <w:r>
+              <w:t>observation_period</w:t>
+            </w:r>
+          </w:p>
+        </w:tc>
+        <w:tc>
+          <w:p>
+            <w:pPr>
+              <w:pStyle w:stlname="Normal" w:val="Normal"/>
+              <w:jc w:val="left"/>
+            </w:pPr>
+            <w:r>
+              <w:t>  23517</w:t>
+            </w:r>
+          </w:p>
+        </w:tc>
+        <w:tc>
+          <w:p>
+            <w:pPr>
+              <w:pStyle w:stlname="Normal" w:val="Normal"/>
+              <w:jc w:val="left"/>
+            </w:pPr>
+            <w:r>
+              <w:t>person_id</w:t>
+            </w:r>
+          </w:p>
+        </w:tc>
+        <w:tc>
+          <w:p>
+            <w:pPr>
+              <w:pStyle w:stlname="Normal" w:val="Normal"/>
+              <w:jc w:val="left"/>
+            </w:pPr>
+            <w:r>
+              <w:t> 23517</w:t>
+            </w:r>
+          </w:p>
+        </w:tc>
+        <w:tc>
+          <w:p>
+            <w:pPr>
+              <w:pStyle w:stlname="Normal" w:val="Normal"/>
+              <w:jc w:val="left"/>
+            </w:pPr>
+            <w:r>
+              <w:t>297b2845318850f80037bd88e9a576fd</w:t>
+            </w:r>
+          </w:p>
+        </w:tc>
+        <w:tc>
+          <w:p>
+            <w:pPr>
+              <w:pStyle w:stlname="Normal" w:val="Normal"/>
+              <w:jc w:val="left"/>
+            </w:pPr>
+            <w:r>
               <w:t>16ms</w:t>
             </w:r>
           </w:p>
@@ -34263,18 +34518,426 @@
               <w:jc w:val="left"/>
             </w:pPr>
             <w:r>
-              <w:t>observation_period</w:t>
-            </w:r>
-          </w:p>
-        </w:tc>
-        <w:tc>
-          <w:p>
-            <w:pPr>
-              <w:pStyle w:stlname="Normal" w:val="Normal"/>
-              <w:jc w:val="left"/>
-            </w:pPr>
-            <w:r>
-              <w:t>  23517</w:t>
+              <w:t>visit_occurrence</w:t>
+            </w:r>
+          </w:p>
+        </w:tc>
+        <w:tc>
+          <w:p>
+            <w:pPr>
+              <w:pStyle w:stlname="Normal" w:val="Normal"/>
+              <w:jc w:val="left"/>
+            </w:pPr>
+            <w:r>
+              <w:t>1276461</w:t>
+            </w:r>
+          </w:p>
+        </w:tc>
+        <w:tc>
+          <w:p>
+            <w:pPr>
+              <w:pStyle w:stlname="Normal" w:val="Normal"/>
+              <w:jc w:val="left"/>
+            </w:pPr>
+            <w:r>
+              <w:t>visit_concept_id</w:t>
+            </w:r>
+          </w:p>
+        </w:tc>
+        <w:tc>
+          <w:p>
+            <w:pPr>
+              <w:pStyle w:stlname="Normal" w:val="Normal"/>
+              <w:jc w:val="left"/>
+            </w:pPr>
+            <w:r>
+              <w:t>     3</w:t>
+            </w:r>
+          </w:p>
+        </w:tc>
+        <w:tc>
+          <w:p>
+            <w:pPr>
+              <w:pStyle w:stlname="Normal" w:val="Normal"/>
+              <w:jc w:val="left"/>
+            </w:pPr>
+            <w:r>
+              <w:t>e2abf46303447c87d583c698887d167d</w:t>
+            </w:r>
+          </w:p>
+        </w:tc>
+        <w:tc>
+          <w:p>
+            <w:pPr>
+              <w:pStyle w:stlname="Normal" w:val="Normal"/>
+              <w:jc w:val="left"/>
+            </w:pPr>
+            <w:r>
+              <w:t>83ms</w:t>
+            </w:r>
+          </w:p>
+        </w:tc>
+      </w:tr>
+      <w:tr>
+        <w:tc>
+          <w:p>
+            <w:pPr>
+              <w:pStyle w:stlname="Normal" w:val="Normal"/>
+              <w:jc w:val="left"/>
+            </w:pPr>
+            <w:r>
+              <w:t>condition_occurrence</w:t>
+            </w:r>
+          </w:p>
+        </w:tc>
+        <w:tc>
+          <w:p>
+            <w:pPr>
+              <w:pStyle w:stlname="Normal" w:val="Normal"/>
+              <w:jc w:val="left"/>
+            </w:pPr>
+            <w:r>
+              <w:t> 402721</w:t>
+            </w:r>
+          </w:p>
+        </w:tc>
+        <w:tc>
+          <w:p>
+            <w:pPr>
+              <w:pStyle w:stlname="Normal" w:val="Normal"/>
+              <w:jc w:val="left"/>
+            </w:pPr>
+            <w:r>
+              <w:t>condition_concept_id</w:t>
+            </w:r>
+          </w:p>
+        </w:tc>
+        <w:tc>
+          <w:p>
+            <w:pPr>
+              <w:pStyle w:stlname="Normal" w:val="Normal"/>
+              <w:jc w:val="left"/>
+            </w:pPr>
+            <w:r>
+              <w:t>   222</w:t>
+            </w:r>
+          </w:p>
+        </w:tc>
+        <w:tc>
+          <w:p>
+            <w:pPr>
+              <w:pStyle w:stlname="Normal" w:val="Normal"/>
+              <w:jc w:val="left"/>
+            </w:pPr>
+            <w:r>
+              <w:t>c9ea675a3f77b77d01a1e212b120d067</w:t>
+            </w:r>
+          </w:p>
+        </w:tc>
+        <w:tc>
+          <w:p>
+            <w:pPr>
+              <w:pStyle w:stlname="Normal" w:val="Normal"/>
+              <w:jc w:val="left"/>
+            </w:pPr>
+            <w:r>
+              <w:t>25ms</w:t>
+            </w:r>
+          </w:p>
+        </w:tc>
+      </w:tr>
+      <w:tr>
+        <w:tc>
+          <w:p>
+            <w:pPr>
+              <w:pStyle w:stlname="Normal" w:val="Normal"/>
+              <w:jc w:val="left"/>
+            </w:pPr>
+            <w:r>
+              <w:t>drug_exposure</w:t>
+            </w:r>
+          </w:p>
+        </w:tc>
+        <w:tc>
+          <w:p>
+            <w:pPr>
+              <w:pStyle w:stlname="Normal" w:val="Normal"/>
+              <w:jc w:val="left"/>
+            </w:pPr>
+            <w:r>
+              <w:t>1483659</w:t>
+            </w:r>
+          </w:p>
+        </w:tc>
+        <w:tc>
+          <w:p>
+            <w:pPr>
+              <w:pStyle w:stlname="Normal" w:val="Normal"/>
+              <w:jc w:val="left"/>
+            </w:pPr>
+            <w:r>
+              <w:t>drug_concept_id</w:t>
+            </w:r>
+          </w:p>
+        </w:tc>
+        <w:tc>
+          <w:p>
+            <w:pPr>
+              <w:pStyle w:stlname="Normal" w:val="Normal"/>
+              <w:jc w:val="left"/>
+            </w:pPr>
+            <w:r>
+              <w:t>   256</w:t>
+            </w:r>
+          </w:p>
+        </w:tc>
+        <w:tc>
+          <w:p>
+            <w:pPr>
+              <w:pStyle w:stlname="Normal" w:val="Normal"/>
+              <w:jc w:val="left"/>
+            </w:pPr>
+            <w:r>
+              <w:t>4a3c7ed2b1fc9f9d65b8770dd39ec646</w:t>
+            </w:r>
+          </w:p>
+        </w:tc>
+        <w:tc>
+          <w:p>
+            <w:pPr>
+              <w:pStyle w:stlname="Normal" w:val="Normal"/>
+              <w:jc w:val="left"/>
+            </w:pPr>
+            <w:r>
+              <w:t>68ms</w:t>
+            </w:r>
+          </w:p>
+        </w:tc>
+      </w:tr>
+      <w:tr>
+        <w:tc>
+          <w:p>
+            <w:pPr>
+              <w:pStyle w:stlname="Normal" w:val="Normal"/>
+              <w:jc w:val="left"/>
+            </w:pPr>
+            <w:r>
+              <w:t>procedure_occurrence</w:t>
+            </w:r>
+          </w:p>
+        </w:tc>
+        <w:tc>
+          <w:p>
+            <w:pPr>
+              <w:pStyle w:stlname="Normal" w:val="Normal"/>
+              <w:jc w:val="left"/>
+            </w:pPr>
+            <w:r>
+              <w:t>1296930</w:t>
+            </w:r>
+          </w:p>
+        </w:tc>
+        <w:tc>
+          <w:p>
+            <w:pPr>
+              <w:pStyle w:stlname="Normal" w:val="Normal"/>
+              <w:jc w:val="left"/>
+            </w:pPr>
+            <w:r>
+              <w:t>procedure_concept_id</w:t>
+            </w:r>
+          </w:p>
+        </w:tc>
+        <w:tc>
+          <w:p>
+            <w:pPr>
+              <w:pStyle w:stlname="Normal" w:val="Normal"/>
+              <w:jc w:val="left"/>
+            </w:pPr>
+            <w:r>
+              <w:t>   173</w:t>
+            </w:r>
+          </w:p>
+        </w:tc>
+        <w:tc>
+          <w:p>
+            <w:pPr>
+              <w:pStyle w:stlname="Normal" w:val="Normal"/>
+              <w:jc w:val="left"/>
+            </w:pPr>
+            <w:r>
+              <w:t>9b29d1ad0d4789ee3118053f4898767a</w:t>
+            </w:r>
+          </w:p>
+        </w:tc>
+        <w:tc>
+          <w:p>
+            <w:pPr>
+              <w:pStyle w:stlname="Normal" w:val="Normal"/>
+              <w:jc w:val="left"/>
+            </w:pPr>
+            <w:r>
+              <w:t>59ms</w:t>
+            </w:r>
+          </w:p>
+        </w:tc>
+      </w:tr>
+      <w:tr>
+        <w:tc>
+          <w:p>
+            <w:pPr>
+              <w:pStyle w:stlname="Normal" w:val="Normal"/>
+              <w:jc w:val="left"/>
+            </w:pPr>
+            <w:r>
+              <w:t>measurement</w:t>
+            </w:r>
+          </w:p>
+        </w:tc>
+        <w:tc>
+          <w:p>
+            <w:pPr>
+              <w:pStyle w:stlname="Normal" w:val="Normal"/>
+              <w:jc w:val="left"/>
+            </w:pPr>
+            <w:r>
+              <w:t>15072717</w:t>
+            </w:r>
+          </w:p>
+        </w:tc>
+        <w:tc>
+          <w:p>
+            <w:pPr>
+              <w:pStyle w:stlname="Normal" w:val="Normal"/>
+              <w:jc w:val="left"/>
+            </w:pPr>
+            <w:r>
+              <w:t>measurement_concept_id</w:t>
+            </w:r>
+          </w:p>
+        </w:tc>
+        <w:tc>
+          <w:p>
+            <w:pPr>
+              <w:pStyle w:stlname="Normal" w:val="Normal"/>
+              <w:jc w:val="left"/>
+            </w:pPr>
+            <w:r>
+              <w:t>    52</w:t>
+            </w:r>
+          </w:p>
+        </w:tc>
+        <w:tc>
+          <w:p>
+            <w:pPr>
+              <w:pStyle w:stlname="Normal" w:val="Normal"/>
+              <w:jc w:val="left"/>
+            </w:pPr>
+            <w:r>
+              <w:t>9ada71a4f2cae3386ade74407b81e7bf</w:t>
+            </w:r>
+          </w:p>
+        </w:tc>
+        <w:tc>
+          <w:p>
+            <w:pPr>
+              <w:pStyle w:stlname="Normal" w:val="Normal"/>
+              <w:jc w:val="left"/>
+            </w:pPr>
+            <w:r>
+              <w:t>585ms</w:t>
+            </w:r>
+          </w:p>
+        </w:tc>
+      </w:tr>
+      <w:tr>
+        <w:tc>
+          <w:p>
+            <w:pPr>
+              <w:pStyle w:stlname="Normal" w:val="Normal"/>
+              <w:jc w:val="left"/>
+            </w:pPr>
+            <w:r>
+              <w:t>observation</w:t>
+            </w:r>
+          </w:p>
+        </w:tc>
+        <w:tc>
+          <w:p>
+            <w:pPr>
+              <w:pStyle w:stlname="Normal" w:val="Normal"/>
+              <w:jc w:val="left"/>
+            </w:pPr>
+            <w:r>
+              <w:t> 465207</w:t>
+            </w:r>
+          </w:p>
+        </w:tc>
+        <w:tc>
+          <w:p>
+            <w:pPr>
+              <w:pStyle w:stlname="Normal" w:val="Normal"/>
+              <w:jc w:val="left"/>
+            </w:pPr>
+            <w:r>
+              <w:t>observation_concept_id</w:t>
+            </w:r>
+          </w:p>
+        </w:tc>
+        <w:tc>
+          <w:p>
+            <w:pPr>
+              <w:pStyle w:stlname="Normal" w:val="Normal"/>
+              <w:jc w:val="left"/>
+            </w:pPr>
+            <w:r>
+              <w:t>    40</w:t>
+            </w:r>
+          </w:p>
+        </w:tc>
+        <w:tc>
+          <w:p>
+            <w:pPr>
+              <w:pStyle w:stlname="Normal" w:val="Normal"/>
+              <w:jc w:val="left"/>
+            </w:pPr>
+            <w:r>
+              <w:t>9e31ec351a25fd41847cc072b3aa6160</w:t>
+            </w:r>
+          </w:p>
+        </w:tc>
+        <w:tc>
+          <w:p>
+            <w:pPr>
+              <w:pStyle w:stlname="Normal" w:val="Normal"/>
+              <w:jc w:val="left"/>
+            </w:pPr>
+            <w:r>
+              <w:t>29ms</w:t>
+            </w:r>
+          </w:p>
+        </w:tc>
+      </w:tr>
+      <w:tr>
+        <w:tc>
+          <w:p>
+            <w:pPr>
+              <w:pStyle w:stlname="Normal" w:val="Normal"/>
+              <w:jc w:val="left"/>
+            </w:pPr>
+            <w:r>
+              <w:t>death</w:t>
+            </w:r>
+          </w:p>
+        </w:tc>
+        <w:tc>
+          <w:p>
+            <w:pPr>
+              <w:pStyle w:stlname="Normal" w:val="Normal"/>
+              <w:jc w:val="left"/>
+            </w:pPr>
+            <w:r>
+              <w:t>      0</w:t>
             </w:r>
           </w:p>
         </w:tc>
@@ -34296,18 +34959,290 @@
               <w:jc w:val="left"/>
             </w:pPr>
             <w:r>
-              <w:t> 23517</w:t>
-            </w:r>
-          </w:p>
-        </w:tc>
-        <w:tc>
-          <w:p>
-            <w:pPr>
-              <w:pStyle w:stlname="Normal" w:val="Normal"/>
-              <w:jc w:val="left"/>
-            </w:pPr>
-            <w:r>
-              <w:t>297b2845318850f80037bd88e9a576fd</w:t>
+              <w:t>     0</w:t>
+            </w:r>
+          </w:p>
+        </w:tc>
+        <w:tc>
+          <w:p>
+            <w:pPr>
+              <w:pStyle w:stlname="Normal" w:val="Normal"/>
+              <w:jc w:val="left"/>
+            </w:pPr>
+            <w:r>
+              <w:t>d14098609dcab3ee6d1564717bc0506a</w:t>
+            </w:r>
+          </w:p>
+        </w:tc>
+        <w:tc>
+          <w:p>
+            <w:pPr>
+              <w:pStyle w:stlname="Normal" w:val="Normal"/>
+              <w:jc w:val="left"/>
+            </w:pPr>
+            <w:r>
+              <w:t>8ms</w:t>
+            </w:r>
+          </w:p>
+        </w:tc>
+      </w:tr>
+      <w:tr>
+        <w:tc>
+          <w:p>
+            <w:pPr>
+              <w:pStyle w:stlname="Normal" w:val="Normal"/>
+              <w:jc w:val="left"/>
+            </w:pPr>
+            <w:r>
+              <w:t>location</w:t>
+            </w:r>
+          </w:p>
+        </w:tc>
+        <w:tc>
+          <w:p>
+            <w:pPr>
+              <w:pStyle w:stlname="Normal" w:val="Normal"/>
+              <w:jc w:val="left"/>
+            </w:pPr>
+            <w:r>
+              <w:t>      0</w:t>
+            </w:r>
+          </w:p>
+        </w:tc>
+        <w:tc>
+          <w:p>
+            <w:pPr>
+              <w:pStyle w:stlname="Normal" w:val="Normal"/>
+              <w:jc w:val="left"/>
+            </w:pPr>
+            <w:r>
+              <w:t>NA</w:t>
+            </w:r>
+          </w:p>
+        </w:tc>
+        <w:tc>
+          <w:p>
+            <w:pPr>
+              <w:pStyle w:stlname="Normal" w:val="Normal"/>
+              <w:jc w:val="left"/>
+            </w:pPr>
+            <w:r>
+              <w:t>    -1</w:t>
+            </w:r>
+          </w:p>
+        </w:tc>
+        <w:tc>
+          <w:p>
+            <w:pPr>
+              <w:pStyle w:stlname="Normal" w:val="Normal"/>
+              <w:jc w:val="left"/>
+            </w:pPr>
+            <w:r>
+              <w:t>74b732f062cf03d67cdc68c0581990dd</w:t>
+            </w:r>
+          </w:p>
+        </w:tc>
+        <w:tc>
+          <w:p>
+            <w:pPr>
+              <w:pStyle w:stlname="Normal" w:val="Normal"/>
+              <w:jc w:val="left"/>
+            </w:pPr>
+            <w:r>
+              <w:t>7ms</w:t>
+            </w:r>
+          </w:p>
+        </w:tc>
+      </w:tr>
+      <w:tr>
+        <w:tc>
+          <w:p>
+            <w:pPr>
+              <w:pStyle w:stlname="Normal" w:val="Normal"/>
+              <w:jc w:val="left"/>
+            </w:pPr>
+            <w:r>
+              <w:t>care_site</w:t>
+            </w:r>
+          </w:p>
+        </w:tc>
+        <w:tc>
+          <w:p>
+            <w:pPr>
+              <w:pStyle w:stlname="Normal" w:val="Normal"/>
+              <w:jc w:val="left"/>
+            </w:pPr>
+            <w:r>
+              <w:t>      0</w:t>
+            </w:r>
+          </w:p>
+        </w:tc>
+        <w:tc>
+          <w:p>
+            <w:pPr>
+              <w:pStyle w:stlname="Normal" w:val="Normal"/>
+              <w:jc w:val="left"/>
+            </w:pPr>
+            <w:r>
+              <w:t>NA</w:t>
+            </w:r>
+          </w:p>
+        </w:tc>
+        <w:tc>
+          <w:p>
+            <w:pPr>
+              <w:pStyle w:stlname="Normal" w:val="Normal"/>
+              <w:jc w:val="left"/>
+            </w:pPr>
+            <w:r>
+              <w:t>    -1</w:t>
+            </w:r>
+          </w:p>
+        </w:tc>
+        <w:tc>
+          <w:p>
+            <w:pPr>
+              <w:pStyle w:stlname="Normal" w:val="Normal"/>
+              <w:jc w:val="left"/>
+            </w:pPr>
+            <w:r>
+              <w:t>95fe692e399cfd19c7f01cc2f8c453a3</w:t>
+            </w:r>
+          </w:p>
+        </w:tc>
+        <w:tc>
+          <w:p>
+            <w:pPr>
+              <w:pStyle w:stlname="Normal" w:val="Normal"/>
+              <w:jc w:val="left"/>
+            </w:pPr>
+            <w:r>
+              <w:t>7ms</w:t>
+            </w:r>
+          </w:p>
+        </w:tc>
+      </w:tr>
+      <w:tr>
+        <w:tc>
+          <w:p>
+            <w:pPr>
+              <w:pStyle w:stlname="Normal" w:val="Normal"/>
+              <w:jc w:val="left"/>
+            </w:pPr>
+            <w:r>
+              <w:t>provider</w:t>
+            </w:r>
+          </w:p>
+        </w:tc>
+        <w:tc>
+          <w:p>
+            <w:pPr>
+              <w:pStyle w:stlname="Normal" w:val="Normal"/>
+              <w:jc w:val="left"/>
+            </w:pPr>
+            <w:r>
+              <w:t>   1181</w:t>
+            </w:r>
+          </w:p>
+        </w:tc>
+        <w:tc>
+          <w:p>
+            <w:pPr>
+              <w:pStyle w:stlname="Normal" w:val="Normal"/>
+              <w:jc w:val="left"/>
+            </w:pPr>
+            <w:r>
+              <w:t>NA</w:t>
+            </w:r>
+          </w:p>
+        </w:tc>
+        <w:tc>
+          <w:p>
+            <w:pPr>
+              <w:pStyle w:stlname="Normal" w:val="Normal"/>
+              <w:jc w:val="left"/>
+            </w:pPr>
+            <w:r>
+              <w:t>    -1</w:t>
+            </w:r>
+          </w:p>
+        </w:tc>
+        <w:tc>
+          <w:p>
+            <w:pPr>
+              <w:pStyle w:stlname="Normal" w:val="Normal"/>
+              <w:jc w:val="left"/>
+            </w:pPr>
+            <w:r>
+              <w:t>209e7f5f65e5dcd6399df1bdb0c619f3</w:t>
+            </w:r>
+          </w:p>
+        </w:tc>
+        <w:tc>
+          <w:p>
+            <w:pPr>
+              <w:pStyle w:stlname="Normal" w:val="Normal"/>
+              <w:jc w:val="left"/>
+            </w:pPr>
+            <w:r>
+              <w:t>8ms</w:t>
+            </w:r>
+          </w:p>
+        </w:tc>
+      </w:tr>
+      <w:tr>
+        <w:tc>
+          <w:p>
+            <w:pPr>
+              <w:pStyle w:stlname="Normal" w:val="Normal"/>
+              <w:jc w:val="left"/>
+            </w:pPr>
+            <w:r>
+              <w:t>drug_era</w:t>
+            </w:r>
+          </w:p>
+        </w:tc>
+        <w:tc>
+          <w:p>
+            <w:pPr>
+              <w:pStyle w:stlname="Normal" w:val="Normal"/>
+              <w:jc w:val="left"/>
+            </w:pPr>
+            <w:r>
+              <w:t> 178000</w:t>
+            </w:r>
+          </w:p>
+        </w:tc>
+        <w:tc>
+          <w:p>
+            <w:pPr>
+              <w:pStyle w:stlname="Normal" w:val="Normal"/>
+              <w:jc w:val="left"/>
+            </w:pPr>
+            <w:r>
+              <w:t>drug_concept_id</w:t>
+            </w:r>
+          </w:p>
+        </w:tc>
+        <w:tc>
+          <w:p>
+            <w:pPr>
+              <w:pStyle w:stlname="Normal" w:val="Normal"/>
+              <w:jc w:val="left"/>
+            </w:pPr>
+            <w:r>
+              <w:t>   194</w:t>
+            </w:r>
+          </w:p>
+        </w:tc>
+        <w:tc>
+          <w:p>
+            <w:pPr>
+              <w:pStyle w:stlname="Normal" w:val="Normal"/>
+              <w:jc w:val="left"/>
+            </w:pPr>
+            <w:r>
+              <w:t>0af612d3380dca2e7b256ec6d7600a71</w:t>
             </w:r>
           </w:p>
         </w:tc>
@@ -34331,86 +35266,86 @@
               <w:jc w:val="left"/>
             </w:pPr>
             <w:r>
-              <w:t>visit_occurrence</w:t>
-            </w:r>
-          </w:p>
-        </w:tc>
-        <w:tc>
-          <w:p>
-            <w:pPr>
-              <w:pStyle w:stlname="Normal" w:val="Normal"/>
-              <w:jc w:val="left"/>
-            </w:pPr>
-            <w:r>
-              <w:t>1276461</w:t>
-            </w:r>
-          </w:p>
-        </w:tc>
-        <w:tc>
-          <w:p>
-            <w:pPr>
-              <w:pStyle w:stlname="Normal" w:val="Normal"/>
-              <w:jc w:val="left"/>
-            </w:pPr>
-            <w:r>
-              <w:t>visit_concept_id</w:t>
-            </w:r>
-          </w:p>
-        </w:tc>
-        <w:tc>
-          <w:p>
-            <w:pPr>
-              <w:pStyle w:stlname="Normal" w:val="Normal"/>
-              <w:jc w:val="left"/>
-            </w:pPr>
-            <w:r>
-              <w:t>     3</w:t>
-            </w:r>
-          </w:p>
-        </w:tc>
-        <w:tc>
-          <w:p>
-            <w:pPr>
-              <w:pStyle w:stlname="Normal" w:val="Normal"/>
-              <w:jc w:val="left"/>
-            </w:pPr>
-            <w:r>
-              <w:t>e2abf46303447c87d583c698887d167d</w:t>
-            </w:r>
-          </w:p>
-        </w:tc>
-        <w:tc>
-          <w:p>
-            <w:pPr>
-              <w:pStyle w:stlname="Normal" w:val="Normal"/>
-              <w:jc w:val="left"/>
-            </w:pPr>
-            <w:r>
-              <w:t>93ms</w:t>
-            </w:r>
-          </w:p>
-        </w:tc>
-      </w:tr>
-      <w:tr>
-        <w:tc>
-          <w:p>
-            <w:pPr>
-              <w:pStyle w:stlname="Normal" w:val="Normal"/>
-              <w:jc w:val="left"/>
-            </w:pPr>
-            <w:r>
-              <w:t>condition_occurrence</w:t>
-            </w:r>
-          </w:p>
-        </w:tc>
-        <w:tc>
-          <w:p>
-            <w:pPr>
-              <w:pStyle w:stlname="Normal" w:val="Normal"/>
-              <w:jc w:val="left"/>
-            </w:pPr>
-            <w:r>
-              <w:t> 402721</w:t>
+              <w:t>dose_era</w:t>
+            </w:r>
+          </w:p>
+        </w:tc>
+        <w:tc>
+          <w:p>
+            <w:pPr>
+              <w:pStyle w:stlname="Normal" w:val="Normal"/>
+              <w:jc w:val="left"/>
+            </w:pPr>
+            <w:r>
+              <w:t>      0</w:t>
+            </w:r>
+          </w:p>
+        </w:tc>
+        <w:tc>
+          <w:p>
+            <w:pPr>
+              <w:pStyle w:stlname="Normal" w:val="Normal"/>
+              <w:jc w:val="left"/>
+            </w:pPr>
+            <w:r>
+              <w:t>NA</w:t>
+            </w:r>
+          </w:p>
+        </w:tc>
+        <w:tc>
+          <w:p>
+            <w:pPr>
+              <w:pStyle w:stlname="Normal" w:val="Normal"/>
+              <w:jc w:val="left"/>
+            </w:pPr>
+            <w:r>
+              <w:t>    -1</w:t>
+            </w:r>
+          </w:p>
+        </w:tc>
+        <w:tc>
+          <w:p>
+            <w:pPr>
+              <w:pStyle w:stlname="Normal" w:val="Normal"/>
+              <w:jc w:val="left"/>
+            </w:pPr>
+            <w:r>
+              <w:t>5be0ad26bc89883375a59343ac967116</w:t>
+            </w:r>
+          </w:p>
+        </w:tc>
+        <w:tc>
+          <w:p>
+            <w:pPr>
+              <w:pStyle w:stlname="Normal" w:val="Normal"/>
+              <w:jc w:val="left"/>
+            </w:pPr>
+            <w:r>
+              <w:t>7ms</w:t>
+            </w:r>
+          </w:p>
+        </w:tc>
+      </w:tr>
+      <w:tr>
+        <w:tc>
+          <w:p>
+            <w:pPr>
+              <w:pStyle w:stlname="Normal" w:val="Normal"/>
+              <w:jc w:val="left"/>
+            </w:pPr>
+            <w:r>
+              <w:t>condition_era</w:t>
+            </w:r>
+          </w:p>
+        </w:tc>
+        <w:tc>
+          <w:p>
+            <w:pPr>
+              <w:pStyle w:stlname="Normal" w:val="Normal"/>
+              <w:jc w:val="left"/>
+            </w:pPr>
+            <w:r>
+              <w:t> 389210</w:t>
             </w:r>
           </w:p>
         </w:tc>
@@ -34432,53 +35367,393 @@
               <w:jc w:val="left"/>
             </w:pPr>
             <w:r>
-              <w:t>   222</w:t>
-            </w:r>
-          </w:p>
-        </w:tc>
-        <w:tc>
-          <w:p>
-            <w:pPr>
-              <w:pStyle w:stlname="Normal" w:val="Normal"/>
-              <w:jc w:val="left"/>
-            </w:pPr>
-            <w:r>
-              <w:t>c9ea675a3f77b77d01a1e212b120d067</w:t>
-            </w:r>
-          </w:p>
-        </w:tc>
-        <w:tc>
-          <w:p>
-            <w:pPr>
-              <w:pStyle w:stlname="Normal" w:val="Normal"/>
-              <w:jc w:val="left"/>
-            </w:pPr>
-            <w:r>
-              <w:t>27ms</w:t>
-            </w:r>
-          </w:p>
-        </w:tc>
-      </w:tr>
-      <w:tr>
-        <w:tc>
-          <w:p>
-            <w:pPr>
-              <w:pStyle w:stlname="Normal" w:val="Normal"/>
-              <w:jc w:val="left"/>
-            </w:pPr>
-            <w:r>
-              <w:t>drug_exposure</w:t>
-            </w:r>
-          </w:p>
-        </w:tc>
-        <w:tc>
-          <w:p>
-            <w:pPr>
-              <w:pStyle w:stlname="Normal" w:val="Normal"/>
-              <w:jc w:val="left"/>
-            </w:pPr>
-            <w:r>
-              <w:t>1483659</w:t>
+              <w:t>   221</w:t>
+            </w:r>
+          </w:p>
+        </w:tc>
+        <w:tc>
+          <w:p>
+            <w:pPr>
+              <w:pStyle w:stlname="Normal" w:val="Normal"/>
+              <w:jc w:val="left"/>
+            </w:pPr>
+            <w:r>
+              <w:t>07d8ba0441ea9dfd8968bf62bcbd5c33</w:t>
+            </w:r>
+          </w:p>
+        </w:tc>
+        <w:tc>
+          <w:p>
+            <w:pPr>
+              <w:pStyle w:stlname="Normal" w:val="Normal"/>
+              <w:jc w:val="left"/>
+            </w:pPr>
+            <w:r>
+              <w:t>30ms</w:t>
+            </w:r>
+          </w:p>
+        </w:tc>
+      </w:tr>
+      <w:tr>
+        <w:tc>
+          <w:p>
+            <w:pPr>
+              <w:pStyle w:stlname="Normal" w:val="Normal"/>
+              <w:jc w:val="left"/>
+            </w:pPr>
+            <w:r>
+              <w:t>concept</w:t>
+            </w:r>
+          </w:p>
+        </w:tc>
+        <w:tc>
+          <w:p>
+            <w:pPr>
+              <w:pStyle w:stlname="Normal" w:val="Normal"/>
+              <w:jc w:val="left"/>
+            </w:pPr>
+            <w:r>
+              <w:t>1575149</w:t>
+            </w:r>
+          </w:p>
+        </w:tc>
+        <w:tc>
+          <w:p>
+            <w:pPr>
+              <w:pStyle w:stlname="Normal" w:val="Normal"/>
+              <w:jc w:val="left"/>
+            </w:pPr>
+            <w:r>
+              <w:t>concept_id</w:t>
+            </w:r>
+          </w:p>
+        </w:tc>
+        <w:tc>
+          <w:p>
+            <w:pPr>
+              <w:pStyle w:stlname="Normal" w:val="Normal"/>
+              <w:jc w:val="left"/>
+            </w:pPr>
+            <w:r>
+              <w:t>1575149</w:t>
+            </w:r>
+          </w:p>
+        </w:tc>
+        <w:tc>
+          <w:p>
+            <w:pPr>
+              <w:pStyle w:stlname="Normal" w:val="Normal"/>
+              <w:jc w:val="left"/>
+            </w:pPr>
+            <w:r>
+              <w:t>40d8fc8a7cfa88981e12a744a6ed3e7d</w:t>
+            </w:r>
+          </w:p>
+        </w:tc>
+        <w:tc>
+          <w:p>
+            <w:pPr>
+              <w:pStyle w:stlname="Normal" w:val="Normal"/>
+              <w:jc w:val="left"/>
+            </w:pPr>
+            <w:r>
+              <w:t>104ms</w:t>
+            </w:r>
+          </w:p>
+        </w:tc>
+      </w:tr>
+      <w:tr>
+        <w:tc>
+          <w:p>
+            <w:pPr>
+              <w:pStyle w:stlname="Normal" w:val="Normal"/>
+              <w:jc w:val="left"/>
+            </w:pPr>
+            <w:r>
+              <w:t>vocabulary</w:t>
+            </w:r>
+          </w:p>
+        </w:tc>
+        <w:tc>
+          <w:p>
+            <w:pPr>
+              <w:pStyle w:stlname="Normal" w:val="Normal"/>
+              <w:jc w:val="left"/>
+            </w:pPr>
+            <w:r>
+              <w:t>     44</w:t>
+            </w:r>
+          </w:p>
+        </w:tc>
+        <w:tc>
+          <w:p>
+            <w:pPr>
+              <w:pStyle w:stlname="Normal" w:val="Normal"/>
+              <w:jc w:val="left"/>
+            </w:pPr>
+            <w:r>
+              <w:t>vocabulary_id</w:t>
+            </w:r>
+          </w:p>
+        </w:tc>
+        <w:tc>
+          <w:p>
+            <w:pPr>
+              <w:pStyle w:stlname="Normal" w:val="Normal"/>
+              <w:jc w:val="left"/>
+            </w:pPr>
+            <w:r>
+              <w:t>    44</w:t>
+            </w:r>
+          </w:p>
+        </w:tc>
+        <w:tc>
+          <w:p>
+            <w:pPr>
+              <w:pStyle w:stlname="Normal" w:val="Normal"/>
+              <w:jc w:val="left"/>
+            </w:pPr>
+            <w:r>
+              <w:t>051bf5803e8a822ca9b2273f05ea1582</w:t>
+            </w:r>
+          </w:p>
+        </w:tc>
+        <w:tc>
+          <w:p>
+            <w:pPr>
+              <w:pStyle w:stlname="Normal" w:val="Normal"/>
+              <w:jc w:val="left"/>
+            </w:pPr>
+            <w:r>
+              <w:t>8ms</w:t>
+            </w:r>
+          </w:p>
+        </w:tc>
+      </w:tr>
+      <w:tr>
+        <w:tc>
+          <w:p>
+            <w:pPr>
+              <w:pStyle w:stlname="Normal" w:val="Normal"/>
+              <w:jc w:val="left"/>
+            </w:pPr>
+            <w:r>
+              <w:t>concept_relationship</w:t>
+            </w:r>
+          </w:p>
+        </w:tc>
+        <w:tc>
+          <w:p>
+            <w:pPr>
+              <w:pStyle w:stlname="Normal" w:val="Normal"/>
+              <w:jc w:val="left"/>
+            </w:pPr>
+            <w:r>
+              <w:t>19269350</w:t>
+            </w:r>
+          </w:p>
+        </w:tc>
+        <w:tc>
+          <w:p>
+            <w:pPr>
+              <w:pStyle w:stlname="Normal" w:val="Normal"/>
+              <w:jc w:val="left"/>
+            </w:pPr>
+            <w:r>
+              <w:t>concept_id_1</w:t>
+            </w:r>
+          </w:p>
+        </w:tc>
+        <w:tc>
+          <w:p>
+            <w:pPr>
+              <w:pStyle w:stlname="Normal" w:val="Normal"/>
+              <w:jc w:val="left"/>
+            </w:pPr>
+            <w:r>
+              <w:t>1542641</w:t>
+            </w:r>
+          </w:p>
+        </w:tc>
+        <w:tc>
+          <w:p>
+            <w:pPr>
+              <w:pStyle w:stlname="Normal" w:val="Normal"/>
+              <w:jc w:val="left"/>
+            </w:pPr>
+            <w:r>
+              <w:t>e91a630e785c7027929a85adf3c5e220</w:t>
+            </w:r>
+          </w:p>
+        </w:tc>
+        <w:tc>
+          <w:p>
+            <w:pPr>
+              <w:pStyle w:stlname="Normal" w:val="Normal"/>
+              <w:jc w:val="left"/>
+            </w:pPr>
+            <w:r>
+              <w:t>809ms</w:t>
+            </w:r>
+          </w:p>
+        </w:tc>
+      </w:tr>
+      <w:tr>
+        <w:tc>
+          <w:p>
+            <w:pPr>
+              <w:pStyle w:stlname="Normal" w:val="Normal"/>
+              <w:jc w:val="left"/>
+            </w:pPr>
+            <w:r>
+              <w:t>concept_ancestor</w:t>
+            </w:r>
+          </w:p>
+        </w:tc>
+        <w:tc>
+          <w:p>
+            <w:pPr>
+              <w:pStyle w:stlname="Normal" w:val="Normal"/>
+              <w:jc w:val="left"/>
+            </w:pPr>
+            <w:r>
+              <w:t>10909302</w:t>
+            </w:r>
+          </w:p>
+        </w:tc>
+        <w:tc>
+          <w:p>
+            <w:pPr>
+              <w:pStyle w:stlname="Normal" w:val="Normal"/>
+              <w:jc w:val="left"/>
+            </w:pPr>
+            <w:r>
+              <w:t>ancestor_concept_id</w:t>
+            </w:r>
+          </w:p>
+        </w:tc>
+        <w:tc>
+          <w:p>
+            <w:pPr>
+              <w:pStyle w:stlname="Normal" w:val="Normal"/>
+              <w:jc w:val="left"/>
+            </w:pPr>
+            <w:r>
+              <w:t>936845</w:t>
+            </w:r>
+          </w:p>
+        </w:tc>
+        <w:tc>
+          <w:p>
+            <w:pPr>
+              <w:pStyle w:stlname="Normal" w:val="Normal"/>
+              <w:jc w:val="left"/>
+            </w:pPr>
+            <w:r>
+              <w:t>28d93e7cb5f615f2407ffde3f8e7a8aa</w:t>
+            </w:r>
+          </w:p>
+        </w:tc>
+        <w:tc>
+          <w:p>
+            <w:pPr>
+              <w:pStyle w:stlname="Normal" w:val="Normal"/>
+              <w:jc w:val="left"/>
+            </w:pPr>
+            <w:r>
+              <w:t>466ms</w:t>
+            </w:r>
+          </w:p>
+        </w:tc>
+      </w:tr>
+      <w:tr>
+        <w:tc>
+          <w:p>
+            <w:pPr>
+              <w:pStyle w:stlname="Normal" w:val="Normal"/>
+              <w:jc w:val="left"/>
+            </w:pPr>
+            <w:r>
+              <w:t>concept_synonym</w:t>
+            </w:r>
+          </w:p>
+        </w:tc>
+        <w:tc>
+          <w:p>
+            <w:pPr>
+              <w:pStyle w:stlname="Normal" w:val="Normal"/>
+              <w:jc w:val="left"/>
+            </w:pPr>
+            <w:r>
+              <w:t>1419014</w:t>
+            </w:r>
+          </w:p>
+        </w:tc>
+        <w:tc>
+          <w:p>
+            <w:pPr>
+              <w:pStyle w:stlname="Normal" w:val="Normal"/>
+              <w:jc w:val="left"/>
+            </w:pPr>
+            <w:r>
+              <w:t>concept_id</w:t>
+            </w:r>
+          </w:p>
+        </w:tc>
+        <w:tc>
+          <w:p>
+            <w:pPr>
+              <w:pStyle w:stlname="Normal" w:val="Normal"/>
+              <w:jc w:val="left"/>
+            </w:pPr>
+            <w:r>
+              <w:t>1048173</w:t>
+            </w:r>
+          </w:p>
+        </w:tc>
+        <w:tc>
+          <w:p>
+            <w:pPr>
+              <w:pStyle w:stlname="Normal" w:val="Normal"/>
+              <w:jc w:val="left"/>
+            </w:pPr>
+            <w:r>
+              <w:t>dc4ae6e99d5d386647868efd6e3c5d5f</w:t>
+            </w:r>
+          </w:p>
+        </w:tc>
+        <w:tc>
+          <w:p>
+            <w:pPr>
+              <w:pStyle w:stlname="Normal" w:val="Normal"/>
+              <w:jc w:val="left"/>
+            </w:pPr>
+            <w:r>
+              <w:t>90ms</w:t>
+            </w:r>
+          </w:p>
+        </w:tc>
+      </w:tr>
+      <w:tr>
+        <w:tc>
+          <w:p>
+            <w:pPr>
+              <w:pStyle w:stlname="Normal" w:val="Normal"/>
+              <w:jc w:val="left"/>
+            </w:pPr>
+            <w:r>
+              <w:t>drug_strength</w:t>
+            </w:r>
+          </w:p>
+        </w:tc>
+        <w:tc>
+          <w:p>
+            <w:pPr>
+              <w:pStyle w:stlname="Normal" w:val="Normal"/>
+              <w:jc w:val="left"/>
+            </w:pPr>
+            <w:r>
+              <w:t> 200666</w:t>
             </w:r>
           </w:p>
         </w:tc>
@@ -34500,325 +35775,53 @@
               <w:jc w:val="left"/>
             </w:pPr>
             <w:r>
-              <w:t>   256</w:t>
-            </w:r>
-          </w:p>
-        </w:tc>
-        <w:tc>
-          <w:p>
-            <w:pPr>
-              <w:pStyle w:stlname="Normal" w:val="Normal"/>
-              <w:jc w:val="left"/>
-            </w:pPr>
-            <w:r>
-              <w:t>4a3c7ed2b1fc9f9d65b8770dd39ec646</w:t>
-            </w:r>
-          </w:p>
-        </w:tc>
-        <w:tc>
-          <w:p>
-            <w:pPr>
-              <w:pStyle w:stlname="Normal" w:val="Normal"/>
-              <w:jc w:val="left"/>
-            </w:pPr>
-            <w:r>
-              <w:t>76ms</w:t>
-            </w:r>
-          </w:p>
-        </w:tc>
-      </w:tr>
-      <w:tr>
-        <w:tc>
-          <w:p>
-            <w:pPr>
-              <w:pStyle w:stlname="Normal" w:val="Normal"/>
-              <w:jc w:val="left"/>
-            </w:pPr>
-            <w:r>
-              <w:t>procedure_occurrence</w:t>
-            </w:r>
-          </w:p>
-        </w:tc>
-        <w:tc>
-          <w:p>
-            <w:pPr>
-              <w:pStyle w:stlname="Normal" w:val="Normal"/>
-              <w:jc w:val="left"/>
-            </w:pPr>
-            <w:r>
-              <w:t>1296930</w:t>
-            </w:r>
-          </w:p>
-        </w:tc>
-        <w:tc>
-          <w:p>
-            <w:pPr>
-              <w:pStyle w:stlname="Normal" w:val="Normal"/>
-              <w:jc w:val="left"/>
-            </w:pPr>
-            <w:r>
-              <w:t>procedure_concept_id</w:t>
-            </w:r>
-          </w:p>
-        </w:tc>
-        <w:tc>
-          <w:p>
-            <w:pPr>
-              <w:pStyle w:stlname="Normal" w:val="Normal"/>
-              <w:jc w:val="left"/>
-            </w:pPr>
-            <w:r>
-              <w:t>   173</w:t>
-            </w:r>
-          </w:p>
-        </w:tc>
-        <w:tc>
-          <w:p>
-            <w:pPr>
-              <w:pStyle w:stlname="Normal" w:val="Normal"/>
-              <w:jc w:val="left"/>
-            </w:pPr>
-            <w:r>
-              <w:t>9b29d1ad0d4789ee3118053f4898767a</w:t>
-            </w:r>
-          </w:p>
-        </w:tc>
-        <w:tc>
-          <w:p>
-            <w:pPr>
-              <w:pStyle w:stlname="Normal" w:val="Normal"/>
-              <w:jc w:val="left"/>
-            </w:pPr>
-            <w:r>
-              <w:t>70ms</w:t>
-            </w:r>
-          </w:p>
-        </w:tc>
-      </w:tr>
-      <w:tr>
-        <w:tc>
-          <w:p>
-            <w:pPr>
-              <w:pStyle w:stlname="Normal" w:val="Normal"/>
-              <w:jc w:val="left"/>
-            </w:pPr>
-            <w:r>
-              <w:t>measurement</w:t>
-            </w:r>
-          </w:p>
-        </w:tc>
-        <w:tc>
-          <w:p>
-            <w:pPr>
-              <w:pStyle w:stlname="Normal" w:val="Normal"/>
-              <w:jc w:val="left"/>
-            </w:pPr>
-            <w:r>
-              <w:t>15072717</w:t>
-            </w:r>
-          </w:p>
-        </w:tc>
-        <w:tc>
-          <w:p>
-            <w:pPr>
-              <w:pStyle w:stlname="Normal" w:val="Normal"/>
-              <w:jc w:val="left"/>
-            </w:pPr>
-            <w:r>
-              <w:t>measurement_concept_id</w:t>
-            </w:r>
-          </w:p>
-        </w:tc>
-        <w:tc>
-          <w:p>
-            <w:pPr>
-              <w:pStyle w:stlname="Normal" w:val="Normal"/>
-              <w:jc w:val="left"/>
-            </w:pPr>
-            <w:r>
-              <w:t>    52</w:t>
-            </w:r>
-          </w:p>
-        </w:tc>
-        <w:tc>
-          <w:p>
-            <w:pPr>
-              <w:pStyle w:stlname="Normal" w:val="Normal"/>
-              <w:jc w:val="left"/>
-            </w:pPr>
-            <w:r>
-              <w:t>9ada71a4f2cae3386ade74407b81e7bf</w:t>
-            </w:r>
-          </w:p>
-        </w:tc>
-        <w:tc>
-          <w:p>
-            <w:pPr>
-              <w:pStyle w:stlname="Normal" w:val="Normal"/>
-              <w:jc w:val="left"/>
-            </w:pPr>
-            <w:r>
-              <w:t>623ms</w:t>
-            </w:r>
-          </w:p>
-        </w:tc>
-      </w:tr>
-      <w:tr>
-        <w:tc>
-          <w:p>
-            <w:pPr>
-              <w:pStyle w:stlname="Normal" w:val="Normal"/>
-              <w:jc w:val="left"/>
-            </w:pPr>
-            <w:r>
-              <w:t>observation</w:t>
-            </w:r>
-          </w:p>
-        </w:tc>
-        <w:tc>
-          <w:p>
-            <w:pPr>
-              <w:pStyle w:stlname="Normal" w:val="Normal"/>
-              <w:jc w:val="left"/>
-            </w:pPr>
-            <w:r>
-              <w:t> 465207</w:t>
-            </w:r>
-          </w:p>
-        </w:tc>
-        <w:tc>
-          <w:p>
-            <w:pPr>
-              <w:pStyle w:stlname="Normal" w:val="Normal"/>
-              <w:jc w:val="left"/>
-            </w:pPr>
-            <w:r>
-              <w:t>observation_concept_id</w:t>
-            </w:r>
-          </w:p>
-        </w:tc>
-        <w:tc>
-          <w:p>
-            <w:pPr>
-              <w:pStyle w:stlname="Normal" w:val="Normal"/>
-              <w:jc w:val="left"/>
-            </w:pPr>
-            <w:r>
-              <w:t>    40</w:t>
-            </w:r>
-          </w:p>
-        </w:tc>
-        <w:tc>
-          <w:p>
-            <w:pPr>
-              <w:pStyle w:stlname="Normal" w:val="Normal"/>
-              <w:jc w:val="left"/>
-            </w:pPr>
-            <w:r>
-              <w:t>9e31ec351a25fd41847cc072b3aa6160</w:t>
-            </w:r>
-          </w:p>
-        </w:tc>
-        <w:tc>
-          <w:p>
-            <w:pPr>
-              <w:pStyle w:stlname="Normal" w:val="Normal"/>
-              <w:jc w:val="left"/>
-            </w:pPr>
-            <w:r>
-              <w:t>29ms</w:t>
-            </w:r>
-          </w:p>
-        </w:tc>
-      </w:tr>
-      <w:tr>
-        <w:tc>
-          <w:p>
-            <w:pPr>
-              <w:pStyle w:stlname="Normal" w:val="Normal"/>
-              <w:jc w:val="left"/>
-            </w:pPr>
-            <w:r>
-              <w:t>death</w:t>
-            </w:r>
-          </w:p>
-        </w:tc>
-        <w:tc>
-          <w:p>
-            <w:pPr>
-              <w:pStyle w:stlname="Normal" w:val="Normal"/>
-              <w:jc w:val="left"/>
-            </w:pPr>
-            <w:r>
-              <w:t>      0</w:t>
-            </w:r>
-          </w:p>
-        </w:tc>
-        <w:tc>
-          <w:p>
-            <w:pPr>
-              <w:pStyle w:stlname="Normal" w:val="Normal"/>
-              <w:jc w:val="left"/>
-            </w:pPr>
-            <w:r>
-              <w:t>person_id</w:t>
-            </w:r>
-          </w:p>
-        </w:tc>
-        <w:tc>
-          <w:p>
-            <w:pPr>
-              <w:pStyle w:stlname="Normal" w:val="Normal"/>
-              <w:jc w:val="left"/>
-            </w:pPr>
-            <w:r>
-              <w:t>     0</w:t>
-            </w:r>
-          </w:p>
-        </w:tc>
-        <w:tc>
-          <w:p>
-            <w:pPr>
-              <w:pStyle w:stlname="Normal" w:val="Normal"/>
-              <w:jc w:val="left"/>
-            </w:pPr>
-            <w:r>
-              <w:t>d14098609dcab3ee6d1564717bc0506a</w:t>
-            </w:r>
-          </w:p>
-        </w:tc>
-        <w:tc>
-          <w:p>
-            <w:pPr>
-              <w:pStyle w:stlname="Normal" w:val="Normal"/>
-              <w:jc w:val="left"/>
-            </w:pPr>
-            <w:r>
-              <w:t>7ms</w:t>
-            </w:r>
-          </w:p>
-        </w:tc>
-      </w:tr>
-      <w:tr>
-        <w:tc>
-          <w:p>
-            <w:pPr>
-              <w:pStyle w:stlname="Normal" w:val="Normal"/>
-              <w:jc w:val="left"/>
-            </w:pPr>
-            <w:r>
-              <w:t>location</w:t>
-            </w:r>
-          </w:p>
-        </w:tc>
-        <w:tc>
-          <w:p>
-            <w:pPr>
-              <w:pStyle w:stlname="Normal" w:val="Normal"/>
-              <w:jc w:val="left"/>
-            </w:pPr>
-            <w:r>
-              <w:t>      0</w:t>
+              <w:t>149545</w:t>
+            </w:r>
+          </w:p>
+        </w:tc>
+        <w:tc>
+          <w:p>
+            <w:pPr>
+              <w:pStyle w:stlname="Normal" w:val="Normal"/>
+              <w:jc w:val="left"/>
+            </w:pPr>
+            <w:r>
+              <w:t>d87838a23a2f3c16ece5dcdc799bf219</w:t>
+            </w:r>
+          </w:p>
+        </w:tc>
+        <w:tc>
+          <w:p>
+            <w:pPr>
+              <w:pStyle w:stlname="Normal" w:val="Normal"/>
+              <w:jc w:val="left"/>
+            </w:pPr>
+            <w:r>
+              <w:t>23ms</w:t>
+            </w:r>
+          </w:p>
+        </w:tc>
+      </w:tr>
+      <w:tr>
+        <w:tc>
+          <w:p>
+            <w:pPr>
+              <w:pStyle w:stlname="Normal" w:val="Normal"/>
+              <w:jc w:val="left"/>
+            </w:pPr>
+            <w:r>
+              <w:t>cdm_source</w:t>
+            </w:r>
+          </w:p>
+        </w:tc>
+        <w:tc>
+          <w:p>
+            <w:pPr>
+              <w:pStyle w:stlname="Normal" w:val="Normal"/>
+              <w:jc w:val="left"/>
+            </w:pPr>
+            <w:r>
+              <w:t>      1</w:t>
             </w:r>
           </w:p>
         </w:tc>
@@ -34851,7 +35854,7 @@
               <w:jc w:val="left"/>
             </w:pPr>
             <w:r>
-              <w:t>74b732f062cf03d67cdc68c0581990dd</w:t>
+              <w:t>f191460221fc0dbe1474c8a748c2e8e2</w:t>
             </w:r>
           </w:p>
         </w:tc>
@@ -34867,839 +35870,7 @@
           </w:p>
         </w:tc>
       </w:tr>
-      <w:tr>
-        <w:tc>
-          <w:p>
-            <w:pPr>
-              <w:pStyle w:stlname="Normal" w:val="Normal"/>
-              <w:jc w:val="left"/>
-            </w:pPr>
-            <w:r>
-              <w:t>care_site</w:t>
-            </w:r>
-          </w:p>
-        </w:tc>
-        <w:tc>
-          <w:p>
-            <w:pPr>
-              <w:pStyle w:stlname="Normal" w:val="Normal"/>
-              <w:jc w:val="left"/>
-            </w:pPr>
-            <w:r>
-              <w:t>      0</w:t>
-            </w:r>
-          </w:p>
-        </w:tc>
-        <w:tc>
-          <w:p>
-            <w:pPr>
-              <w:pStyle w:stlname="Normal" w:val="Normal"/>
-              <w:jc w:val="left"/>
-            </w:pPr>
-            <w:r>
-              <w:t>NA</w:t>
-            </w:r>
-          </w:p>
-        </w:tc>
-        <w:tc>
-          <w:p>
-            <w:pPr>
-              <w:pStyle w:stlname="Normal" w:val="Normal"/>
-              <w:jc w:val="left"/>
-            </w:pPr>
-            <w:r>
-              <w:t>    -1</w:t>
-            </w:r>
-          </w:p>
-        </w:tc>
-        <w:tc>
-          <w:p>
-            <w:pPr>
-              <w:pStyle w:stlname="Normal" w:val="Normal"/>
-              <w:jc w:val="left"/>
-            </w:pPr>
-            <w:r>
-              <w:t>95fe692e399cfd19c7f01cc2f8c453a3</w:t>
-            </w:r>
-          </w:p>
-        </w:tc>
-        <w:tc>
-          <w:p>
-            <w:pPr>
-              <w:pStyle w:stlname="Normal" w:val="Normal"/>
-              <w:jc w:val="left"/>
-            </w:pPr>
-            <w:r>
-              <w:t>10ms</w:t>
-            </w:r>
-          </w:p>
-        </w:tc>
-      </w:tr>
-      <w:tr>
-        <w:tc>
-          <w:p>
-            <w:pPr>
-              <w:pStyle w:stlname="Normal" w:val="Normal"/>
-              <w:jc w:val="left"/>
-            </w:pPr>
-            <w:r>
-              <w:t>provider</w:t>
-            </w:r>
-          </w:p>
-        </w:tc>
-        <w:tc>
-          <w:p>
-            <w:pPr>
-              <w:pStyle w:stlname="Normal" w:val="Normal"/>
-              <w:jc w:val="left"/>
-            </w:pPr>
-            <w:r>
-              <w:t>   1181</w:t>
-            </w:r>
-          </w:p>
-        </w:tc>
-        <w:tc>
-          <w:p>
-            <w:pPr>
-              <w:pStyle w:stlname="Normal" w:val="Normal"/>
-              <w:jc w:val="left"/>
-            </w:pPr>
-            <w:r>
-              <w:t>NA</w:t>
-            </w:r>
-          </w:p>
-        </w:tc>
-        <w:tc>
-          <w:p>
-            <w:pPr>
-              <w:pStyle w:stlname="Normal" w:val="Normal"/>
-              <w:jc w:val="left"/>
-            </w:pPr>
-            <w:r>
-              <w:t>    -1</w:t>
-            </w:r>
-          </w:p>
-        </w:tc>
-        <w:tc>
-          <w:p>
-            <w:pPr>
-              <w:pStyle w:stlname="Normal" w:val="Normal"/>
-              <w:jc w:val="left"/>
-            </w:pPr>
-            <w:r>
-              <w:t>209e7f5f65e5dcd6399df1bdb0c619f3</w:t>
-            </w:r>
-          </w:p>
-        </w:tc>
-        <w:tc>
-          <w:p>
-            <w:pPr>
-              <w:pStyle w:stlname="Normal" w:val="Normal"/>
-              <w:jc w:val="left"/>
-            </w:pPr>
-            <w:r>
-              <w:t>8ms</w:t>
-            </w:r>
-          </w:p>
-        </w:tc>
-      </w:tr>
-      <w:tr>
-        <w:tc>
-          <w:p>
-            <w:pPr>
-              <w:pStyle w:stlname="Normal" w:val="Normal"/>
-              <w:jc w:val="left"/>
-            </w:pPr>
-            <w:r>
-              <w:t>drug_era</w:t>
-            </w:r>
-          </w:p>
-        </w:tc>
-        <w:tc>
-          <w:p>
-            <w:pPr>
-              <w:pStyle w:stlname="Normal" w:val="Normal"/>
-              <w:jc w:val="left"/>
-            </w:pPr>
-            <w:r>
-              <w:t> 178000</w:t>
-            </w:r>
-          </w:p>
-        </w:tc>
-        <w:tc>
-          <w:p>
-            <w:pPr>
-              <w:pStyle w:stlname="Normal" w:val="Normal"/>
-              <w:jc w:val="left"/>
-            </w:pPr>
-            <w:r>
-              <w:t>drug_concept_id</w:t>
-            </w:r>
-          </w:p>
-        </w:tc>
-        <w:tc>
-          <w:p>
-            <w:pPr>
-              <w:pStyle w:stlname="Normal" w:val="Normal"/>
-              <w:jc w:val="left"/>
-            </w:pPr>
-            <w:r>
-              <w:t>   194</w:t>
-            </w:r>
-          </w:p>
-        </w:tc>
-        <w:tc>
-          <w:p>
-            <w:pPr>
-              <w:pStyle w:stlname="Normal" w:val="Normal"/>
-              <w:jc w:val="left"/>
-            </w:pPr>
-            <w:r>
-              <w:t>0af612d3380dca2e7b256ec6d7600a71</w:t>
-            </w:r>
-          </w:p>
-        </w:tc>
-        <w:tc>
-          <w:p>
-            <w:pPr>
-              <w:pStyle w:stlname="Normal" w:val="Normal"/>
-              <w:jc w:val="left"/>
-            </w:pPr>
-            <w:r>
-              <w:t>15ms</w:t>
-            </w:r>
-          </w:p>
-        </w:tc>
-      </w:tr>
-      <w:tr>
-        <w:tc>
-          <w:p>
-            <w:pPr>
-              <w:pStyle w:stlname="Normal" w:val="Normal"/>
-              <w:jc w:val="left"/>
-            </w:pPr>
-            <w:r>
-              <w:t>dose_era</w:t>
-            </w:r>
-          </w:p>
-        </w:tc>
-        <w:tc>
-          <w:p>
-            <w:pPr>
-              <w:pStyle w:stlname="Normal" w:val="Normal"/>
-              <w:jc w:val="left"/>
-            </w:pPr>
-            <w:r>
-              <w:t>      0</w:t>
-            </w:r>
-          </w:p>
-        </w:tc>
-        <w:tc>
-          <w:p>
-            <w:pPr>
-              <w:pStyle w:stlname="Normal" w:val="Normal"/>
-              <w:jc w:val="left"/>
-            </w:pPr>
-            <w:r>
-              <w:t>NA</w:t>
-            </w:r>
-          </w:p>
-        </w:tc>
-        <w:tc>
-          <w:p>
-            <w:pPr>
-              <w:pStyle w:stlname="Normal" w:val="Normal"/>
-              <w:jc w:val="left"/>
-            </w:pPr>
-            <w:r>
-              <w:t>    -1</w:t>
-            </w:r>
-          </w:p>
-        </w:tc>
-        <w:tc>
-          <w:p>
-            <w:pPr>
-              <w:pStyle w:stlname="Normal" w:val="Normal"/>
-              <w:jc w:val="left"/>
-            </w:pPr>
-            <w:r>
-              <w:t>5be0ad26bc89883375a59343ac967116</w:t>
-            </w:r>
-          </w:p>
-        </w:tc>
-        <w:tc>
-          <w:p>
-            <w:pPr>
-              <w:pStyle w:stlname="Normal" w:val="Normal"/>
-              <w:jc w:val="left"/>
-            </w:pPr>
-            <w:r>
-              <w:t>7ms</w:t>
-            </w:r>
-          </w:p>
-        </w:tc>
-      </w:tr>
-      <w:tr>
-        <w:tc>
-          <w:p>
-            <w:pPr>
-              <w:pStyle w:stlname="Normal" w:val="Normal"/>
-              <w:jc w:val="left"/>
-            </w:pPr>
-            <w:r>
-              <w:t>condition_era</w:t>
-            </w:r>
-          </w:p>
-        </w:tc>
-        <w:tc>
-          <w:p>
-            <w:pPr>
-              <w:pStyle w:stlname="Normal" w:val="Normal"/>
-              <w:jc w:val="left"/>
-            </w:pPr>
-            <w:r>
-              <w:t> 389210</w:t>
-            </w:r>
-          </w:p>
-        </w:tc>
-        <w:tc>
-          <w:p>
-            <w:pPr>
-              <w:pStyle w:stlname="Normal" w:val="Normal"/>
-              <w:jc w:val="left"/>
-            </w:pPr>
-            <w:r>
-              <w:t>condition_concept_id</w:t>
-            </w:r>
-          </w:p>
-        </w:tc>
-        <w:tc>
-          <w:p>
-            <w:pPr>
-              <w:pStyle w:stlname="Normal" w:val="Normal"/>
-              <w:jc w:val="left"/>
-            </w:pPr>
-            <w:r>
-              <w:t>   221</w:t>
-            </w:r>
-          </w:p>
-        </w:tc>
-        <w:tc>
-          <w:p>
-            <w:pPr>
-              <w:pStyle w:stlname="Normal" w:val="Normal"/>
-              <w:jc w:val="left"/>
-            </w:pPr>
-            <w:r>
-              <w:t>07d8ba0441ea9dfd8968bf62bcbd5c33</w:t>
-            </w:r>
-          </w:p>
-        </w:tc>
-        <w:tc>
-          <w:p>
-            <w:pPr>
-              <w:pStyle w:stlname="Normal" w:val="Normal"/>
-              <w:jc w:val="left"/>
-            </w:pPr>
-            <w:r>
-              <w:t>24ms</w:t>
-            </w:r>
-          </w:p>
-        </w:tc>
-      </w:tr>
-      <w:tr>
-        <w:tc>
-          <w:p>
-            <w:pPr>
-              <w:pStyle w:stlname="Normal" w:val="Normal"/>
-              <w:jc w:val="left"/>
-            </w:pPr>
-            <w:r>
-              <w:t>concept</w:t>
-            </w:r>
-          </w:p>
-        </w:tc>
-        <w:tc>
-          <w:p>
-            <w:pPr>
-              <w:pStyle w:stlname="Normal" w:val="Normal"/>
-              <w:jc w:val="left"/>
-            </w:pPr>
-            <w:r>
-              <w:t>1575149</w:t>
-            </w:r>
-          </w:p>
-        </w:tc>
-        <w:tc>
-          <w:p>
-            <w:pPr>
-              <w:pStyle w:stlname="Normal" w:val="Normal"/>
-              <w:jc w:val="left"/>
-            </w:pPr>
-            <w:r>
-              <w:t>concept_id</w:t>
-            </w:r>
-          </w:p>
-        </w:tc>
-        <w:tc>
-          <w:p>
-            <w:pPr>
-              <w:pStyle w:stlname="Normal" w:val="Normal"/>
-              <w:jc w:val="left"/>
-            </w:pPr>
-            <w:r>
-              <w:t>1575149</w:t>
-            </w:r>
-          </w:p>
-        </w:tc>
-        <w:tc>
-          <w:p>
-            <w:pPr>
-              <w:pStyle w:stlname="Normal" w:val="Normal"/>
-              <w:jc w:val="left"/>
-            </w:pPr>
-            <w:r>
-              <w:t>40d8fc8a7cfa88981e12a744a6ed3e7d</w:t>
-            </w:r>
-          </w:p>
-        </w:tc>
-        <w:tc>
-          <w:p>
-            <w:pPr>
-              <w:pStyle w:stlname="Normal" w:val="Normal"/>
-              <w:jc w:val="left"/>
-            </w:pPr>
-            <w:r>
-              <w:t>110ms</w:t>
-            </w:r>
-          </w:p>
-        </w:tc>
-      </w:tr>
-      <w:tr>
-        <w:tc>
-          <w:p>
-            <w:pPr>
-              <w:pStyle w:stlname="Normal" w:val="Normal"/>
-              <w:jc w:val="left"/>
-            </w:pPr>
-            <w:r>
-              <w:t>vocabulary</w:t>
-            </w:r>
-          </w:p>
-        </w:tc>
-        <w:tc>
-          <w:p>
-            <w:pPr>
-              <w:pStyle w:stlname="Normal" w:val="Normal"/>
-              <w:jc w:val="left"/>
-            </w:pPr>
-            <w:r>
-              <w:t>     44</w:t>
-            </w:r>
-          </w:p>
-        </w:tc>
-        <w:tc>
-          <w:p>
-            <w:pPr>
-              <w:pStyle w:stlname="Normal" w:val="Normal"/>
-              <w:jc w:val="left"/>
-            </w:pPr>
-            <w:r>
-              <w:t>vocabulary_id</w:t>
-            </w:r>
-          </w:p>
-        </w:tc>
-        <w:tc>
-          <w:p>
-            <w:pPr>
-              <w:pStyle w:stlname="Normal" w:val="Normal"/>
-              <w:jc w:val="left"/>
-            </w:pPr>
-            <w:r>
-              <w:t>    44</w:t>
-            </w:r>
-          </w:p>
-        </w:tc>
-        <w:tc>
-          <w:p>
-            <w:pPr>
-              <w:pStyle w:stlname="Normal" w:val="Normal"/>
-              <w:jc w:val="left"/>
-            </w:pPr>
-            <w:r>
-              <w:t>051bf5803e8a822ca9b2273f05ea1582</w:t>
-            </w:r>
-          </w:p>
-        </w:tc>
-        <w:tc>
-          <w:p>
-            <w:pPr>
-              <w:pStyle w:stlname="Normal" w:val="Normal"/>
-              <w:jc w:val="left"/>
-            </w:pPr>
-            <w:r>
-              <w:t>9ms</w:t>
-            </w:r>
-          </w:p>
-        </w:tc>
-      </w:tr>
-      <w:tr>
-        <w:tc>
-          <w:p>
-            <w:pPr>
-              <w:pStyle w:stlname="Normal" w:val="Normal"/>
-              <w:jc w:val="left"/>
-            </w:pPr>
-            <w:r>
-              <w:t>concept_relationship</w:t>
-            </w:r>
-          </w:p>
-        </w:tc>
-        <w:tc>
-          <w:p>
-            <w:pPr>
-              <w:pStyle w:stlname="Normal" w:val="Normal"/>
-              <w:jc w:val="left"/>
-            </w:pPr>
-            <w:r>
-              <w:t>19269350</w:t>
-            </w:r>
-          </w:p>
-        </w:tc>
-        <w:tc>
-          <w:p>
-            <w:pPr>
-              <w:pStyle w:stlname="Normal" w:val="Normal"/>
-              <w:jc w:val="left"/>
-            </w:pPr>
-            <w:r>
-              <w:t>concept_id_1</w:t>
-            </w:r>
-          </w:p>
-        </w:tc>
-        <w:tc>
-          <w:p>
-            <w:pPr>
-              <w:pStyle w:stlname="Normal" w:val="Normal"/>
-              <w:jc w:val="left"/>
-            </w:pPr>
-            <w:r>
-              <w:t>1542641</w:t>
-            </w:r>
-          </w:p>
-        </w:tc>
-        <w:tc>
-          <w:p>
-            <w:pPr>
-              <w:pStyle w:stlname="Normal" w:val="Normal"/>
-              <w:jc w:val="left"/>
-            </w:pPr>
-            <w:r>
-              <w:t>e91a630e785c7027929a85adf3c5e220</w:t>
-            </w:r>
-          </w:p>
-        </w:tc>
-        <w:tc>
-          <w:p>
-            <w:pPr>
-              <w:pStyle w:stlname="Normal" w:val="Normal"/>
-              <w:jc w:val="left"/>
-            </w:pPr>
-            <w:r>
-              <w:t>837ms</w:t>
-            </w:r>
-          </w:p>
-        </w:tc>
-      </w:tr>
-      <w:tr>
-        <w:tc>
-          <w:p>
-            <w:pPr>
-              <w:pStyle w:stlname="Normal" w:val="Normal"/>
-              <w:jc w:val="left"/>
-            </w:pPr>
-            <w:r>
-              <w:t>concept_ancestor</w:t>
-            </w:r>
-          </w:p>
-        </w:tc>
-        <w:tc>
-          <w:p>
-            <w:pPr>
-              <w:pStyle w:stlname="Normal" w:val="Normal"/>
-              <w:jc w:val="left"/>
-            </w:pPr>
-            <w:r>
-              <w:t>10909302</w:t>
-            </w:r>
-          </w:p>
-        </w:tc>
-        <w:tc>
-          <w:p>
-            <w:pPr>
-              <w:pStyle w:stlname="Normal" w:val="Normal"/>
-              <w:jc w:val="left"/>
-            </w:pPr>
-            <w:r>
-              <w:t>ancestor_concept_id</w:t>
-            </w:r>
-          </w:p>
-        </w:tc>
-        <w:tc>
-          <w:p>
-            <w:pPr>
-              <w:pStyle w:stlname="Normal" w:val="Normal"/>
-              <w:jc w:val="left"/>
-            </w:pPr>
-            <w:r>
-              <w:t>936845</w:t>
-            </w:r>
-          </w:p>
-        </w:tc>
-        <w:tc>
-          <w:p>
-            <w:pPr>
-              <w:pStyle w:stlname="Normal" w:val="Normal"/>
-              <w:jc w:val="left"/>
-            </w:pPr>
-            <w:r>
-              <w:t>28d93e7cb5f615f2407ffde3f8e7a8aa</w:t>
-            </w:r>
-          </w:p>
-        </w:tc>
-        <w:tc>
-          <w:p>
-            <w:pPr>
-              <w:pStyle w:stlname="Normal" w:val="Normal"/>
-              <w:jc w:val="left"/>
-            </w:pPr>
-            <w:r>
-              <w:t>466ms</w:t>
-            </w:r>
-          </w:p>
-        </w:tc>
-      </w:tr>
-      <w:tr>
-        <w:tc>
-          <w:p>
-            <w:pPr>
-              <w:pStyle w:stlname="Normal" w:val="Normal"/>
-              <w:jc w:val="left"/>
-            </w:pPr>
-            <w:r>
-              <w:t>concept_synonym</w:t>
-            </w:r>
-          </w:p>
-        </w:tc>
-        <w:tc>
-          <w:p>
-            <w:pPr>
-              <w:pStyle w:stlname="Normal" w:val="Normal"/>
-              <w:jc w:val="left"/>
-            </w:pPr>
-            <w:r>
-              <w:t>1419014</w:t>
-            </w:r>
-          </w:p>
-        </w:tc>
-        <w:tc>
-          <w:p>
-            <w:pPr>
-              <w:pStyle w:stlname="Normal" w:val="Normal"/>
-              <w:jc w:val="left"/>
-            </w:pPr>
-            <w:r>
-              <w:t>concept_id</w:t>
-            </w:r>
-          </w:p>
-        </w:tc>
-        <w:tc>
-          <w:p>
-            <w:pPr>
-              <w:pStyle w:stlname="Normal" w:val="Normal"/>
-              <w:jc w:val="left"/>
-            </w:pPr>
-            <w:r>
-              <w:t>1048173</w:t>
-            </w:r>
-          </w:p>
-        </w:tc>
-        <w:tc>
-          <w:p>
-            <w:pPr>
-              <w:pStyle w:stlname="Normal" w:val="Normal"/>
-              <w:jc w:val="left"/>
-            </w:pPr>
-            <w:r>
-              <w:t>dc4ae6e99d5d386647868efd6e3c5d5f</w:t>
-            </w:r>
-          </w:p>
-        </w:tc>
-        <w:tc>
-          <w:p>
-            <w:pPr>
-              <w:pStyle w:stlname="Normal" w:val="Normal"/>
-              <w:jc w:val="left"/>
-            </w:pPr>
-            <w:r>
-              <w:t>95ms</w:t>
-            </w:r>
-          </w:p>
-        </w:tc>
-      </w:tr>
-      <w:tr>
-        <w:tc>
-          <w:p>
-            <w:pPr>
-              <w:pStyle w:stlname="Normal" w:val="Normal"/>
-              <w:jc w:val="left"/>
-            </w:pPr>
-            <w:r>
-              <w:t>drug_strength</w:t>
-            </w:r>
-          </w:p>
-        </w:tc>
-        <w:tc>
-          <w:p>
-            <w:pPr>
-              <w:pStyle w:stlname="Normal" w:val="Normal"/>
-              <w:jc w:val="left"/>
-            </w:pPr>
-            <w:r>
-              <w:t> 200666</w:t>
-            </w:r>
-          </w:p>
-        </w:tc>
-        <w:tc>
-          <w:p>
-            <w:pPr>
-              <w:pStyle w:stlname="Normal" w:val="Normal"/>
-              <w:jc w:val="left"/>
-            </w:pPr>
-            <w:r>
-              <w:t>drug_concept_id</w:t>
-            </w:r>
-          </w:p>
-        </w:tc>
-        <w:tc>
-          <w:p>
-            <w:pPr>
-              <w:pStyle w:stlname="Normal" w:val="Normal"/>
-              <w:jc w:val="left"/>
-            </w:pPr>
-            <w:r>
-              <w:t>149545</w:t>
-            </w:r>
-          </w:p>
-        </w:tc>
-        <w:tc>
-          <w:p>
-            <w:pPr>
-              <w:pStyle w:stlname="Normal" w:val="Normal"/>
-              <w:jc w:val="left"/>
-            </w:pPr>
-            <w:r>
-              <w:t>d87838a23a2f3c16ece5dcdc799bf219</w:t>
-            </w:r>
-          </w:p>
-        </w:tc>
-        <w:tc>
-          <w:p>
-            <w:pPr>
-              <w:pStyle w:stlname="Normal" w:val="Normal"/>
-              <w:jc w:val="left"/>
-            </w:pPr>
-            <w:r>
-              <w:t>20ms</w:t>
-            </w:r>
-          </w:p>
-        </w:tc>
-      </w:tr>
-      <w:tr>
-        <w:tc>
-          <w:p>
-            <w:pPr>
-              <w:pStyle w:stlname="Normal" w:val="Normal"/>
-              <w:jc w:val="left"/>
-            </w:pPr>
-            <w:r>
-              <w:t>cdm_source</w:t>
-            </w:r>
-          </w:p>
-        </w:tc>
-        <w:tc>
-          <w:p>
-            <w:pPr>
-              <w:pStyle w:stlname="Normal" w:val="Normal"/>
-              <w:jc w:val="left"/>
-            </w:pPr>
-            <w:r>
-              <w:t>      1</w:t>
-            </w:r>
-          </w:p>
-        </w:tc>
-        <w:tc>
-          <w:p>
-            <w:pPr>
-              <w:pStyle w:stlname="Normal" w:val="Normal"/>
-              <w:jc w:val="left"/>
-            </w:pPr>
-            <w:r>
-              <w:t>NA</w:t>
-            </w:r>
-          </w:p>
-        </w:tc>
-        <w:tc>
-          <w:p>
-            <w:pPr>
-              <w:pStyle w:stlname="Normal" w:val="Normal"/>
-              <w:jc w:val="left"/>
-            </w:pPr>
-            <w:r>
-              <w:t>    -1</w:t>
-            </w:r>
-          </w:p>
-        </w:tc>
-        <w:tc>
-          <w:p>
-            <w:pPr>
-              <w:pStyle w:stlname="Normal" w:val="Normal"/>
-              <w:jc w:val="left"/>
-            </w:pPr>
-            <w:r>
-              <w:t>f191460221fc0dbe1474c8a748c2e8e2</w:t>
-            </w:r>
-          </w:p>
-        </w:tc>
-        <w:tc>
-          <w:p>
-            <w:pPr>
-              <w:pStyle w:stlname="Normal" w:val="Normal"/>
-              <w:jc w:val="left"/>
-            </w:pPr>
-            <w:r>
-              <w:t>10ms</w:t>
-            </w:r>
-          </w:p>
-        </w:tc>
-      </w:tr>
     </w:tbl>
-    <w:p>
-      <w:pPr>
-        <w:pStyle w:val="FootnotetextAgency"/>
-      </w:pPr>
-      <w:r>
-        <w:t xml:space="preserve">No query duration found</w:t>
-      </w:r>
-    </w:p>
-    <w:p>
-      <w:pPr>
-        <w:pStyle w:val="FootnotetextAgency"/>
-      </w:pPr>
-      <w:r>
-        <w:t xml:space="preserve">No query duration found</w:t>
-      </w:r>
-    </w:p>
     <w:sectPr>
       <w:headerReference w:type="default" r:id="rId10"/>
       <w:footerReference w:type="default" r:id="rId11"/>
